--- a/docs/app/deliverables/MeiGallery_App_1.0_需求冻结确认单.docx
+++ b/docs/app/deliverables/MeiGallery_App_1.0_需求冻结确认单.docx
@@ -712,7 +712,7 @@
           <w:color w:val="8F244B"/>
           <w:sz w:val="21"/>
         </w:rPr>
-        <w:t>产品范围、功能和页面交互已具备客户确认条件；当前仍有 8 项客户决策、7 组专业门禁和剩余页面视觉定稿工作，因此尚未授权开发。</w:t>
+        <w:t>产品范围、功能和页面交互已具备客户确认条件；Figma 92 页/349 状态最终设计已完成；当前仍有 8 项客户决策、7 组专业门禁和客户视觉签署，因此尚未授权开发。</w:t>
       </w:r>
     </w:p>
     <w:p>
@@ -734,7 +734,7 @@
           <w:color w:val="686970"/>
           <w:sz w:val="15"/>
         </w:rPr>
-        <w:t>0eadf8e4a43d9750568d40f1535634602b7bb44dca3b8a0c00072e9a64ba7ec3</w:t>
+        <w:t>830d8870308444aeadf50c9f58ae707e21a1ceaa5df6378ea0828f8cb473bef0</w:t>
       </w:r>
     </w:p>
     <w:p>
@@ -779,7 +779,7 @@
           <w:color w:val="8F244B"/>
           <w:sz w:val="20"/>
         </w:rPr>
-        <w:t>本次基线覆盖 92 个 Page ID，包含 146 张基础原型和 23 张 Figma 最终状态，169/169 个确定性映射已经校验。</w:t>
+        <w:t>本次基线覆盖 92 个 Page ID、349 个 Figma 最终状态、92 个流程预览和 2,284 个有效交互动作；客户文档 169/169 个确定性图片映射已经校验。</w:t>
       </w:r>
     </w:p>
     <w:tbl>
@@ -1483,7 +1483,7 @@
                 <w:color w:val="1F1F22"/>
                 <w:sz w:val="17"/>
               </w:rPr>
-              <w:t>146 张基础 + 23 张 Figma 最终状态</w:t>
+              <w:t>146 张基础 + 23 张逐状态导出</w:t>
             </w:r>
           </w:p>
         </w:tc>
@@ -1636,7 +1636,7 @@
                 <w:color w:val="1F1F22"/>
                 <w:sz w:val="17"/>
               </w:rPr>
-              <w:t>5 页完成 Figma 多状态最终稿</w:t>
+              <w:t>92 页 / 349 状态最终稿</w:t>
             </w:r>
           </w:p>
         </w:tc>
@@ -1673,7 +1673,7 @@
                 <w:color w:val="1F1F22"/>
                 <w:sz w:val="17"/>
               </w:rPr>
-              <w:t>部分冻结</w:t>
+              <w:t>已完成，待签署</w:t>
             </w:r>
           </w:p>
         </w:tc>
@@ -1710,7 +1710,7 @@
                 <w:color w:val="1F1F22"/>
                 <w:sz w:val="17"/>
               </w:rPr>
-              <w:t>其余页面按实施波次完成视觉定稿</w:t>
+              <w:t>按 Page ID 关闭客户与设计意见</w:t>
             </w:r>
           </w:p>
         </w:tc>
@@ -6573,7 +6573,7 @@
           <w:color w:val="1F1F22"/>
           <w:sz w:val="20"/>
         </w:rPr>
-        <w:t>92 页已经具备独立的信息结构、交互状态、业务规则和验收条件。其中通知与金币 5 页已完成 23 个 Figma 多状态最终稿；其余 87 页是页面级需求原型，可用于功能确认，但不宣称像素级视觉全部冻结。</w:t>
+        <w:t>92 页已经具备独立的信息结构、交互状态、业务规则和验收条件。Figma 最终文件完整覆盖移动端 49 页/186 状态、管理后台 43 页/163 状态，并完成 92 个流程预览与 2,284 个有效交互动作；当前等待客户和设计负责人签署。</w:t>
       </w:r>
     </w:p>
     <w:tbl>
@@ -6626,7 +6626,7 @@
                 <w:color w:val="8F244B"/>
                 <w:sz w:val="17"/>
               </w:rPr>
-              <w:t>通知中心 Figma 最终正常状态</w:t>
+              <w:t>移动端发现与原始视觉参考对照</w:t>
             </w:r>
           </w:p>
         </w:tc>
@@ -6663,7 +6663,7 @@
                 <w:color w:val="8F244B"/>
                 <w:sz w:val="17"/>
               </w:rPr>
-              <w:t>金币钱包 Figma 最终正常状态</w:t>
+              <w:t>移动端五级会员最终设计</w:t>
             </w:r>
           </w:p>
         </w:tc>
@@ -6698,8 +6698,8 @@
             <w:r>
               <w:drawing>
                 <wp:inline xmlns:a="http://schemas.openxmlformats.org/drawingml/2006/main" xmlns:pic="http://schemas.openxmlformats.org/drawingml/2006/picture">
-                  <wp:extent cx="2331720" cy="4780826"/>
-                  <wp:docPr id="1" name="Picture 1" descr="通知中心 Figma 最终正常状态" title="通知中心 Figma 最终正常状态"/>
+                  <wp:extent cx="2331720" cy="787666"/>
+                  <wp:docPr id="1" name="Picture 1" descr="移动端发现与原始视觉参考对照" title="移动端发现与原始视觉参考对照"/>
                   <wp:cNvGraphicFramePr>
                     <a:graphicFrameLocks noChangeAspect="1"/>
                   </wp:cNvGraphicFramePr>
@@ -6707,7 +6707,7 @@
                     <a:graphicData uri="http://schemas.openxmlformats.org/drawingml/2006/picture">
                       <pic:pic>
                         <pic:nvPicPr>
-                          <pic:cNvPr id="0" name="phase14-01-noticeDefault.png"/>
+                          <pic:cNvPr id="0" name="comparison-discovery-reference-vs-official-20260730.png"/>
                           <pic:cNvPicPr/>
                         </pic:nvPicPr>
                         <pic:blipFill>
@@ -6719,7 +6719,7 @@
                         <pic:spPr>
                           <a:xfrm>
                             <a:off x="0" y="0"/>
-                            <a:ext cx="2331720" cy="4780826"/>
+                            <a:ext cx="2331720" cy="787666"/>
                           </a:xfrm>
                           <a:prstGeom prst="rect"/>
                         </pic:spPr>
@@ -6757,8 +6757,8 @@
             <w:r>
               <w:drawing>
                 <wp:inline xmlns:a="http://schemas.openxmlformats.org/drawingml/2006/main" xmlns:pic="http://schemas.openxmlformats.org/drawingml/2006/picture">
-                  <wp:extent cx="2331720" cy="4780826"/>
-                  <wp:docPr id="2" name="Picture 2" descr="金币钱包 Figma 最终正常状态" title="金币钱包 Figma 最终正常状态"/>
+                  <wp:extent cx="2331720" cy="1498545"/>
+                  <wp:docPr id="2" name="Picture 2" descr="移动端五级会员最终设计" title="移动端五级会员最终设计"/>
                   <wp:cNvGraphicFramePr>
                     <a:graphicFrameLocks noChangeAspect="1"/>
                   </wp:cNvGraphicFramePr>
@@ -6766,7 +6766,7 @@
                     <a:graphicData uri="http://schemas.openxmlformats.org/drawingml/2006/picture">
                       <pic:pic>
                         <pic:nvPicPr>
-                          <pic:cNvPr id="0" name="phase14-10-walletDefault.png"/>
+                          <pic:cNvPr id="0" name="mobile-membership-catalog-20260730.png"/>
                           <pic:cNvPicPr/>
                         </pic:nvPicPr>
                         <pic:blipFill>
@@ -6778,7 +6778,7 @@
                         <pic:spPr>
                           <a:xfrm>
                             <a:off x="0" y="0"/>
-                            <a:ext cx="2331720" cy="4780826"/>
+                            <a:ext cx="2331720" cy="1498545"/>
                           </a:xfrm>
                           <a:prstGeom prst="rect"/>
                         </pic:spPr>
@@ -6816,8 +6816,8 @@
       <w:r>
         <w:drawing>
           <wp:inline xmlns:a="http://schemas.openxmlformats.org/drawingml/2006/main" xmlns:pic="http://schemas.openxmlformats.org/drawingml/2006/picture">
-            <wp:extent cx="5532120" cy="3457575"/>
-            <wp:docPr id="3" name="Picture 3" descr="管理后台认证审核页面级原型" title="管理后台认证审核页面级原型"/>
+            <wp:extent cx="5532120" cy="3555371"/>
+            <wp:docPr id="3" name="Picture 3" descr="管理后台真人工作台最终设计" title="管理后台真人工作台最终设计"/>
             <wp:cNvGraphicFramePr>
               <a:graphicFrameLocks noChangeAspect="1"/>
             </wp:cNvGraphicFramePr>
@@ -6825,7 +6825,7 @@
               <a:graphicData uri="http://schemas.openxmlformats.org/drawingml/2006/picture">
                 <pic:pic>
                   <pic:nvPicPr>
-                    <pic:cNvPr id="0" name="adm-per-05__default.png"/>
+                    <pic:cNvPr id="0" name="admin-person-workbench-normal-20260730.jpeg"/>
                     <pic:cNvPicPr/>
                   </pic:nvPicPr>
                   <pic:blipFill>
@@ -6837,7 +6837,7 @@
                   <pic:spPr>
                     <a:xfrm>
                       <a:off x="0" y="0"/>
-                      <a:ext cx="5532120" cy="3457575"/>
+                      <a:ext cx="5532120" cy="3555371"/>
                     </a:xfrm>
                     <a:prstGeom prst="rect"/>
                   </pic:spPr>
@@ -6854,7 +6854,7 @@
         <w:keepNext w:val="0"/>
       </w:pPr>
       <w:r>
-        <w:t>图：管理后台认证审核页面级原型。管理后台视觉可以更克制，但认证范围、版本、审批和审计状态必须完整。</w:t>
+        <w:t>图：管理后台真人工作台最终设计。管理后台视觉可以更克制，但认证范围、版本、审批和审计状态必须完整。</w:t>
       </w:r>
     </w:p>
     <w:p>
@@ -6862,7 +6862,7 @@
         <w:pStyle w:val="Heading2"/>
       </w:pPr>
       <w:r>
-        <w:t>建议视觉定稿顺序</w:t>
+        <w:t>最终视觉确认顺序</w:t>
       </w:r>
     </w:p>
     <w:p>
@@ -6880,7 +6880,7 @@
           <w:color w:val="1F1F22"/>
           <w:sz w:val="19"/>
         </w:rPr>
-        <w:t>先完成移动端 P0 剩余页面，覆盖登录、发现、真人详情、会员申请、发起话题、会话与安全。</w:t>
+        <w:t>通过 40｜Delivery Index 按 Page ID 核对 92 页和 349 个状态。</w:t>
       </w:r>
     </w:p>
     <w:p>
@@ -6898,7 +6898,7 @@
           <w:color w:val="1F1F22"/>
           <w:sz w:val="19"/>
         </w:rPr>
-        <w:t>再完成移动端 P1 的账号、设备、数据权利与系统状态。</w:t>
+        <w:t>通过 30｜Prototype Flows 核对 92 个流程的主操作、异常状态和安全出口。</w:t>
       </w:r>
     </w:p>
     <w:p>
@@ -6916,7 +6916,7 @@
           <w:color w:val="1F1F22"/>
           <w:sz w:val="19"/>
         </w:rPr>
-        <w:t>管理后台先冻结 P0 高风险工作台，再排 P1/P2 运营增强页面。</w:t>
+        <w:t>意见必须引用 Page ID、状态和目标调整，不以截图位置替代设计定位。</w:t>
       </w:r>
     </w:p>
     <w:p>
@@ -6934,7 +6934,7 @@
           <w:color w:val="1F1F22"/>
           <w:sz w:val="19"/>
         </w:rPr>
-        <w:t>始终复用稳定 Page ID；视觉细化不得改变已确认的业务和权限。</w:t>
+        <w:t>修改后重新执行文字、Icon、热区、溢出、交互目标和产品边界 QA。</w:t>
       </w:r>
     </w:p>
     <w:p>
@@ -11141,7 +11141,7 @@
           <w:color w:val="1F1F22"/>
           <w:sz w:val="19"/>
         </w:rPr>
-        <w:t>92 页、146 张基础原型、23 张 Figma 最终状态、169 个映射继续通过自动校验。</w:t>
+        <w:t>92 页、349 个 Figma 最终状态、2,284 个有效动作和 169 个客户图片映射继续通过自动校验。</w:t>
       </w:r>
     </w:p>
     <w:p>
@@ -12021,7 +12021,7 @@
                 <w:color w:val="1F1F22"/>
                 <w:sz w:val="17"/>
               </w:rPr>
-              <w:t>7bbb486a9be5</w:t>
+              <w:t>7ccb8716df2f</w:t>
             </w:r>
           </w:p>
         </w:tc>
@@ -12137,7 +12137,7 @@
                 <w:color w:val="1F1F22"/>
                 <w:sz w:val="17"/>
               </w:rPr>
-              <w:t>c8ccc3835bbe</w:t>
+              <w:t>e24e34bd9d8c</w:t>
             </w:r>
           </w:p>
         </w:tc>
@@ -12253,7 +12253,7 @@
                 <w:color w:val="1F1F22"/>
                 <w:sz w:val="17"/>
               </w:rPr>
-              <w:t>62d0025b9e51</w:t>
+              <w:t>914d82ab3770</w:t>
             </w:r>
           </w:p>
         </w:tc>
@@ -12369,7 +12369,7 @@
                 <w:color w:val="1F1F22"/>
                 <w:sz w:val="17"/>
               </w:rPr>
-              <w:t>e4770ee077e3</w:t>
+              <w:t>ab13181d20cb</w:t>
             </w:r>
           </w:p>
         </w:tc>
@@ -12485,7 +12485,7 @@
                 <w:color w:val="1F1F22"/>
                 <w:sz w:val="17"/>
               </w:rPr>
-              <w:t>b4ab552fd508</w:t>
+              <w:t>5e614f6fdb83</w:t>
             </w:r>
           </w:p>
         </w:tc>
@@ -12601,7 +12601,7 @@
                 <w:color w:val="1F1F22"/>
                 <w:sz w:val="17"/>
               </w:rPr>
-              <w:t>ff9b634cda1b</w:t>
+              <w:t>0458eec6dceb</w:t>
             </w:r>
           </w:p>
         </w:tc>
@@ -12668,7 +12668,7 @@
           <w:color w:val="686970"/>
           <w:sz w:val="15"/>
         </w:rPr>
-        <w:t>0eadf8e4a43d9750568d40f1535634602b7bb44dca3b8a0c00072e9a64ba7ec3</w:t>
+        <w:t>830d8870308444aeadf50c9f58ae707e21a1ceaa5df6378ea0828f8cb473bef0</w:t>
       </w:r>
     </w:p>
     <w:p>
@@ -12688,7 +12688,7 @@
           <w:color w:val="8F244B"/>
           <w:sz w:val="20"/>
         </w:rPr>
-        <w:t>请选择一项总确认结论。若选择“原则同意”或“仅同意功能交互”，必须附上具体 C/G/Page ID 和调整意见。</w:t>
+        <w:t>请选择一项总确认结论。若选择“原则同意”或“视觉需修改”，必须附上具体 C/G/Page ID 和调整意见。</w:t>
       </w:r>
     </w:p>
     <w:p>
@@ -12730,7 +12730,7 @@
           <w:color w:val="1F1F22"/>
           <w:sz w:val="22"/>
         </w:rPr>
-        <w:t>□ 只同意产品范围与功能交互；像素级视觉按后续波次继续确认。</w:t>
+        <w:t>□ 只同意产品范围与功能交互；Figma 最终视觉需按所列 Page ID 修改后再次确认。</w:t>
       </w:r>
     </w:p>
     <w:p>
@@ -13332,7 +13332,7 @@
           <w:color w:val="1F1F22"/>
           <w:sz w:val="19"/>
         </w:rPr>
-        <w:t>先完成剩余 P0 视觉定稿和阻塞工程门禁，再进入 API/DTO 数据契约冻结与 KMP 脚手架。</w:t>
+        <w:t>关闭客户视觉意见和阻塞工程门禁，再进入 API/DTO 数据契约冻结与 KMP 脚手架。</w:t>
       </w:r>
     </w:p>
     <w:sectPr>

--- a/docs/app/deliverables/MeiGallery_App_1.0_需求冻结确认单.docx
+++ b/docs/app/deliverables/MeiGallery_App_1.0_需求冻结确认单.docx
@@ -8,7 +8,7 @@
       </w:pPr>
       <w:r>
         <w:rPr>
-          <w:rFonts w:ascii="Arial Unicode MS" w:hAnsi="Arial Unicode MS" w:eastAsia="Arial Unicode MS"/>
+          <w:rFonts w:ascii="Hiragino Sans GB" w:hAnsi="Hiragino Sans GB" w:eastAsia="Hiragino Sans GB"/>
           <w:b/>
           <w:color w:val="D83D73"/>
           <w:sz w:val="21"/>
@@ -22,7 +22,7 @@
       </w:pPr>
       <w:r>
         <w:rPr>
-          <w:rFonts w:ascii="Arial Unicode MS" w:hAnsi="Arial Unicode MS" w:eastAsia="Arial Unicode MS"/>
+          <w:rFonts w:ascii="Hiragino Sans GB" w:hAnsi="Hiragino Sans GB" w:eastAsia="Hiragino Sans GB"/>
           <w:b/>
           <w:color w:val="8F244B"/>
           <w:sz w:val="58"/>
@@ -32,7 +32,7 @@
       </w:r>
       <w:r>
         <w:rPr>
-          <w:rFonts w:ascii="Arial Unicode MS" w:hAnsi="Arial Unicode MS" w:eastAsia="Arial Unicode MS"/>
+          <w:rFonts w:ascii="Hiragino Sans GB" w:hAnsi="Hiragino Sans GB" w:eastAsia="Hiragino Sans GB"/>
           <w:b/>
           <w:color w:val="8F244B"/>
           <w:sz w:val="58"/>
@@ -46,7 +46,7 @@
       </w:pPr>
       <w:r>
         <w:rPr>
-          <w:rFonts w:ascii="Arial Unicode MS" w:hAnsi="Arial Unicode MS" w:eastAsia="Arial Unicode MS"/>
+          <w:rFonts w:ascii="Hiragino Sans GB" w:hAnsi="Hiragino Sans GB" w:eastAsia="Hiragino Sans GB"/>
           <w:color w:val="686970"/>
           <w:sz w:val="26"/>
         </w:rPr>
@@ -100,7 +100,7 @@
             <w:r/>
             <w:r>
               <w:rPr>
-                <w:rFonts w:ascii="Arial Unicode MS" w:hAnsi="Arial Unicode MS" w:eastAsia="Arial Unicode MS"/>
+                <w:rFonts w:ascii="Hiragino Sans GB" w:hAnsi="Hiragino Sans GB" w:eastAsia="Hiragino Sans GB"/>
                 <w:b/>
                 <w:color w:val="8F244B"/>
                 <w:sz w:val="18"/>
@@ -137,7 +137,7 @@
             <w:r/>
             <w:r>
               <w:rPr>
-                <w:rFonts w:ascii="Arial Unicode MS" w:hAnsi="Arial Unicode MS" w:eastAsia="Arial Unicode MS"/>
+                <w:rFonts w:ascii="Hiragino Sans GB" w:hAnsi="Hiragino Sans GB" w:eastAsia="Hiragino Sans GB"/>
                 <w:b/>
                 <w:color w:val="8F244B"/>
                 <w:sz w:val="18"/>
@@ -174,7 +174,7 @@
             <w:r/>
             <w:r>
               <w:rPr>
-                <w:rFonts w:ascii="Arial Unicode MS" w:hAnsi="Arial Unicode MS" w:eastAsia="Arial Unicode MS"/>
+                <w:rFonts w:ascii="Hiragino Sans GB" w:hAnsi="Hiragino Sans GB" w:eastAsia="Hiragino Sans GB"/>
                 <w:b/>
                 <w:color w:val="8F244B"/>
                 <w:sz w:val="18"/>
@@ -211,7 +211,7 @@
             <w:r/>
             <w:r>
               <w:rPr>
-                <w:rFonts w:ascii="Arial Unicode MS" w:hAnsi="Arial Unicode MS" w:eastAsia="Arial Unicode MS"/>
+                <w:rFonts w:ascii="Hiragino Sans GB" w:hAnsi="Hiragino Sans GB" w:eastAsia="Hiragino Sans GB"/>
                 <w:b/>
                 <w:color w:val="8F244B"/>
                 <w:sz w:val="18"/>
@@ -253,7 +253,7 @@
             <w:r/>
             <w:r>
               <w:rPr>
-                <w:rFonts w:ascii="Arial Unicode MS" w:hAnsi="Arial Unicode MS" w:eastAsia="Arial Unicode MS"/>
+                <w:rFonts w:ascii="Hiragino Sans GB" w:hAnsi="Hiragino Sans GB" w:eastAsia="Hiragino Sans GB"/>
                 <w:b/>
                 <w:color w:val="8F244B"/>
                 <w:sz w:val="18"/>
@@ -290,7 +290,7 @@
             <w:r/>
             <w:r>
               <w:rPr>
-                <w:rFonts w:ascii="Arial Unicode MS" w:hAnsi="Arial Unicode MS" w:eastAsia="Arial Unicode MS"/>
+                <w:rFonts w:ascii="Hiragino Sans GB" w:hAnsi="Hiragino Sans GB" w:eastAsia="Hiragino Sans GB"/>
                 <w:b w:val="0"/>
                 <w:color w:val="1F1F22"/>
                 <w:sz w:val="18"/>
@@ -327,7 +327,7 @@
             <w:r/>
             <w:r>
               <w:rPr>
-                <w:rFonts w:ascii="Arial Unicode MS" w:hAnsi="Arial Unicode MS" w:eastAsia="Arial Unicode MS"/>
+                <w:rFonts w:ascii="Hiragino Sans GB" w:hAnsi="Hiragino Sans GB" w:eastAsia="Hiragino Sans GB"/>
                 <w:b w:val="0"/>
                 <w:color w:val="1F1F22"/>
                 <w:sz w:val="18"/>
@@ -364,7 +364,7 @@
             <w:r/>
             <w:r>
               <w:rPr>
-                <w:rFonts w:ascii="Arial Unicode MS" w:hAnsi="Arial Unicode MS" w:eastAsia="Arial Unicode MS"/>
+                <w:rFonts w:ascii="Hiragino Sans GB" w:hAnsi="Hiragino Sans GB" w:eastAsia="Hiragino Sans GB"/>
                 <w:b w:val="0"/>
                 <w:color w:val="1F1F22"/>
                 <w:sz w:val="18"/>
@@ -406,7 +406,7 @@
             <w:r/>
             <w:r>
               <w:rPr>
-                <w:rFonts w:ascii="Arial Unicode MS" w:hAnsi="Arial Unicode MS" w:eastAsia="Arial Unicode MS"/>
+                <w:rFonts w:ascii="Hiragino Sans GB" w:hAnsi="Hiragino Sans GB" w:eastAsia="Hiragino Sans GB"/>
                 <w:b/>
                 <w:color w:val="8F244B"/>
                 <w:sz w:val="18"/>
@@ -443,12 +443,12 @@
             <w:r/>
             <w:r>
               <w:rPr>
-                <w:rFonts w:ascii="Arial Unicode MS" w:hAnsi="Arial Unicode MS" w:eastAsia="Arial Unicode MS"/>
+                <w:rFonts w:ascii="Hiragino Sans GB" w:hAnsi="Hiragino Sans GB" w:eastAsia="Hiragino Sans GB"/>
                 <w:b w:val="0"/>
                 <w:color w:val="1F1F22"/>
                 <w:sz w:val="18"/>
               </w:rPr>
-              <w:t>冻结准备中</w:t>
+              <w:t>历史快照</w:t>
             </w:r>
           </w:p>
         </w:tc>
@@ -480,7 +480,7 @@
             <w:r/>
             <w:r>
               <w:rPr>
-                <w:rFonts w:ascii="Arial Unicode MS" w:hAnsi="Arial Unicode MS" w:eastAsia="Arial Unicode MS"/>
+                <w:rFonts w:ascii="Hiragino Sans GB" w:hAnsi="Hiragino Sans GB" w:eastAsia="Hiragino Sans GB"/>
                 <w:b w:val="0"/>
                 <w:color w:val="1F1F22"/>
                 <w:sz w:val="18"/>
@@ -517,7 +517,7 @@
             <w:r/>
             <w:r>
               <w:rPr>
-                <w:rFonts w:ascii="Arial Unicode MS" w:hAnsi="Arial Unicode MS" w:eastAsia="Arial Unicode MS"/>
+                <w:rFonts w:ascii="Hiragino Sans GB" w:hAnsi="Hiragino Sans GB" w:eastAsia="Hiragino Sans GB"/>
                 <w:b w:val="0"/>
                 <w:color w:val="1F1F22"/>
                 <w:sz w:val="18"/>
@@ -559,7 +559,7 @@
             <w:r/>
             <w:r>
               <w:rPr>
-                <w:rFonts w:ascii="Arial Unicode MS" w:hAnsi="Arial Unicode MS" w:eastAsia="Arial Unicode MS"/>
+                <w:rFonts w:ascii="Hiragino Sans GB" w:hAnsi="Hiragino Sans GB" w:eastAsia="Hiragino Sans GB"/>
                 <w:b/>
                 <w:color w:val="8F244B"/>
                 <w:sz w:val="18"/>
@@ -596,7 +596,7 @@
             <w:r/>
             <w:r>
               <w:rPr>
-                <w:rFonts w:ascii="Arial Unicode MS" w:hAnsi="Arial Unicode MS" w:eastAsia="Arial Unicode MS"/>
+                <w:rFonts w:ascii="Hiragino Sans GB" w:hAnsi="Hiragino Sans GB" w:eastAsia="Hiragino Sans GB"/>
                 <w:b w:val="0"/>
                 <w:color w:val="1F1F22"/>
                 <w:sz w:val="18"/>
@@ -633,7 +633,7 @@
             <w:r/>
             <w:r>
               <w:rPr>
-                <w:rFonts w:ascii="Arial Unicode MS" w:hAnsi="Arial Unicode MS" w:eastAsia="Arial Unicode MS"/>
+                <w:rFonts w:ascii="Hiragino Sans GB" w:hAnsi="Hiragino Sans GB" w:eastAsia="Hiragino Sans GB"/>
                 <w:b w:val="0"/>
                 <w:color w:val="1F1F22"/>
                 <w:sz w:val="18"/>
@@ -670,7 +670,7 @@
             <w:r/>
             <w:r>
               <w:rPr>
-                <w:rFonts w:ascii="Arial Unicode MS" w:hAnsi="Arial Unicode MS" w:eastAsia="Arial Unicode MS"/>
+                <w:rFonts w:ascii="Hiragino Sans GB" w:hAnsi="Hiragino Sans GB" w:eastAsia="Hiragino Sans GB"/>
                 <w:b w:val="0"/>
                 <w:color w:val="1F1F22"/>
                 <w:sz w:val="18"/>
@@ -692,7 +692,7 @@
       </w:pPr>
       <w:r>
         <w:rPr>
-          <w:rFonts w:ascii="Arial Unicode MS" w:hAnsi="Arial Unicode MS" w:eastAsia="Arial Unicode MS"/>
+          <w:rFonts w:ascii="Hiragino Sans GB" w:hAnsi="Hiragino Sans GB" w:eastAsia="Hiragino Sans GB"/>
           <w:b/>
           <w:color w:val="D83D73"/>
           <w:sz w:val="22"/>
@@ -707,12 +707,26 @@
       </w:pPr>
       <w:r>
         <w:rPr>
-          <w:rFonts w:ascii="Arial Unicode MS" w:hAnsi="Arial Unicode MS" w:eastAsia="Arial Unicode MS"/>
+          <w:rFonts w:ascii="Hiragino Sans GB" w:hAnsi="Hiragino Sans GB" w:eastAsia="Hiragino Sans GB"/>
           <w:b/>
           <w:color w:val="8F244B"/>
           <w:sz w:val="21"/>
         </w:rPr>
-        <w:t>产品范围、功能和页面交互已具备客户确认条件；Figma 92 页/349 状态最终设计已完成；当前仍有 8 项客户决策、7 组专业门禁和客户视觉签署，因此尚未授权开发。</w:t>
+        <w:t>产品范围、功能和页面交互已具备客户确认条件；Figma 99 页/402 状态最终设计已完成；当前仍有 8 项客户决策、7 组专业门禁和客户视觉签署，因此尚未授权开发。</w:t>
+      </w:r>
+    </w:p>
+    <w:p>
+      <w:pPr>
+        <w:spacing w:before="120" w:after="40"/>
+      </w:pPr>
+      <w:r>
+        <w:rPr>
+          <w:rFonts w:ascii="Hiragino Sans GB" w:hAnsi="Hiragino Sans GB" w:eastAsia="Hiragino Sans GB"/>
+          <w:b w:val="0"/>
+          <w:color w:val="686970"/>
+          <w:sz w:val="18"/>
+        </w:rPr>
+        <w:t>当前实时设计事实为 99 页/408 个正式状态，移动端 50 页/208 状态、后台 49 页/200 状态；本确认单中的 402/202 与 3,571 个动作是 APP-SET-08 六态增量前历史基线。</w:t>
       </w:r>
     </w:p>
     <w:p>
@@ -721,7 +735,7 @@
       </w:pPr>
       <w:r>
         <w:rPr>
-          <w:rFonts w:ascii="Arial Unicode MS" w:hAnsi="Arial Unicode MS" w:eastAsia="Arial Unicode MS"/>
+          <w:rFonts w:ascii="Hiragino Sans GB" w:hAnsi="Hiragino Sans GB" w:eastAsia="Hiragino Sans GB"/>
           <w:b/>
           <w:color w:val="686970"/>
           <w:sz w:val="17"/>
@@ -730,11 +744,11 @@
       </w:r>
       <w:r>
         <w:rPr>
-          <w:rFonts w:ascii="JetBrains Mono" w:hAnsi="JetBrains Mono" w:eastAsia="Arial Unicode MS"/>
+          <w:rFonts w:ascii="JetBrains Mono" w:hAnsi="JetBrains Mono" w:eastAsia="Hiragino Sans GB"/>
           <w:color w:val="686970"/>
           <w:sz w:val="15"/>
         </w:rPr>
-        <w:t>830d8870308444aeadf50c9f58ae707e21a1ceaa5df6378ea0828f8cb473bef0</w:t>
+        <w:t>9c38f3d90aa537895032f863a38de132496ebb880089df2cc8bcca9564c30438</w:t>
       </w:r>
     </w:p>
     <w:p>
@@ -743,7 +757,7 @@
       </w:pPr>
       <w:r>
         <w:rPr>
-          <w:rFonts w:ascii="Arial Unicode MS" w:hAnsi="Arial Unicode MS" w:eastAsia="Arial Unicode MS"/>
+          <w:rFonts w:ascii="Hiragino Sans GB" w:hAnsi="Hiragino Sans GB" w:eastAsia="Hiragino Sans GB"/>
           <w:b/>
           <w:color w:val="1F1F22"/>
           <w:sz w:val="20"/>
@@ -763,7 +777,7 @@
     <w:p>
       <w:r>
         <w:rPr>
-          <w:rFonts w:ascii="Arial Unicode MS" w:hAnsi="Arial Unicode MS" w:eastAsia="Arial Unicode MS"/>
+          <w:rFonts w:ascii="Hiragino Sans GB" w:hAnsi="Hiragino Sans GB" w:eastAsia="Hiragino Sans GB"/>
           <w:b w:val="0"/>
           <w:color w:val="1F1F22"/>
           <w:sz w:val="20"/>
@@ -774,12 +788,12 @@
     <w:p>
       <w:r>
         <w:rPr>
-          <w:rFonts w:ascii="Arial Unicode MS" w:hAnsi="Arial Unicode MS" w:eastAsia="Arial Unicode MS"/>
+          <w:rFonts w:ascii="Hiragino Sans GB" w:hAnsi="Hiragino Sans GB" w:eastAsia="Hiragino Sans GB"/>
           <w:b/>
           <w:color w:val="8F244B"/>
           <w:sz w:val="20"/>
         </w:rPr>
-        <w:t>本次基线覆盖 92 个 Page ID、349 个 Figma 最终状态、92 个流程预览和 2,284 个有效交互动作；客户文档 169/169 个确定性图片映射已经校验。</w:t>
+        <w:t>本次基线覆盖 99 个 Page ID、402 个 Figma 最终状态、99 个流程预览和 3,571 个有效交互动作；客户文档映射基线 179/179 个确定性图片映射已经建立。</w:t>
       </w:r>
     </w:p>
     <w:tbl>
@@ -829,7 +843,7 @@
             <w:r/>
             <w:r>
               <w:rPr>
-                <w:rFonts w:ascii="Arial Unicode MS" w:hAnsi="Arial Unicode MS" w:eastAsia="Arial Unicode MS"/>
+                <w:rFonts w:ascii="Hiragino Sans GB" w:hAnsi="Hiragino Sans GB" w:eastAsia="Hiragino Sans GB"/>
                 <w:b/>
                 <w:color w:val="8F244B"/>
                 <w:sz w:val="17"/>
@@ -866,7 +880,7 @@
             <w:r/>
             <w:r>
               <w:rPr>
-                <w:rFonts w:ascii="Arial Unicode MS" w:hAnsi="Arial Unicode MS" w:eastAsia="Arial Unicode MS"/>
+                <w:rFonts w:ascii="Hiragino Sans GB" w:hAnsi="Hiragino Sans GB" w:eastAsia="Hiragino Sans GB"/>
                 <w:b/>
                 <w:color w:val="8F244B"/>
                 <w:sz w:val="17"/>
@@ -903,7 +917,7 @@
             <w:r/>
             <w:r>
               <w:rPr>
-                <w:rFonts w:ascii="Arial Unicode MS" w:hAnsi="Arial Unicode MS" w:eastAsia="Arial Unicode MS"/>
+                <w:rFonts w:ascii="Hiragino Sans GB" w:hAnsi="Hiragino Sans GB" w:eastAsia="Hiragino Sans GB"/>
                 <w:b/>
                 <w:color w:val="8F244B"/>
                 <w:sz w:val="17"/>
@@ -940,7 +954,7 @@
             <w:r/>
             <w:r>
               <w:rPr>
-                <w:rFonts w:ascii="Arial Unicode MS" w:hAnsi="Arial Unicode MS" w:eastAsia="Arial Unicode MS"/>
+                <w:rFonts w:ascii="Hiragino Sans GB" w:hAnsi="Hiragino Sans GB" w:eastAsia="Hiragino Sans GB"/>
                 <w:b/>
                 <w:color w:val="8F244B"/>
                 <w:sz w:val="17"/>
@@ -982,7 +996,7 @@
             <w:r/>
             <w:r>
               <w:rPr>
-                <w:rFonts w:ascii="Arial Unicode MS" w:hAnsi="Arial Unicode MS" w:eastAsia="Arial Unicode MS"/>
+                <w:rFonts w:ascii="Hiragino Sans GB" w:hAnsi="Hiragino Sans GB" w:eastAsia="Hiragino Sans GB"/>
                 <w:b/>
                 <w:color w:val="8F244B"/>
                 <w:sz w:val="17"/>
@@ -1019,7 +1033,7 @@
             <w:r/>
             <w:r>
               <w:rPr>
-                <w:rFonts w:ascii="Arial Unicode MS" w:hAnsi="Arial Unicode MS" w:eastAsia="Arial Unicode MS"/>
+                <w:rFonts w:ascii="Hiragino Sans GB" w:hAnsi="Hiragino Sans GB" w:eastAsia="Hiragino Sans GB"/>
                 <w:b w:val="0"/>
                 <w:color w:val="1F1F22"/>
                 <w:sz w:val="17"/>
@@ -1056,7 +1070,7 @@
             <w:r/>
             <w:r>
               <w:rPr>
-                <w:rFonts w:ascii="Arial Unicode MS" w:hAnsi="Arial Unicode MS" w:eastAsia="Arial Unicode MS"/>
+                <w:rFonts w:ascii="Hiragino Sans GB" w:hAnsi="Hiragino Sans GB" w:eastAsia="Hiragino Sans GB"/>
                 <w:b w:val="0"/>
                 <w:color w:val="1F1F22"/>
                 <w:sz w:val="17"/>
@@ -1093,7 +1107,7 @@
             <w:r/>
             <w:r>
               <w:rPr>
-                <w:rFonts w:ascii="Arial Unicode MS" w:hAnsi="Arial Unicode MS" w:eastAsia="Arial Unicode MS"/>
+                <w:rFonts w:ascii="Hiragino Sans GB" w:hAnsi="Hiragino Sans GB" w:eastAsia="Hiragino Sans GB"/>
                 <w:b w:val="0"/>
                 <w:color w:val="1F1F22"/>
                 <w:sz w:val="17"/>
@@ -1135,7 +1149,7 @@
             <w:r/>
             <w:r>
               <w:rPr>
-                <w:rFonts w:ascii="Arial Unicode MS" w:hAnsi="Arial Unicode MS" w:eastAsia="Arial Unicode MS"/>
+                <w:rFonts w:ascii="Hiragino Sans GB" w:hAnsi="Hiragino Sans GB" w:eastAsia="Hiragino Sans GB"/>
                 <w:b/>
                 <w:color w:val="8F244B"/>
                 <w:sz w:val="17"/>
@@ -1172,12 +1186,12 @@
             <w:r/>
             <w:r>
               <w:rPr>
-                <w:rFonts w:ascii="Arial Unicode MS" w:hAnsi="Arial Unicode MS" w:eastAsia="Arial Unicode MS"/>
+                <w:rFonts w:ascii="Hiragino Sans GB" w:hAnsi="Hiragino Sans GB" w:eastAsia="Hiragino Sans GB"/>
                 <w:b w:val="0"/>
                 <w:color w:val="1F1F22"/>
                 <w:sz w:val="17"/>
               </w:rPr>
-              <w:t>41 个需求编号、92 个追踪键</w:t>
+              <w:t>41 个需求编号、99 个追踪键</w:t>
             </w:r>
           </w:p>
         </w:tc>
@@ -1209,7 +1223,7 @@
             <w:r/>
             <w:r>
               <w:rPr>
-                <w:rFonts w:ascii="Arial Unicode MS" w:hAnsi="Arial Unicode MS" w:eastAsia="Arial Unicode MS"/>
+                <w:rFonts w:ascii="Hiragino Sans GB" w:hAnsi="Hiragino Sans GB" w:eastAsia="Hiragino Sans GB"/>
                 <w:b w:val="0"/>
                 <w:color w:val="1F1F22"/>
                 <w:sz w:val="17"/>
@@ -1246,7 +1260,7 @@
             <w:r/>
             <w:r>
               <w:rPr>
-                <w:rFonts w:ascii="Arial Unicode MS" w:hAnsi="Arial Unicode MS" w:eastAsia="Arial Unicode MS"/>
+                <w:rFonts w:ascii="Hiragino Sans GB" w:hAnsi="Hiragino Sans GB" w:eastAsia="Hiragino Sans GB"/>
                 <w:b w:val="0"/>
                 <w:color w:val="1F1F22"/>
                 <w:sz w:val="17"/>
@@ -1288,7 +1302,7 @@
             <w:r/>
             <w:r>
               <w:rPr>
-                <w:rFonts w:ascii="Arial Unicode MS" w:hAnsi="Arial Unicode MS" w:eastAsia="Arial Unicode MS"/>
+                <w:rFonts w:ascii="Hiragino Sans GB" w:hAnsi="Hiragino Sans GB" w:eastAsia="Hiragino Sans GB"/>
                 <w:b/>
                 <w:color w:val="8F244B"/>
                 <w:sz w:val="17"/>
@@ -1325,12 +1339,12 @@
             <w:r/>
             <w:r>
               <w:rPr>
-                <w:rFonts w:ascii="Arial Unicode MS" w:hAnsi="Arial Unicode MS" w:eastAsia="Arial Unicode MS"/>
+                <w:rFonts w:ascii="Hiragino Sans GB" w:hAnsi="Hiragino Sans GB" w:eastAsia="Hiragino Sans GB"/>
                 <w:b w:val="0"/>
                 <w:color w:val="1F1F22"/>
                 <w:sz w:val="17"/>
               </w:rPr>
-              <w:t>49 个移动端页、43 个后台页</w:t>
+              <w:t>50 个移动端页、49 个后台页</w:t>
             </w:r>
           </w:p>
         </w:tc>
@@ -1362,7 +1376,7 @@
             <w:r/>
             <w:r>
               <w:rPr>
-                <w:rFonts w:ascii="Arial Unicode MS" w:hAnsi="Arial Unicode MS" w:eastAsia="Arial Unicode MS"/>
+                <w:rFonts w:ascii="Hiragino Sans GB" w:hAnsi="Hiragino Sans GB" w:eastAsia="Hiragino Sans GB"/>
                 <w:b w:val="0"/>
                 <w:color w:val="1F1F22"/>
                 <w:sz w:val="17"/>
@@ -1399,7 +1413,7 @@
             <w:r/>
             <w:r>
               <w:rPr>
-                <w:rFonts w:ascii="Arial Unicode MS" w:hAnsi="Arial Unicode MS" w:eastAsia="Arial Unicode MS"/>
+                <w:rFonts w:ascii="Hiragino Sans GB" w:hAnsi="Hiragino Sans GB" w:eastAsia="Hiragino Sans GB"/>
                 <w:b w:val="0"/>
                 <w:color w:val="1F1F22"/>
                 <w:sz w:val="17"/>
@@ -1441,7 +1455,7 @@
             <w:r/>
             <w:r>
               <w:rPr>
-                <w:rFonts w:ascii="Arial Unicode MS" w:hAnsi="Arial Unicode MS" w:eastAsia="Arial Unicode MS"/>
+                <w:rFonts w:ascii="Hiragino Sans GB" w:hAnsi="Hiragino Sans GB" w:eastAsia="Hiragino Sans GB"/>
                 <w:b/>
                 <w:color w:val="8F244B"/>
                 <w:sz w:val="17"/>
@@ -1478,12 +1492,12 @@
             <w:r/>
             <w:r>
               <w:rPr>
-                <w:rFonts w:ascii="Arial Unicode MS" w:hAnsi="Arial Unicode MS" w:eastAsia="Arial Unicode MS"/>
+                <w:rFonts w:ascii="Hiragino Sans GB" w:hAnsi="Hiragino Sans GB" w:eastAsia="Hiragino Sans GB"/>
                 <w:b w:val="0"/>
                 <w:color w:val="1F1F22"/>
                 <w:sz w:val="17"/>
               </w:rPr>
-              <w:t>146 张基础 + 23 张逐状态导出</w:t>
+              <w:t>156 张基础 + 23 张逐状态导出</w:t>
             </w:r>
           </w:p>
         </w:tc>
@@ -1515,12 +1529,12 @@
             <w:r/>
             <w:r>
               <w:rPr>
-                <w:rFonts w:ascii="Arial Unicode MS" w:hAnsi="Arial Unicode MS" w:eastAsia="Arial Unicode MS"/>
+                <w:rFonts w:ascii="Hiragino Sans GB" w:hAnsi="Hiragino Sans GB" w:eastAsia="Hiragino Sans GB"/>
                 <w:b w:val="0"/>
                 <w:color w:val="1F1F22"/>
                 <w:sz w:val="17"/>
               </w:rPr>
-              <w:t>169/169 已校验</w:t>
+              <w:t>179/179 已建立</w:t>
             </w:r>
           </w:p>
         </w:tc>
@@ -1552,7 +1566,7 @@
             <w:r/>
             <w:r>
               <w:rPr>
-                <w:rFonts w:ascii="Arial Unicode MS" w:hAnsi="Arial Unicode MS" w:eastAsia="Arial Unicode MS"/>
+                <w:rFonts w:ascii="Hiragino Sans GB" w:hAnsi="Hiragino Sans GB" w:eastAsia="Hiragino Sans GB"/>
                 <w:b w:val="0"/>
                 <w:color w:val="1F1F22"/>
                 <w:sz w:val="17"/>
@@ -1594,7 +1608,7 @@
             <w:r/>
             <w:r>
               <w:rPr>
-                <w:rFonts w:ascii="Arial Unicode MS" w:hAnsi="Arial Unicode MS" w:eastAsia="Arial Unicode MS"/>
+                <w:rFonts w:ascii="Hiragino Sans GB" w:hAnsi="Hiragino Sans GB" w:eastAsia="Hiragino Sans GB"/>
                 <w:b/>
                 <w:color w:val="8F244B"/>
                 <w:sz w:val="17"/>
@@ -1631,12 +1645,12 @@
             <w:r/>
             <w:r>
               <w:rPr>
-                <w:rFonts w:ascii="Arial Unicode MS" w:hAnsi="Arial Unicode MS" w:eastAsia="Arial Unicode MS"/>
+                <w:rFonts w:ascii="Hiragino Sans GB" w:hAnsi="Hiragino Sans GB" w:eastAsia="Hiragino Sans GB"/>
                 <w:b w:val="0"/>
                 <w:color w:val="1F1F22"/>
                 <w:sz w:val="17"/>
               </w:rPr>
-              <w:t>92 页 / 349 状态最终稿</w:t>
+              <w:t>99 页 / 402 状态最终稿</w:t>
             </w:r>
           </w:p>
         </w:tc>
@@ -1668,7 +1682,7 @@
             <w:r/>
             <w:r>
               <w:rPr>
-                <w:rFonts w:ascii="Arial Unicode MS" w:hAnsi="Arial Unicode MS" w:eastAsia="Arial Unicode MS"/>
+                <w:rFonts w:ascii="Hiragino Sans GB" w:hAnsi="Hiragino Sans GB" w:eastAsia="Hiragino Sans GB"/>
                 <w:b w:val="0"/>
                 <w:color w:val="1F1F22"/>
                 <w:sz w:val="17"/>
@@ -1705,7 +1719,7 @@
             <w:r/>
             <w:r>
               <w:rPr>
-                <w:rFonts w:ascii="Arial Unicode MS" w:hAnsi="Arial Unicode MS" w:eastAsia="Arial Unicode MS"/>
+                <w:rFonts w:ascii="Hiragino Sans GB" w:hAnsi="Hiragino Sans GB" w:eastAsia="Hiragino Sans GB"/>
                 <w:b w:val="0"/>
                 <w:color w:val="1F1F22"/>
                 <w:sz w:val="17"/>
@@ -1747,7 +1761,7 @@
             <w:r/>
             <w:r>
               <w:rPr>
-                <w:rFonts w:ascii="Arial Unicode MS" w:hAnsi="Arial Unicode MS" w:eastAsia="Arial Unicode MS"/>
+                <w:rFonts w:ascii="Hiragino Sans GB" w:hAnsi="Hiragino Sans GB" w:eastAsia="Hiragino Sans GB"/>
                 <w:b/>
                 <w:color w:val="8F244B"/>
                 <w:sz w:val="17"/>
@@ -1784,7 +1798,7 @@
             <w:r/>
             <w:r>
               <w:rPr>
-                <w:rFonts w:ascii="Arial Unicode MS" w:hAnsi="Arial Unicode MS" w:eastAsia="Arial Unicode MS"/>
+                <w:rFonts w:ascii="Hiragino Sans GB" w:hAnsi="Hiragino Sans GB" w:eastAsia="Hiragino Sans GB"/>
                 <w:b w:val="0"/>
                 <w:color w:val="1F1F22"/>
                 <w:sz w:val="17"/>
@@ -1821,7 +1835,7 @@
             <w:r/>
             <w:r>
               <w:rPr>
-                <w:rFonts w:ascii="Arial Unicode MS" w:hAnsi="Arial Unicode MS" w:eastAsia="Arial Unicode MS"/>
+                <w:rFonts w:ascii="Hiragino Sans GB" w:hAnsi="Hiragino Sans GB" w:eastAsia="Hiragino Sans GB"/>
                 <w:b w:val="0"/>
                 <w:color w:val="1F1F22"/>
                 <w:sz w:val="17"/>
@@ -1858,7 +1872,7 @@
             <w:r/>
             <w:r>
               <w:rPr>
-                <w:rFonts w:ascii="Arial Unicode MS" w:hAnsi="Arial Unicode MS" w:eastAsia="Arial Unicode MS"/>
+                <w:rFonts w:ascii="Hiragino Sans GB" w:hAnsi="Hiragino Sans GB" w:eastAsia="Hiragino Sans GB"/>
                 <w:b w:val="0"/>
                 <w:color w:val="1F1F22"/>
                 <w:sz w:val="17"/>
@@ -1886,7 +1900,7 @@
     <w:p>
       <w:r>
         <w:rPr>
-          <w:rFonts w:ascii="Arial Unicode MS" w:hAnsi="Arial Unicode MS" w:eastAsia="Arial Unicode MS"/>
+          <w:rFonts w:ascii="Hiragino Sans GB" w:hAnsi="Hiragino Sans GB" w:eastAsia="Hiragino Sans GB"/>
           <w:b/>
           <w:color w:val="8F244B"/>
           <w:sz w:val="20"/>
@@ -1948,7 +1962,7 @@
             <w:r/>
             <w:r>
               <w:rPr>
-                <w:rFonts w:ascii="Arial Unicode MS" w:hAnsi="Arial Unicode MS" w:eastAsia="Arial Unicode MS"/>
+                <w:rFonts w:ascii="Hiragino Sans GB" w:hAnsi="Hiragino Sans GB" w:eastAsia="Hiragino Sans GB"/>
                 <w:b/>
                 <w:color w:val="8F244B"/>
                 <w:sz w:val="18"/>
@@ -1985,7 +1999,7 @@
             <w:r/>
             <w:r>
               <w:rPr>
-                <w:rFonts w:ascii="Arial Unicode MS" w:hAnsi="Arial Unicode MS" w:eastAsia="Arial Unicode MS"/>
+                <w:rFonts w:ascii="Hiragino Sans GB" w:hAnsi="Hiragino Sans GB" w:eastAsia="Hiragino Sans GB"/>
                 <w:b/>
                 <w:color w:val="8F244B"/>
                 <w:sz w:val="18"/>
@@ -2027,7 +2041,7 @@
             <w:r/>
             <w:r>
               <w:rPr>
-                <w:rFonts w:ascii="Arial Unicode MS" w:hAnsi="Arial Unicode MS" w:eastAsia="Arial Unicode MS"/>
+                <w:rFonts w:ascii="Hiragino Sans GB" w:hAnsi="Hiragino Sans GB" w:eastAsia="Hiragino Sans GB"/>
                 <w:b/>
                 <w:color w:val="8F244B"/>
                 <w:sz w:val="18"/>
@@ -2064,7 +2078,7 @@
             <w:r/>
             <w:r>
               <w:rPr>
-                <w:rFonts w:ascii="Arial Unicode MS" w:hAnsi="Arial Unicode MS" w:eastAsia="Arial Unicode MS"/>
+                <w:rFonts w:ascii="Hiragino Sans GB" w:hAnsi="Hiragino Sans GB" w:eastAsia="Hiragino Sans GB"/>
                 <w:b w:val="0"/>
                 <w:color w:val="1F1F22"/>
                 <w:sz w:val="18"/>
@@ -2106,7 +2120,7 @@
             <w:r/>
             <w:r>
               <w:rPr>
-                <w:rFonts w:ascii="Arial Unicode MS" w:hAnsi="Arial Unicode MS" w:eastAsia="Arial Unicode MS"/>
+                <w:rFonts w:ascii="Hiragino Sans GB" w:hAnsi="Hiragino Sans GB" w:eastAsia="Hiragino Sans GB"/>
                 <w:b/>
                 <w:color w:val="8F244B"/>
                 <w:sz w:val="18"/>
@@ -2143,7 +2157,7 @@
             <w:r/>
             <w:r>
               <w:rPr>
-                <w:rFonts w:ascii="Arial Unicode MS" w:hAnsi="Arial Unicode MS" w:eastAsia="Arial Unicode MS"/>
+                <w:rFonts w:ascii="Hiragino Sans GB" w:hAnsi="Hiragino Sans GB" w:eastAsia="Hiragino Sans GB"/>
                 <w:b w:val="0"/>
                 <w:color w:val="1F1F22"/>
                 <w:sz w:val="18"/>
@@ -2185,7 +2199,7 @@
             <w:r/>
             <w:r>
               <w:rPr>
-                <w:rFonts w:ascii="Arial Unicode MS" w:hAnsi="Arial Unicode MS" w:eastAsia="Arial Unicode MS"/>
+                <w:rFonts w:ascii="Hiragino Sans GB" w:hAnsi="Hiragino Sans GB" w:eastAsia="Hiragino Sans GB"/>
                 <w:b/>
                 <w:color w:val="8F244B"/>
                 <w:sz w:val="18"/>
@@ -2222,7 +2236,7 @@
             <w:r/>
             <w:r>
               <w:rPr>
-                <w:rFonts w:ascii="Arial Unicode MS" w:hAnsi="Arial Unicode MS" w:eastAsia="Arial Unicode MS"/>
+                <w:rFonts w:ascii="Hiragino Sans GB" w:hAnsi="Hiragino Sans GB" w:eastAsia="Hiragino Sans GB"/>
                 <w:b w:val="0"/>
                 <w:color w:val="1F1F22"/>
                 <w:sz w:val="18"/>
@@ -2264,7 +2278,7 @@
             <w:r/>
             <w:r>
               <w:rPr>
-                <w:rFonts w:ascii="Arial Unicode MS" w:hAnsi="Arial Unicode MS" w:eastAsia="Arial Unicode MS"/>
+                <w:rFonts w:ascii="Hiragino Sans GB" w:hAnsi="Hiragino Sans GB" w:eastAsia="Hiragino Sans GB"/>
                 <w:b/>
                 <w:color w:val="8F244B"/>
                 <w:sz w:val="18"/>
@@ -2301,7 +2315,7 @@
             <w:r/>
             <w:r>
               <w:rPr>
-                <w:rFonts w:ascii="Arial Unicode MS" w:hAnsi="Arial Unicode MS" w:eastAsia="Arial Unicode MS"/>
+                <w:rFonts w:ascii="Hiragino Sans GB" w:hAnsi="Hiragino Sans GB" w:eastAsia="Hiragino Sans GB"/>
                 <w:b w:val="0"/>
                 <w:color w:val="1F1F22"/>
                 <w:sz w:val="18"/>
@@ -2343,7 +2357,7 @@
             <w:r/>
             <w:r>
               <w:rPr>
-                <w:rFonts w:ascii="Arial Unicode MS" w:hAnsi="Arial Unicode MS" w:eastAsia="Arial Unicode MS"/>
+                <w:rFonts w:ascii="Hiragino Sans GB" w:hAnsi="Hiragino Sans GB" w:eastAsia="Hiragino Sans GB"/>
                 <w:b/>
                 <w:color w:val="8F244B"/>
                 <w:sz w:val="18"/>
@@ -2380,7 +2394,7 @@
             <w:r/>
             <w:r>
               <w:rPr>
-                <w:rFonts w:ascii="Arial Unicode MS" w:hAnsi="Arial Unicode MS" w:eastAsia="Arial Unicode MS"/>
+                <w:rFonts w:ascii="Hiragino Sans GB" w:hAnsi="Hiragino Sans GB" w:eastAsia="Hiragino Sans GB"/>
                 <w:b w:val="0"/>
                 <w:color w:val="1F1F22"/>
                 <w:sz w:val="18"/>
@@ -2422,7 +2436,7 @@
             <w:r/>
             <w:r>
               <w:rPr>
-                <w:rFonts w:ascii="Arial Unicode MS" w:hAnsi="Arial Unicode MS" w:eastAsia="Arial Unicode MS"/>
+                <w:rFonts w:ascii="Hiragino Sans GB" w:hAnsi="Hiragino Sans GB" w:eastAsia="Hiragino Sans GB"/>
                 <w:b/>
                 <w:color w:val="8F244B"/>
                 <w:sz w:val="18"/>
@@ -2459,7 +2473,7 @@
             <w:r/>
             <w:r>
               <w:rPr>
-                <w:rFonts w:ascii="Arial Unicode MS" w:hAnsi="Arial Unicode MS" w:eastAsia="Arial Unicode MS"/>
+                <w:rFonts w:ascii="Hiragino Sans GB" w:hAnsi="Hiragino Sans GB" w:eastAsia="Hiragino Sans GB"/>
                 <w:b w:val="0"/>
                 <w:color w:val="1F1F22"/>
                 <w:sz w:val="18"/>
@@ -2528,7 +2542,7 @@
             <w:r/>
             <w:r>
               <w:rPr>
-                <w:rFonts w:ascii="Arial Unicode MS" w:hAnsi="Arial Unicode MS" w:eastAsia="Arial Unicode MS"/>
+                <w:rFonts w:ascii="Hiragino Sans GB" w:hAnsi="Hiragino Sans GB" w:eastAsia="Hiragino Sans GB"/>
                 <w:b/>
                 <w:color w:val="8F244B"/>
                 <w:sz w:val="18"/>
@@ -2565,7 +2579,7 @@
             <w:r/>
             <w:r>
               <w:rPr>
-                <w:rFonts w:ascii="Arial Unicode MS" w:hAnsi="Arial Unicode MS" w:eastAsia="Arial Unicode MS"/>
+                <w:rFonts w:ascii="Hiragino Sans GB" w:hAnsi="Hiragino Sans GB" w:eastAsia="Hiragino Sans GB"/>
                 <w:b/>
                 <w:color w:val="8F244B"/>
                 <w:sz w:val="18"/>
@@ -2607,7 +2621,7 @@
             <w:r/>
             <w:r>
               <w:rPr>
-                <w:rFonts w:ascii="Arial Unicode MS" w:hAnsi="Arial Unicode MS" w:eastAsia="Arial Unicode MS"/>
+                <w:rFonts w:ascii="Hiragino Sans GB" w:hAnsi="Hiragino Sans GB" w:eastAsia="Hiragino Sans GB"/>
                 <w:b/>
                 <w:color w:val="8F244B"/>
                 <w:sz w:val="18"/>
@@ -2644,7 +2658,7 @@
             <w:r/>
             <w:r>
               <w:rPr>
-                <w:rFonts w:ascii="Arial Unicode MS" w:hAnsi="Arial Unicode MS" w:eastAsia="Arial Unicode MS"/>
+                <w:rFonts w:ascii="Hiragino Sans GB" w:hAnsi="Hiragino Sans GB" w:eastAsia="Hiragino Sans GB"/>
                 <w:b w:val="0"/>
                 <w:color w:val="1F1F22"/>
                 <w:sz w:val="18"/>
@@ -2686,7 +2700,7 @@
             <w:r/>
             <w:r>
               <w:rPr>
-                <w:rFonts w:ascii="Arial Unicode MS" w:hAnsi="Arial Unicode MS" w:eastAsia="Arial Unicode MS"/>
+                <w:rFonts w:ascii="Hiragino Sans GB" w:hAnsi="Hiragino Sans GB" w:eastAsia="Hiragino Sans GB"/>
                 <w:b/>
                 <w:color w:val="8F244B"/>
                 <w:sz w:val="18"/>
@@ -2723,7 +2737,7 @@
             <w:r/>
             <w:r>
               <w:rPr>
-                <w:rFonts w:ascii="Arial Unicode MS" w:hAnsi="Arial Unicode MS" w:eastAsia="Arial Unicode MS"/>
+                <w:rFonts w:ascii="Hiragino Sans GB" w:hAnsi="Hiragino Sans GB" w:eastAsia="Hiragino Sans GB"/>
                 <w:b w:val="0"/>
                 <w:color w:val="1F1F22"/>
                 <w:sz w:val="18"/>
@@ -2765,7 +2779,7 @@
             <w:r/>
             <w:r>
               <w:rPr>
-                <w:rFonts w:ascii="Arial Unicode MS" w:hAnsi="Arial Unicode MS" w:eastAsia="Arial Unicode MS"/>
+                <w:rFonts w:ascii="Hiragino Sans GB" w:hAnsi="Hiragino Sans GB" w:eastAsia="Hiragino Sans GB"/>
                 <w:b/>
                 <w:color w:val="8F244B"/>
                 <w:sz w:val="18"/>
@@ -2802,7 +2816,7 @@
             <w:r/>
             <w:r>
               <w:rPr>
-                <w:rFonts w:ascii="Arial Unicode MS" w:hAnsi="Arial Unicode MS" w:eastAsia="Arial Unicode MS"/>
+                <w:rFonts w:ascii="Hiragino Sans GB" w:hAnsi="Hiragino Sans GB" w:eastAsia="Hiragino Sans GB"/>
                 <w:b w:val="0"/>
                 <w:color w:val="1F1F22"/>
                 <w:sz w:val="18"/>
@@ -2844,7 +2858,7 @@
             <w:r/>
             <w:r>
               <w:rPr>
-                <w:rFonts w:ascii="Arial Unicode MS" w:hAnsi="Arial Unicode MS" w:eastAsia="Arial Unicode MS"/>
+                <w:rFonts w:ascii="Hiragino Sans GB" w:hAnsi="Hiragino Sans GB" w:eastAsia="Hiragino Sans GB"/>
                 <w:b/>
                 <w:color w:val="8F244B"/>
                 <w:sz w:val="18"/>
@@ -2881,7 +2895,7 @@
             <w:r/>
             <w:r>
               <w:rPr>
-                <w:rFonts w:ascii="Arial Unicode MS" w:hAnsi="Arial Unicode MS" w:eastAsia="Arial Unicode MS"/>
+                <w:rFonts w:ascii="Hiragino Sans GB" w:hAnsi="Hiragino Sans GB" w:eastAsia="Hiragino Sans GB"/>
                 <w:b w:val="0"/>
                 <w:color w:val="1F1F22"/>
                 <w:sz w:val="18"/>
@@ -2923,7 +2937,7 @@
             <w:r/>
             <w:r>
               <w:rPr>
-                <w:rFonts w:ascii="Arial Unicode MS" w:hAnsi="Arial Unicode MS" w:eastAsia="Arial Unicode MS"/>
+                <w:rFonts w:ascii="Hiragino Sans GB" w:hAnsi="Hiragino Sans GB" w:eastAsia="Hiragino Sans GB"/>
                 <w:b/>
                 <w:color w:val="8F244B"/>
                 <w:sz w:val="18"/>
@@ -2960,7 +2974,7 @@
             <w:r/>
             <w:r>
               <w:rPr>
-                <w:rFonts w:ascii="Arial Unicode MS" w:hAnsi="Arial Unicode MS" w:eastAsia="Arial Unicode MS"/>
+                <w:rFonts w:ascii="Hiragino Sans GB" w:hAnsi="Hiragino Sans GB" w:eastAsia="Hiragino Sans GB"/>
                 <w:b w:val="0"/>
                 <w:color w:val="1F1F22"/>
                 <w:sz w:val="18"/>
@@ -3002,7 +3016,7 @@
             <w:r/>
             <w:r>
               <w:rPr>
-                <w:rFonts w:ascii="Arial Unicode MS" w:hAnsi="Arial Unicode MS" w:eastAsia="Arial Unicode MS"/>
+                <w:rFonts w:ascii="Hiragino Sans GB" w:hAnsi="Hiragino Sans GB" w:eastAsia="Hiragino Sans GB"/>
                 <w:b/>
                 <w:color w:val="8F244B"/>
                 <w:sz w:val="18"/>
@@ -3039,7 +3053,7 @@
             <w:r/>
             <w:r>
               <w:rPr>
-                <w:rFonts w:ascii="Arial Unicode MS" w:hAnsi="Arial Unicode MS" w:eastAsia="Arial Unicode MS"/>
+                <w:rFonts w:ascii="Hiragino Sans GB" w:hAnsi="Hiragino Sans GB" w:eastAsia="Hiragino Sans GB"/>
                 <w:b w:val="0"/>
                 <w:color w:val="1F1F22"/>
                 <w:sz w:val="18"/>
@@ -3115,7 +3129,7 @@
             <w:r/>
             <w:r>
               <w:rPr>
-                <w:rFonts w:ascii="Arial Unicode MS" w:hAnsi="Arial Unicode MS" w:eastAsia="Arial Unicode MS"/>
+                <w:rFonts w:ascii="Hiragino Sans GB" w:hAnsi="Hiragino Sans GB" w:eastAsia="Hiragino Sans GB"/>
                 <w:b/>
                 <w:color w:val="8F244B"/>
                 <w:sz w:val="18"/>
@@ -3152,7 +3166,7 @@
             <w:r/>
             <w:r>
               <w:rPr>
-                <w:rFonts w:ascii="Arial Unicode MS" w:hAnsi="Arial Unicode MS" w:eastAsia="Arial Unicode MS"/>
+                <w:rFonts w:ascii="Hiragino Sans GB" w:hAnsi="Hiragino Sans GB" w:eastAsia="Hiragino Sans GB"/>
                 <w:b/>
                 <w:color w:val="8F244B"/>
                 <w:sz w:val="18"/>
@@ -3194,7 +3208,7 @@
             <w:r/>
             <w:r>
               <w:rPr>
-                <w:rFonts w:ascii="Arial Unicode MS" w:hAnsi="Arial Unicode MS" w:eastAsia="Arial Unicode MS"/>
+                <w:rFonts w:ascii="Hiragino Sans GB" w:hAnsi="Hiragino Sans GB" w:eastAsia="Hiragino Sans GB"/>
                 <w:b/>
                 <w:color w:val="8F244B"/>
                 <w:sz w:val="18"/>
@@ -3231,7 +3245,7 @@
             <w:r/>
             <w:r>
               <w:rPr>
-                <w:rFonts w:ascii="Arial Unicode MS" w:hAnsi="Arial Unicode MS" w:eastAsia="Arial Unicode MS"/>
+                <w:rFonts w:ascii="Hiragino Sans GB" w:hAnsi="Hiragino Sans GB" w:eastAsia="Hiragino Sans GB"/>
                 <w:b w:val="0"/>
                 <w:color w:val="1F1F22"/>
                 <w:sz w:val="18"/>
@@ -3273,7 +3287,7 @@
             <w:r/>
             <w:r>
               <w:rPr>
-                <w:rFonts w:ascii="Arial Unicode MS" w:hAnsi="Arial Unicode MS" w:eastAsia="Arial Unicode MS"/>
+                <w:rFonts w:ascii="Hiragino Sans GB" w:hAnsi="Hiragino Sans GB" w:eastAsia="Hiragino Sans GB"/>
                 <w:b/>
                 <w:color w:val="8F244B"/>
                 <w:sz w:val="18"/>
@@ -3310,7 +3324,7 @@
             <w:r/>
             <w:r>
               <w:rPr>
-                <w:rFonts w:ascii="Arial Unicode MS" w:hAnsi="Arial Unicode MS" w:eastAsia="Arial Unicode MS"/>
+                <w:rFonts w:ascii="Hiragino Sans GB" w:hAnsi="Hiragino Sans GB" w:eastAsia="Hiragino Sans GB"/>
                 <w:b w:val="0"/>
                 <w:color w:val="1F1F22"/>
                 <w:sz w:val="18"/>
@@ -3352,7 +3366,7 @@
             <w:r/>
             <w:r>
               <w:rPr>
-                <w:rFonts w:ascii="Arial Unicode MS" w:hAnsi="Arial Unicode MS" w:eastAsia="Arial Unicode MS"/>
+                <w:rFonts w:ascii="Hiragino Sans GB" w:hAnsi="Hiragino Sans GB" w:eastAsia="Hiragino Sans GB"/>
                 <w:b/>
                 <w:color w:val="8F244B"/>
                 <w:sz w:val="18"/>
@@ -3389,7 +3403,7 @@
             <w:r/>
             <w:r>
               <w:rPr>
-                <w:rFonts w:ascii="Arial Unicode MS" w:hAnsi="Arial Unicode MS" w:eastAsia="Arial Unicode MS"/>
+                <w:rFonts w:ascii="Hiragino Sans GB" w:hAnsi="Hiragino Sans GB" w:eastAsia="Hiragino Sans GB"/>
                 <w:b w:val="0"/>
                 <w:color w:val="1F1F22"/>
                 <w:sz w:val="18"/>
@@ -3431,7 +3445,7 @@
             <w:r/>
             <w:r>
               <w:rPr>
-                <w:rFonts w:ascii="Arial Unicode MS" w:hAnsi="Arial Unicode MS" w:eastAsia="Arial Unicode MS"/>
+                <w:rFonts w:ascii="Hiragino Sans GB" w:hAnsi="Hiragino Sans GB" w:eastAsia="Hiragino Sans GB"/>
                 <w:b/>
                 <w:color w:val="8F244B"/>
                 <w:sz w:val="18"/>
@@ -3468,7 +3482,7 @@
             <w:r/>
             <w:r>
               <w:rPr>
-                <w:rFonts w:ascii="Arial Unicode MS" w:hAnsi="Arial Unicode MS" w:eastAsia="Arial Unicode MS"/>
+                <w:rFonts w:ascii="Hiragino Sans GB" w:hAnsi="Hiragino Sans GB" w:eastAsia="Hiragino Sans GB"/>
                 <w:b w:val="0"/>
                 <w:color w:val="1F1F22"/>
                 <w:sz w:val="18"/>
@@ -3510,7 +3524,7 @@
             <w:r/>
             <w:r>
               <w:rPr>
-                <w:rFonts w:ascii="Arial Unicode MS" w:hAnsi="Arial Unicode MS" w:eastAsia="Arial Unicode MS"/>
+                <w:rFonts w:ascii="Hiragino Sans GB" w:hAnsi="Hiragino Sans GB" w:eastAsia="Hiragino Sans GB"/>
                 <w:b/>
                 <w:color w:val="8F244B"/>
                 <w:sz w:val="18"/>
@@ -3547,7 +3561,7 @@
             <w:r/>
             <w:r>
               <w:rPr>
-                <w:rFonts w:ascii="Arial Unicode MS" w:hAnsi="Arial Unicode MS" w:eastAsia="Arial Unicode MS"/>
+                <w:rFonts w:ascii="Hiragino Sans GB" w:hAnsi="Hiragino Sans GB" w:eastAsia="Hiragino Sans GB"/>
                 <w:b w:val="0"/>
                 <w:color w:val="1F1F22"/>
                 <w:sz w:val="18"/>
@@ -3589,7 +3603,7 @@
             <w:r/>
             <w:r>
               <w:rPr>
-                <w:rFonts w:ascii="Arial Unicode MS" w:hAnsi="Arial Unicode MS" w:eastAsia="Arial Unicode MS"/>
+                <w:rFonts w:ascii="Hiragino Sans GB" w:hAnsi="Hiragino Sans GB" w:eastAsia="Hiragino Sans GB"/>
                 <w:b/>
                 <w:color w:val="8F244B"/>
                 <w:sz w:val="18"/>
@@ -3626,7 +3640,7 @@
             <w:r/>
             <w:r>
               <w:rPr>
-                <w:rFonts w:ascii="Arial Unicode MS" w:hAnsi="Arial Unicode MS" w:eastAsia="Arial Unicode MS"/>
+                <w:rFonts w:ascii="Hiragino Sans GB" w:hAnsi="Hiragino Sans GB" w:eastAsia="Hiragino Sans GB"/>
                 <w:b w:val="0"/>
                 <w:color w:val="1F1F22"/>
                 <w:sz w:val="18"/>
@@ -3695,7 +3709,7 @@
             <w:r/>
             <w:r>
               <w:rPr>
-                <w:rFonts w:ascii="Arial Unicode MS" w:hAnsi="Arial Unicode MS" w:eastAsia="Arial Unicode MS"/>
+                <w:rFonts w:ascii="Hiragino Sans GB" w:hAnsi="Hiragino Sans GB" w:eastAsia="Hiragino Sans GB"/>
                 <w:b/>
                 <w:color w:val="8F244B"/>
                 <w:sz w:val="18"/>
@@ -3732,7 +3746,7 @@
             <w:r/>
             <w:r>
               <w:rPr>
-                <w:rFonts w:ascii="Arial Unicode MS" w:hAnsi="Arial Unicode MS" w:eastAsia="Arial Unicode MS"/>
+                <w:rFonts w:ascii="Hiragino Sans GB" w:hAnsi="Hiragino Sans GB" w:eastAsia="Hiragino Sans GB"/>
                 <w:b/>
                 <w:color w:val="8F244B"/>
                 <w:sz w:val="18"/>
@@ -3774,7 +3788,7 @@
             <w:r/>
             <w:r>
               <w:rPr>
-                <w:rFonts w:ascii="Arial Unicode MS" w:hAnsi="Arial Unicode MS" w:eastAsia="Arial Unicode MS"/>
+                <w:rFonts w:ascii="Hiragino Sans GB" w:hAnsi="Hiragino Sans GB" w:eastAsia="Hiragino Sans GB"/>
                 <w:b/>
                 <w:color w:val="8F244B"/>
                 <w:sz w:val="18"/>
@@ -3811,7 +3825,7 @@
             <w:r/>
             <w:r>
               <w:rPr>
-                <w:rFonts w:ascii="Arial Unicode MS" w:hAnsi="Arial Unicode MS" w:eastAsia="Arial Unicode MS"/>
+                <w:rFonts w:ascii="Hiragino Sans GB" w:hAnsi="Hiragino Sans GB" w:eastAsia="Hiragino Sans GB"/>
                 <w:b w:val="0"/>
                 <w:color w:val="1F1F22"/>
                 <w:sz w:val="18"/>
@@ -3853,7 +3867,7 @@
             <w:r/>
             <w:r>
               <w:rPr>
-                <w:rFonts w:ascii="Arial Unicode MS" w:hAnsi="Arial Unicode MS" w:eastAsia="Arial Unicode MS"/>
+                <w:rFonts w:ascii="Hiragino Sans GB" w:hAnsi="Hiragino Sans GB" w:eastAsia="Hiragino Sans GB"/>
                 <w:b/>
                 <w:color w:val="8F244B"/>
                 <w:sz w:val="18"/>
@@ -3890,7 +3904,7 @@
             <w:r/>
             <w:r>
               <w:rPr>
-                <w:rFonts w:ascii="Arial Unicode MS" w:hAnsi="Arial Unicode MS" w:eastAsia="Arial Unicode MS"/>
+                <w:rFonts w:ascii="Hiragino Sans GB" w:hAnsi="Hiragino Sans GB" w:eastAsia="Hiragino Sans GB"/>
                 <w:b w:val="0"/>
                 <w:color w:val="1F1F22"/>
                 <w:sz w:val="18"/>
@@ -3932,7 +3946,7 @@
             <w:r/>
             <w:r>
               <w:rPr>
-                <w:rFonts w:ascii="Arial Unicode MS" w:hAnsi="Arial Unicode MS" w:eastAsia="Arial Unicode MS"/>
+                <w:rFonts w:ascii="Hiragino Sans GB" w:hAnsi="Hiragino Sans GB" w:eastAsia="Hiragino Sans GB"/>
                 <w:b/>
                 <w:color w:val="8F244B"/>
                 <w:sz w:val="18"/>
@@ -3969,7 +3983,7 @@
             <w:r/>
             <w:r>
               <w:rPr>
-                <w:rFonts w:ascii="Arial Unicode MS" w:hAnsi="Arial Unicode MS" w:eastAsia="Arial Unicode MS"/>
+                <w:rFonts w:ascii="Hiragino Sans GB" w:hAnsi="Hiragino Sans GB" w:eastAsia="Hiragino Sans GB"/>
                 <w:b w:val="0"/>
                 <w:color w:val="1F1F22"/>
                 <w:sz w:val="18"/>
@@ -4011,7 +4025,7 @@
             <w:r/>
             <w:r>
               <w:rPr>
-                <w:rFonts w:ascii="Arial Unicode MS" w:hAnsi="Arial Unicode MS" w:eastAsia="Arial Unicode MS"/>
+                <w:rFonts w:ascii="Hiragino Sans GB" w:hAnsi="Hiragino Sans GB" w:eastAsia="Hiragino Sans GB"/>
                 <w:b/>
                 <w:color w:val="8F244B"/>
                 <w:sz w:val="18"/>
@@ -4048,7 +4062,7 @@
             <w:r/>
             <w:r>
               <w:rPr>
-                <w:rFonts w:ascii="Arial Unicode MS" w:hAnsi="Arial Unicode MS" w:eastAsia="Arial Unicode MS"/>
+                <w:rFonts w:ascii="Hiragino Sans GB" w:hAnsi="Hiragino Sans GB" w:eastAsia="Hiragino Sans GB"/>
                 <w:b w:val="0"/>
                 <w:color w:val="1F1F22"/>
                 <w:sz w:val="18"/>
@@ -4090,7 +4104,7 @@
             <w:r/>
             <w:r>
               <w:rPr>
-                <w:rFonts w:ascii="Arial Unicode MS" w:hAnsi="Arial Unicode MS" w:eastAsia="Arial Unicode MS"/>
+                <w:rFonts w:ascii="Hiragino Sans GB" w:hAnsi="Hiragino Sans GB" w:eastAsia="Hiragino Sans GB"/>
                 <w:b/>
                 <w:color w:val="8F244B"/>
                 <w:sz w:val="18"/>
@@ -4127,7 +4141,7 @@
             <w:r/>
             <w:r>
               <w:rPr>
-                <w:rFonts w:ascii="Arial Unicode MS" w:hAnsi="Arial Unicode MS" w:eastAsia="Arial Unicode MS"/>
+                <w:rFonts w:ascii="Hiragino Sans GB" w:hAnsi="Hiragino Sans GB" w:eastAsia="Hiragino Sans GB"/>
                 <w:b w:val="0"/>
                 <w:color w:val="1F1F22"/>
                 <w:sz w:val="18"/>
@@ -4169,7 +4183,7 @@
             <w:r/>
             <w:r>
               <w:rPr>
-                <w:rFonts w:ascii="Arial Unicode MS" w:hAnsi="Arial Unicode MS" w:eastAsia="Arial Unicode MS"/>
+                <w:rFonts w:ascii="Hiragino Sans GB" w:hAnsi="Hiragino Sans GB" w:eastAsia="Hiragino Sans GB"/>
                 <w:b/>
                 <w:color w:val="8F244B"/>
                 <w:sz w:val="18"/>
@@ -4206,7 +4220,7 @@
             <w:r/>
             <w:r>
               <w:rPr>
-                <w:rFonts w:ascii="Arial Unicode MS" w:hAnsi="Arial Unicode MS" w:eastAsia="Arial Unicode MS"/>
+                <w:rFonts w:ascii="Hiragino Sans GB" w:hAnsi="Hiragino Sans GB" w:eastAsia="Hiragino Sans GB"/>
                 <w:b w:val="0"/>
                 <w:color w:val="1F1F22"/>
                 <w:sz w:val="18"/>
@@ -4282,7 +4296,7 @@
             <w:r/>
             <w:r>
               <w:rPr>
-                <w:rFonts w:ascii="Arial Unicode MS" w:hAnsi="Arial Unicode MS" w:eastAsia="Arial Unicode MS"/>
+                <w:rFonts w:ascii="Hiragino Sans GB" w:hAnsi="Hiragino Sans GB" w:eastAsia="Hiragino Sans GB"/>
                 <w:b/>
                 <w:color w:val="8F244B"/>
                 <w:sz w:val="18"/>
@@ -4319,7 +4333,7 @@
             <w:r/>
             <w:r>
               <w:rPr>
-                <w:rFonts w:ascii="Arial Unicode MS" w:hAnsi="Arial Unicode MS" w:eastAsia="Arial Unicode MS"/>
+                <w:rFonts w:ascii="Hiragino Sans GB" w:hAnsi="Hiragino Sans GB" w:eastAsia="Hiragino Sans GB"/>
                 <w:b/>
                 <w:color w:val="8F244B"/>
                 <w:sz w:val="18"/>
@@ -4361,7 +4375,7 @@
             <w:r/>
             <w:r>
               <w:rPr>
-                <w:rFonts w:ascii="Arial Unicode MS" w:hAnsi="Arial Unicode MS" w:eastAsia="Arial Unicode MS"/>
+                <w:rFonts w:ascii="Hiragino Sans GB" w:hAnsi="Hiragino Sans GB" w:eastAsia="Hiragino Sans GB"/>
                 <w:b/>
                 <w:color w:val="8F244B"/>
                 <w:sz w:val="18"/>
@@ -4398,7 +4412,7 @@
             <w:r/>
             <w:r>
               <w:rPr>
-                <w:rFonts w:ascii="Arial Unicode MS" w:hAnsi="Arial Unicode MS" w:eastAsia="Arial Unicode MS"/>
+                <w:rFonts w:ascii="Hiragino Sans GB" w:hAnsi="Hiragino Sans GB" w:eastAsia="Hiragino Sans GB"/>
                 <w:b w:val="0"/>
                 <w:color w:val="1F1F22"/>
                 <w:sz w:val="18"/>
@@ -4440,7 +4454,7 @@
             <w:r/>
             <w:r>
               <w:rPr>
-                <w:rFonts w:ascii="Arial Unicode MS" w:hAnsi="Arial Unicode MS" w:eastAsia="Arial Unicode MS"/>
+                <w:rFonts w:ascii="Hiragino Sans GB" w:hAnsi="Hiragino Sans GB" w:eastAsia="Hiragino Sans GB"/>
                 <w:b/>
                 <w:color w:val="8F244B"/>
                 <w:sz w:val="18"/>
@@ -4477,7 +4491,7 @@
             <w:r/>
             <w:r>
               <w:rPr>
-                <w:rFonts w:ascii="Arial Unicode MS" w:hAnsi="Arial Unicode MS" w:eastAsia="Arial Unicode MS"/>
+                <w:rFonts w:ascii="Hiragino Sans GB" w:hAnsi="Hiragino Sans GB" w:eastAsia="Hiragino Sans GB"/>
                 <w:b w:val="0"/>
                 <w:color w:val="1F1F22"/>
                 <w:sz w:val="18"/>
@@ -4519,7 +4533,7 @@
             <w:r/>
             <w:r>
               <w:rPr>
-                <w:rFonts w:ascii="Arial Unicode MS" w:hAnsi="Arial Unicode MS" w:eastAsia="Arial Unicode MS"/>
+                <w:rFonts w:ascii="Hiragino Sans GB" w:hAnsi="Hiragino Sans GB" w:eastAsia="Hiragino Sans GB"/>
                 <w:b/>
                 <w:color w:val="8F244B"/>
                 <w:sz w:val="18"/>
@@ -4556,7 +4570,7 @@
             <w:r/>
             <w:r>
               <w:rPr>
-                <w:rFonts w:ascii="Arial Unicode MS" w:hAnsi="Arial Unicode MS" w:eastAsia="Arial Unicode MS"/>
+                <w:rFonts w:ascii="Hiragino Sans GB" w:hAnsi="Hiragino Sans GB" w:eastAsia="Hiragino Sans GB"/>
                 <w:b w:val="0"/>
                 <w:color w:val="1F1F22"/>
                 <w:sz w:val="18"/>
@@ -4598,7 +4612,7 @@
             <w:r/>
             <w:r>
               <w:rPr>
-                <w:rFonts w:ascii="Arial Unicode MS" w:hAnsi="Arial Unicode MS" w:eastAsia="Arial Unicode MS"/>
+                <w:rFonts w:ascii="Hiragino Sans GB" w:hAnsi="Hiragino Sans GB" w:eastAsia="Hiragino Sans GB"/>
                 <w:b/>
                 <w:color w:val="8F244B"/>
                 <w:sz w:val="18"/>
@@ -4635,7 +4649,7 @@
             <w:r/>
             <w:r>
               <w:rPr>
-                <w:rFonts w:ascii="Arial Unicode MS" w:hAnsi="Arial Unicode MS" w:eastAsia="Arial Unicode MS"/>
+                <w:rFonts w:ascii="Hiragino Sans GB" w:hAnsi="Hiragino Sans GB" w:eastAsia="Hiragino Sans GB"/>
                 <w:b w:val="0"/>
                 <w:color w:val="1F1F22"/>
                 <w:sz w:val="18"/>
@@ -4677,7 +4691,7 @@
             <w:r/>
             <w:r>
               <w:rPr>
-                <w:rFonts w:ascii="Arial Unicode MS" w:hAnsi="Arial Unicode MS" w:eastAsia="Arial Unicode MS"/>
+                <w:rFonts w:ascii="Hiragino Sans GB" w:hAnsi="Hiragino Sans GB" w:eastAsia="Hiragino Sans GB"/>
                 <w:b/>
                 <w:color w:val="8F244B"/>
                 <w:sz w:val="18"/>
@@ -4714,7 +4728,7 @@
             <w:r/>
             <w:r>
               <w:rPr>
-                <w:rFonts w:ascii="Arial Unicode MS" w:hAnsi="Arial Unicode MS" w:eastAsia="Arial Unicode MS"/>
+                <w:rFonts w:ascii="Hiragino Sans GB" w:hAnsi="Hiragino Sans GB" w:eastAsia="Hiragino Sans GB"/>
                 <w:b w:val="0"/>
                 <w:color w:val="1F1F22"/>
                 <w:sz w:val="18"/>
@@ -4756,7 +4770,7 @@
             <w:r/>
             <w:r>
               <w:rPr>
-                <w:rFonts w:ascii="Arial Unicode MS" w:hAnsi="Arial Unicode MS" w:eastAsia="Arial Unicode MS"/>
+                <w:rFonts w:ascii="Hiragino Sans GB" w:hAnsi="Hiragino Sans GB" w:eastAsia="Hiragino Sans GB"/>
                 <w:b/>
                 <w:color w:val="8F244B"/>
                 <w:sz w:val="18"/>
@@ -4793,7 +4807,7 @@
             <w:r/>
             <w:r>
               <w:rPr>
-                <w:rFonts w:ascii="Arial Unicode MS" w:hAnsi="Arial Unicode MS" w:eastAsia="Arial Unicode MS"/>
+                <w:rFonts w:ascii="Hiragino Sans GB" w:hAnsi="Hiragino Sans GB" w:eastAsia="Hiragino Sans GB"/>
                 <w:b w:val="0"/>
                 <w:color w:val="1F1F22"/>
                 <w:sz w:val="18"/>
@@ -4862,7 +4876,7 @@
             <w:r/>
             <w:r>
               <w:rPr>
-                <w:rFonts w:ascii="Arial Unicode MS" w:hAnsi="Arial Unicode MS" w:eastAsia="Arial Unicode MS"/>
+                <w:rFonts w:ascii="Hiragino Sans GB" w:hAnsi="Hiragino Sans GB" w:eastAsia="Hiragino Sans GB"/>
                 <w:b/>
                 <w:color w:val="8F244B"/>
                 <w:sz w:val="18"/>
@@ -4899,7 +4913,7 @@
             <w:r/>
             <w:r>
               <w:rPr>
-                <w:rFonts w:ascii="Arial Unicode MS" w:hAnsi="Arial Unicode MS" w:eastAsia="Arial Unicode MS"/>
+                <w:rFonts w:ascii="Hiragino Sans GB" w:hAnsi="Hiragino Sans GB" w:eastAsia="Hiragino Sans GB"/>
                 <w:b/>
                 <w:color w:val="8F244B"/>
                 <w:sz w:val="18"/>
@@ -4941,7 +4955,7 @@
             <w:r/>
             <w:r>
               <w:rPr>
-                <w:rFonts w:ascii="Arial Unicode MS" w:hAnsi="Arial Unicode MS" w:eastAsia="Arial Unicode MS"/>
+                <w:rFonts w:ascii="Hiragino Sans GB" w:hAnsi="Hiragino Sans GB" w:eastAsia="Hiragino Sans GB"/>
                 <w:b/>
                 <w:color w:val="8F244B"/>
                 <w:sz w:val="18"/>
@@ -4978,7 +4992,7 @@
             <w:r/>
             <w:r>
               <w:rPr>
-                <w:rFonts w:ascii="Arial Unicode MS" w:hAnsi="Arial Unicode MS" w:eastAsia="Arial Unicode MS"/>
+                <w:rFonts w:ascii="Hiragino Sans GB" w:hAnsi="Hiragino Sans GB" w:eastAsia="Hiragino Sans GB"/>
                 <w:b w:val="0"/>
                 <w:color w:val="1F1F22"/>
                 <w:sz w:val="18"/>
@@ -5020,7 +5034,7 @@
             <w:r/>
             <w:r>
               <w:rPr>
-                <w:rFonts w:ascii="Arial Unicode MS" w:hAnsi="Arial Unicode MS" w:eastAsia="Arial Unicode MS"/>
+                <w:rFonts w:ascii="Hiragino Sans GB" w:hAnsi="Hiragino Sans GB" w:eastAsia="Hiragino Sans GB"/>
                 <w:b/>
                 <w:color w:val="8F244B"/>
                 <w:sz w:val="18"/>
@@ -5057,7 +5071,7 @@
             <w:r/>
             <w:r>
               <w:rPr>
-                <w:rFonts w:ascii="Arial Unicode MS" w:hAnsi="Arial Unicode MS" w:eastAsia="Arial Unicode MS"/>
+                <w:rFonts w:ascii="Hiragino Sans GB" w:hAnsi="Hiragino Sans GB" w:eastAsia="Hiragino Sans GB"/>
                 <w:b w:val="0"/>
                 <w:color w:val="1F1F22"/>
                 <w:sz w:val="18"/>
@@ -5099,7 +5113,7 @@
             <w:r/>
             <w:r>
               <w:rPr>
-                <w:rFonts w:ascii="Arial Unicode MS" w:hAnsi="Arial Unicode MS" w:eastAsia="Arial Unicode MS"/>
+                <w:rFonts w:ascii="Hiragino Sans GB" w:hAnsi="Hiragino Sans GB" w:eastAsia="Hiragino Sans GB"/>
                 <w:b/>
                 <w:color w:val="8F244B"/>
                 <w:sz w:val="18"/>
@@ -5136,7 +5150,7 @@
             <w:r/>
             <w:r>
               <w:rPr>
-                <w:rFonts w:ascii="Arial Unicode MS" w:hAnsi="Arial Unicode MS" w:eastAsia="Arial Unicode MS"/>
+                <w:rFonts w:ascii="Hiragino Sans GB" w:hAnsi="Hiragino Sans GB" w:eastAsia="Hiragino Sans GB"/>
                 <w:b w:val="0"/>
                 <w:color w:val="1F1F22"/>
                 <w:sz w:val="18"/>
@@ -5178,7 +5192,7 @@
             <w:r/>
             <w:r>
               <w:rPr>
-                <w:rFonts w:ascii="Arial Unicode MS" w:hAnsi="Arial Unicode MS" w:eastAsia="Arial Unicode MS"/>
+                <w:rFonts w:ascii="Hiragino Sans GB" w:hAnsi="Hiragino Sans GB" w:eastAsia="Hiragino Sans GB"/>
                 <w:b/>
                 <w:color w:val="8F244B"/>
                 <w:sz w:val="18"/>
@@ -5215,7 +5229,7 @@
             <w:r/>
             <w:r>
               <w:rPr>
-                <w:rFonts w:ascii="Arial Unicode MS" w:hAnsi="Arial Unicode MS" w:eastAsia="Arial Unicode MS"/>
+                <w:rFonts w:ascii="Hiragino Sans GB" w:hAnsi="Hiragino Sans GB" w:eastAsia="Hiragino Sans GB"/>
                 <w:b w:val="0"/>
                 <w:color w:val="1F1F22"/>
                 <w:sz w:val="18"/>
@@ -5257,7 +5271,7 @@
             <w:r/>
             <w:r>
               <w:rPr>
-                <w:rFonts w:ascii="Arial Unicode MS" w:hAnsi="Arial Unicode MS" w:eastAsia="Arial Unicode MS"/>
+                <w:rFonts w:ascii="Hiragino Sans GB" w:hAnsi="Hiragino Sans GB" w:eastAsia="Hiragino Sans GB"/>
                 <w:b/>
                 <w:color w:val="8F244B"/>
                 <w:sz w:val="18"/>
@@ -5294,7 +5308,7 @@
             <w:r/>
             <w:r>
               <w:rPr>
-                <w:rFonts w:ascii="Arial Unicode MS" w:hAnsi="Arial Unicode MS" w:eastAsia="Arial Unicode MS"/>
+                <w:rFonts w:ascii="Hiragino Sans GB" w:hAnsi="Hiragino Sans GB" w:eastAsia="Hiragino Sans GB"/>
                 <w:b w:val="0"/>
                 <w:color w:val="1F1F22"/>
                 <w:sz w:val="18"/>
@@ -5336,7 +5350,7 @@
             <w:r/>
             <w:r>
               <w:rPr>
-                <w:rFonts w:ascii="Arial Unicode MS" w:hAnsi="Arial Unicode MS" w:eastAsia="Arial Unicode MS"/>
+                <w:rFonts w:ascii="Hiragino Sans GB" w:hAnsi="Hiragino Sans GB" w:eastAsia="Hiragino Sans GB"/>
                 <w:b/>
                 <w:color w:val="8F244B"/>
                 <w:sz w:val="18"/>
@@ -5373,7 +5387,7 @@
             <w:r/>
             <w:r>
               <w:rPr>
-                <w:rFonts w:ascii="Arial Unicode MS" w:hAnsi="Arial Unicode MS" w:eastAsia="Arial Unicode MS"/>
+                <w:rFonts w:ascii="Hiragino Sans GB" w:hAnsi="Hiragino Sans GB" w:eastAsia="Hiragino Sans GB"/>
                 <w:b w:val="0"/>
                 <w:color w:val="1F1F22"/>
                 <w:sz w:val="18"/>
@@ -5449,7 +5463,7 @@
             <w:r/>
             <w:r>
               <w:rPr>
-                <w:rFonts w:ascii="Arial Unicode MS" w:hAnsi="Arial Unicode MS" w:eastAsia="Arial Unicode MS"/>
+                <w:rFonts w:ascii="Hiragino Sans GB" w:hAnsi="Hiragino Sans GB" w:eastAsia="Hiragino Sans GB"/>
                 <w:b/>
                 <w:color w:val="8F244B"/>
                 <w:sz w:val="18"/>
@@ -5486,7 +5500,7 @@
             <w:r/>
             <w:r>
               <w:rPr>
-                <w:rFonts w:ascii="Arial Unicode MS" w:hAnsi="Arial Unicode MS" w:eastAsia="Arial Unicode MS"/>
+                <w:rFonts w:ascii="Hiragino Sans GB" w:hAnsi="Hiragino Sans GB" w:eastAsia="Hiragino Sans GB"/>
                 <w:b/>
                 <w:color w:val="8F244B"/>
                 <w:sz w:val="18"/>
@@ -5528,7 +5542,7 @@
             <w:r/>
             <w:r>
               <w:rPr>
-                <w:rFonts w:ascii="Arial Unicode MS" w:hAnsi="Arial Unicode MS" w:eastAsia="Arial Unicode MS"/>
+                <w:rFonts w:ascii="Hiragino Sans GB" w:hAnsi="Hiragino Sans GB" w:eastAsia="Hiragino Sans GB"/>
                 <w:b/>
                 <w:color w:val="8F244B"/>
                 <w:sz w:val="18"/>
@@ -5565,7 +5579,7 @@
             <w:r/>
             <w:r>
               <w:rPr>
-                <w:rFonts w:ascii="Arial Unicode MS" w:hAnsi="Arial Unicode MS" w:eastAsia="Arial Unicode MS"/>
+                <w:rFonts w:ascii="Hiragino Sans GB" w:hAnsi="Hiragino Sans GB" w:eastAsia="Hiragino Sans GB"/>
                 <w:b w:val="0"/>
                 <w:color w:val="1F1F22"/>
                 <w:sz w:val="18"/>
@@ -5607,7 +5621,7 @@
             <w:r/>
             <w:r>
               <w:rPr>
-                <w:rFonts w:ascii="Arial Unicode MS" w:hAnsi="Arial Unicode MS" w:eastAsia="Arial Unicode MS"/>
+                <w:rFonts w:ascii="Hiragino Sans GB" w:hAnsi="Hiragino Sans GB" w:eastAsia="Hiragino Sans GB"/>
                 <w:b/>
                 <w:color w:val="8F244B"/>
                 <w:sz w:val="18"/>
@@ -5644,12 +5658,12 @@
             <w:r/>
             <w:r>
               <w:rPr>
-                <w:rFonts w:ascii="Arial Unicode MS" w:hAnsi="Arial Unicode MS" w:eastAsia="Arial Unicode MS"/>
+                <w:rFonts w:ascii="Hiragino Sans GB" w:hAnsi="Hiragino Sans GB" w:eastAsia="Hiragino Sans GB"/>
                 <w:b w:val="0"/>
                 <w:color w:val="1F1F22"/>
                 <w:sz w:val="18"/>
               </w:rPr>
-              <w:t>决定估算、里程碑和“92 页设计覆盖”与“首批开发范围”的区别。</w:t>
+              <w:t>决定估算、里程碑和“99 页设计覆盖”与“首批开发范围”的区别。</w:t>
             </w:r>
           </w:p>
         </w:tc>
@@ -5686,7 +5700,7 @@
             <w:r/>
             <w:r>
               <w:rPr>
-                <w:rFonts w:ascii="Arial Unicode MS" w:hAnsi="Arial Unicode MS" w:eastAsia="Arial Unicode MS"/>
+                <w:rFonts w:ascii="Hiragino Sans GB" w:hAnsi="Hiragino Sans GB" w:eastAsia="Hiragino Sans GB"/>
                 <w:b/>
                 <w:color w:val="8F244B"/>
                 <w:sz w:val="18"/>
@@ -5723,7 +5737,7 @@
             <w:r/>
             <w:r>
               <w:rPr>
-                <w:rFonts w:ascii="Arial Unicode MS" w:hAnsi="Arial Unicode MS" w:eastAsia="Arial Unicode MS"/>
+                <w:rFonts w:ascii="Hiragino Sans GB" w:hAnsi="Hiragino Sans GB" w:eastAsia="Hiragino Sans GB"/>
                 <w:b w:val="0"/>
                 <w:color w:val="1F1F22"/>
                 <w:sz w:val="18"/>
@@ -5765,7 +5779,7 @@
             <w:r/>
             <w:r>
               <w:rPr>
-                <w:rFonts w:ascii="Arial Unicode MS" w:hAnsi="Arial Unicode MS" w:eastAsia="Arial Unicode MS"/>
+                <w:rFonts w:ascii="Hiragino Sans GB" w:hAnsi="Hiragino Sans GB" w:eastAsia="Hiragino Sans GB"/>
                 <w:b/>
                 <w:color w:val="8F244B"/>
                 <w:sz w:val="18"/>
@@ -5802,7 +5816,7 @@
             <w:r/>
             <w:r>
               <w:rPr>
-                <w:rFonts w:ascii="Arial Unicode MS" w:hAnsi="Arial Unicode MS" w:eastAsia="Arial Unicode MS"/>
+                <w:rFonts w:ascii="Hiragino Sans GB" w:hAnsi="Hiragino Sans GB" w:eastAsia="Hiragino Sans GB"/>
                 <w:b w:val="0"/>
                 <w:color w:val="1F1F22"/>
                 <w:sz w:val="18"/>
@@ -5844,7 +5858,7 @@
             <w:r/>
             <w:r>
               <w:rPr>
-                <w:rFonts w:ascii="Arial Unicode MS" w:hAnsi="Arial Unicode MS" w:eastAsia="Arial Unicode MS"/>
+                <w:rFonts w:ascii="Hiragino Sans GB" w:hAnsi="Hiragino Sans GB" w:eastAsia="Hiragino Sans GB"/>
                 <w:b/>
                 <w:color w:val="8F244B"/>
                 <w:sz w:val="18"/>
@@ -5881,7 +5895,7 @@
             <w:r/>
             <w:r>
               <w:rPr>
-                <w:rFonts w:ascii="Arial Unicode MS" w:hAnsi="Arial Unicode MS" w:eastAsia="Arial Unicode MS"/>
+                <w:rFonts w:ascii="Hiragino Sans GB" w:hAnsi="Hiragino Sans GB" w:eastAsia="Hiragino Sans GB"/>
                 <w:b w:val="0"/>
                 <w:color w:val="1F1F22"/>
                 <w:sz w:val="18"/>
@@ -5923,7 +5937,7 @@
             <w:r/>
             <w:r>
               <w:rPr>
-                <w:rFonts w:ascii="Arial Unicode MS" w:hAnsi="Arial Unicode MS" w:eastAsia="Arial Unicode MS"/>
+                <w:rFonts w:ascii="Hiragino Sans GB" w:hAnsi="Hiragino Sans GB" w:eastAsia="Hiragino Sans GB"/>
                 <w:b/>
                 <w:color w:val="8F244B"/>
                 <w:sz w:val="18"/>
@@ -5960,7 +5974,7 @@
             <w:r/>
             <w:r>
               <w:rPr>
-                <w:rFonts w:ascii="Arial Unicode MS" w:hAnsi="Arial Unicode MS" w:eastAsia="Arial Unicode MS"/>
+                <w:rFonts w:ascii="Hiragino Sans GB" w:hAnsi="Hiragino Sans GB" w:eastAsia="Hiragino Sans GB"/>
                 <w:b w:val="0"/>
                 <w:color w:val="1F1F22"/>
                 <w:sz w:val="18"/>
@@ -6029,7 +6043,7 @@
             <w:r/>
             <w:r>
               <w:rPr>
-                <w:rFonts w:ascii="Arial Unicode MS" w:hAnsi="Arial Unicode MS" w:eastAsia="Arial Unicode MS"/>
+                <w:rFonts w:ascii="Hiragino Sans GB" w:hAnsi="Hiragino Sans GB" w:eastAsia="Hiragino Sans GB"/>
                 <w:b/>
                 <w:color w:val="8F244B"/>
                 <w:sz w:val="18"/>
@@ -6066,7 +6080,7 @@
             <w:r/>
             <w:r>
               <w:rPr>
-                <w:rFonts w:ascii="Arial Unicode MS" w:hAnsi="Arial Unicode MS" w:eastAsia="Arial Unicode MS"/>
+                <w:rFonts w:ascii="Hiragino Sans GB" w:hAnsi="Hiragino Sans GB" w:eastAsia="Hiragino Sans GB"/>
                 <w:b/>
                 <w:color w:val="8F244B"/>
                 <w:sz w:val="18"/>
@@ -6108,7 +6122,7 @@
             <w:r/>
             <w:r>
               <w:rPr>
-                <w:rFonts w:ascii="Arial Unicode MS" w:hAnsi="Arial Unicode MS" w:eastAsia="Arial Unicode MS"/>
+                <w:rFonts w:ascii="Hiragino Sans GB" w:hAnsi="Hiragino Sans GB" w:eastAsia="Hiragino Sans GB"/>
                 <w:b/>
                 <w:color w:val="8F244B"/>
                 <w:sz w:val="18"/>
@@ -6145,7 +6159,7 @@
             <w:r/>
             <w:r>
               <w:rPr>
-                <w:rFonts w:ascii="Arial Unicode MS" w:hAnsi="Arial Unicode MS" w:eastAsia="Arial Unicode MS"/>
+                <w:rFonts w:ascii="Hiragino Sans GB" w:hAnsi="Hiragino Sans GB" w:eastAsia="Hiragino Sans GB"/>
                 <w:b w:val="0"/>
                 <w:color w:val="1F1F22"/>
                 <w:sz w:val="18"/>
@@ -6187,7 +6201,7 @@
             <w:r/>
             <w:r>
               <w:rPr>
-                <w:rFonts w:ascii="Arial Unicode MS" w:hAnsi="Arial Unicode MS" w:eastAsia="Arial Unicode MS"/>
+                <w:rFonts w:ascii="Hiragino Sans GB" w:hAnsi="Hiragino Sans GB" w:eastAsia="Hiragino Sans GB"/>
                 <w:b/>
                 <w:color w:val="8F244B"/>
                 <w:sz w:val="18"/>
@@ -6224,7 +6238,7 @@
             <w:r/>
             <w:r>
               <w:rPr>
-                <w:rFonts w:ascii="Arial Unicode MS" w:hAnsi="Arial Unicode MS" w:eastAsia="Arial Unicode MS"/>
+                <w:rFonts w:ascii="Hiragino Sans GB" w:hAnsi="Hiragino Sans GB" w:eastAsia="Hiragino Sans GB"/>
                 <w:b w:val="0"/>
                 <w:color w:val="1F1F22"/>
                 <w:sz w:val="18"/>
@@ -6266,7 +6280,7 @@
             <w:r/>
             <w:r>
               <w:rPr>
-                <w:rFonts w:ascii="Arial Unicode MS" w:hAnsi="Arial Unicode MS" w:eastAsia="Arial Unicode MS"/>
+                <w:rFonts w:ascii="Hiragino Sans GB" w:hAnsi="Hiragino Sans GB" w:eastAsia="Hiragino Sans GB"/>
                 <w:b/>
                 <w:color w:val="8F244B"/>
                 <w:sz w:val="18"/>
@@ -6303,7 +6317,7 @@
             <w:r/>
             <w:r>
               <w:rPr>
-                <w:rFonts w:ascii="Arial Unicode MS" w:hAnsi="Arial Unicode MS" w:eastAsia="Arial Unicode MS"/>
+                <w:rFonts w:ascii="Hiragino Sans GB" w:hAnsi="Hiragino Sans GB" w:eastAsia="Hiragino Sans GB"/>
                 <w:b w:val="0"/>
                 <w:color w:val="1F1F22"/>
                 <w:sz w:val="18"/>
@@ -6345,7 +6359,7 @@
             <w:r/>
             <w:r>
               <w:rPr>
-                <w:rFonts w:ascii="Arial Unicode MS" w:hAnsi="Arial Unicode MS" w:eastAsia="Arial Unicode MS"/>
+                <w:rFonts w:ascii="Hiragino Sans GB" w:hAnsi="Hiragino Sans GB" w:eastAsia="Hiragino Sans GB"/>
                 <w:b/>
                 <w:color w:val="8F244B"/>
                 <w:sz w:val="18"/>
@@ -6382,7 +6396,7 @@
             <w:r/>
             <w:r>
               <w:rPr>
-                <w:rFonts w:ascii="Arial Unicode MS" w:hAnsi="Arial Unicode MS" w:eastAsia="Arial Unicode MS"/>
+                <w:rFonts w:ascii="Hiragino Sans GB" w:hAnsi="Hiragino Sans GB" w:eastAsia="Hiragino Sans GB"/>
                 <w:b w:val="0"/>
                 <w:color w:val="1F1F22"/>
                 <w:sz w:val="18"/>
@@ -6424,7 +6438,7 @@
             <w:r/>
             <w:r>
               <w:rPr>
-                <w:rFonts w:ascii="Arial Unicode MS" w:hAnsi="Arial Unicode MS" w:eastAsia="Arial Unicode MS"/>
+                <w:rFonts w:ascii="Hiragino Sans GB" w:hAnsi="Hiragino Sans GB" w:eastAsia="Hiragino Sans GB"/>
                 <w:b/>
                 <w:color w:val="8F244B"/>
                 <w:sz w:val="18"/>
@@ -6461,7 +6475,7 @@
             <w:r/>
             <w:r>
               <w:rPr>
-                <w:rFonts w:ascii="Arial Unicode MS" w:hAnsi="Arial Unicode MS" w:eastAsia="Arial Unicode MS"/>
+                <w:rFonts w:ascii="Hiragino Sans GB" w:hAnsi="Hiragino Sans GB" w:eastAsia="Hiragino Sans GB"/>
                 <w:b w:val="0"/>
                 <w:color w:val="1F1F22"/>
                 <w:sz w:val="18"/>
@@ -6503,7 +6517,7 @@
             <w:r/>
             <w:r>
               <w:rPr>
-                <w:rFonts w:ascii="Arial Unicode MS" w:hAnsi="Arial Unicode MS" w:eastAsia="Arial Unicode MS"/>
+                <w:rFonts w:ascii="Hiragino Sans GB" w:hAnsi="Hiragino Sans GB" w:eastAsia="Hiragino Sans GB"/>
                 <w:b/>
                 <w:color w:val="8F244B"/>
                 <w:sz w:val="18"/>
@@ -6540,7 +6554,7 @@
             <w:r/>
             <w:r>
               <w:rPr>
-                <w:rFonts w:ascii="Arial Unicode MS" w:hAnsi="Arial Unicode MS" w:eastAsia="Arial Unicode MS"/>
+                <w:rFonts w:ascii="Hiragino Sans GB" w:hAnsi="Hiragino Sans GB" w:eastAsia="Hiragino Sans GB"/>
                 <w:b w:val="0"/>
                 <w:color w:val="1F1F22"/>
                 <w:sz w:val="18"/>
@@ -6568,12 +6582,12 @@
     <w:p>
       <w:r>
         <w:rPr>
-          <w:rFonts w:ascii="Arial Unicode MS" w:hAnsi="Arial Unicode MS" w:eastAsia="Arial Unicode MS"/>
+          <w:rFonts w:ascii="Hiragino Sans GB" w:hAnsi="Hiragino Sans GB" w:eastAsia="Hiragino Sans GB"/>
           <w:b w:val="0"/>
           <w:color w:val="1F1F22"/>
           <w:sz w:val="20"/>
         </w:rPr>
-        <w:t>92 页已经具备独立的信息结构、交互状态、业务规则和验收条件。Figma 最终文件完整覆盖移动端 49 页/186 状态、管理后台 43 页/163 状态，并完成 92 个流程预览与 2,284 个有效交互动作；当前等待客户和设计负责人签署。</w:t>
+        <w:t>99 页已经具备独立的信息结构、交互状态、业务规则和验收条件。Figma 最终文件完整覆盖移动端 50 页/202 状态、管理后台 49 页/200 状态，并完成 99 个流程预览；其中 3,571 个动作是 APP-SET-08 六态增量前历史基线，当前实时总数为 3,585；当前等待客户和设计负责人签署。</w:t>
       </w:r>
     </w:p>
     <w:tbl>
@@ -6621,7 +6635,7 @@
             <w:r/>
             <w:r>
               <w:rPr>
-                <w:rFonts w:ascii="Arial Unicode MS" w:hAnsi="Arial Unicode MS" w:eastAsia="Arial Unicode MS"/>
+                <w:rFonts w:ascii="Hiragino Sans GB" w:hAnsi="Hiragino Sans GB" w:eastAsia="Hiragino Sans GB"/>
                 <w:b/>
                 <w:color w:val="8F244B"/>
                 <w:sz w:val="17"/>
@@ -6658,7 +6672,7 @@
             <w:r/>
             <w:r>
               <w:rPr>
-                <w:rFonts w:ascii="Arial Unicode MS" w:hAnsi="Arial Unicode MS" w:eastAsia="Arial Unicode MS"/>
+                <w:rFonts w:ascii="Hiragino Sans GB" w:hAnsi="Hiragino Sans GB" w:eastAsia="Hiragino Sans GB"/>
                 <w:b/>
                 <w:color w:val="8F244B"/>
                 <w:sz w:val="17"/>
@@ -6799,7 +6813,7 @@
       </w:pPr>
       <w:r>
         <w:rPr>
-          <w:rFonts w:ascii="Arial Unicode MS" w:hAnsi="Arial Unicode MS" w:eastAsia="Arial Unicode MS"/>
+          <w:rFonts w:ascii="Hiragino Sans GB" w:hAnsi="Hiragino Sans GB" w:eastAsia="Hiragino Sans GB"/>
           <w:b/>
           <w:color w:val="D83D73"/>
           <w:sz w:val="20"/>
@@ -6875,12 +6889,12 @@
       </w:pPr>
       <w:r>
         <w:rPr>
-          <w:rFonts w:ascii="Arial Unicode MS" w:hAnsi="Arial Unicode MS" w:eastAsia="Arial Unicode MS"/>
+          <w:rFonts w:ascii="Hiragino Sans GB" w:hAnsi="Hiragino Sans GB" w:eastAsia="Hiragino Sans GB"/>
           <w:b w:val="0"/>
           <w:color w:val="1F1F22"/>
           <w:sz w:val="19"/>
         </w:rPr>
-        <w:t>通过 40｜Delivery Index 按 Page ID 核对 92 页和 349 个状态。</w:t>
+        <w:t>通过 40｜Delivery Index 按 Page ID 核对 99 页和 402 个状态。</w:t>
       </w:r>
     </w:p>
     <w:p>
@@ -6893,12 +6907,12 @@
       </w:pPr>
       <w:r>
         <w:rPr>
-          <w:rFonts w:ascii="Arial Unicode MS" w:hAnsi="Arial Unicode MS" w:eastAsia="Arial Unicode MS"/>
+          <w:rFonts w:ascii="Hiragino Sans GB" w:hAnsi="Hiragino Sans GB" w:eastAsia="Hiragino Sans GB"/>
           <w:b w:val="0"/>
           <w:color w:val="1F1F22"/>
           <w:sz w:val="19"/>
         </w:rPr>
-        <w:t>通过 30｜Prototype Flows 核对 92 个流程的主操作、异常状态和安全出口。</w:t>
+        <w:t>通过 30｜Prototype Flows 核对 99 个流程的主操作、异常状态和安全出口。</w:t>
       </w:r>
     </w:p>
     <w:p>
@@ -6911,7 +6925,7 @@
       </w:pPr>
       <w:r>
         <w:rPr>
-          <w:rFonts w:ascii="Arial Unicode MS" w:hAnsi="Arial Unicode MS" w:eastAsia="Arial Unicode MS"/>
+          <w:rFonts w:ascii="Hiragino Sans GB" w:hAnsi="Hiragino Sans GB" w:eastAsia="Hiragino Sans GB"/>
           <w:b w:val="0"/>
           <w:color w:val="1F1F22"/>
           <w:sz w:val="19"/>
@@ -6929,7 +6943,7 @@
       </w:pPr>
       <w:r>
         <w:rPr>
-          <w:rFonts w:ascii="Arial Unicode MS" w:hAnsi="Arial Unicode MS" w:eastAsia="Arial Unicode MS"/>
+          <w:rFonts w:ascii="Hiragino Sans GB" w:hAnsi="Hiragino Sans GB" w:eastAsia="Hiragino Sans GB"/>
           <w:b w:val="0"/>
           <w:color w:val="1F1F22"/>
           <w:sz w:val="19"/>
@@ -6949,7 +6963,7 @@
     <w:p>
       <w:r>
         <w:rPr>
-          <w:rFonts w:ascii="Arial Unicode MS" w:hAnsi="Arial Unicode MS" w:eastAsia="Arial Unicode MS"/>
+          <w:rFonts w:ascii="Hiragino Sans GB" w:hAnsi="Hiragino Sans GB" w:eastAsia="Hiragino Sans GB"/>
           <w:b w:val="0"/>
           <w:color w:val="1F1F22"/>
           <w:sz w:val="20"/>
@@ -7011,7 +7025,7 @@
             <w:r/>
             <w:r>
               <w:rPr>
-                <w:rFonts w:ascii="Arial Unicode MS" w:hAnsi="Arial Unicode MS" w:eastAsia="Arial Unicode MS"/>
+                <w:rFonts w:ascii="Hiragino Sans GB" w:hAnsi="Hiragino Sans GB" w:eastAsia="Hiragino Sans GB"/>
                 <w:b/>
                 <w:color w:val="8F244B"/>
                 <w:sz w:val="18"/>
@@ -7048,7 +7062,7 @@
             <w:r/>
             <w:r>
               <w:rPr>
-                <w:rFonts w:ascii="Arial Unicode MS" w:hAnsi="Arial Unicode MS" w:eastAsia="Arial Unicode MS"/>
+                <w:rFonts w:ascii="Hiragino Sans GB" w:hAnsi="Hiragino Sans GB" w:eastAsia="Hiragino Sans GB"/>
                 <w:b/>
                 <w:color w:val="8F244B"/>
                 <w:sz w:val="18"/>
@@ -7090,7 +7104,7 @@
             <w:r/>
             <w:r>
               <w:rPr>
-                <w:rFonts w:ascii="Arial Unicode MS" w:hAnsi="Arial Unicode MS" w:eastAsia="Arial Unicode MS"/>
+                <w:rFonts w:ascii="Hiragino Sans GB" w:hAnsi="Hiragino Sans GB" w:eastAsia="Hiragino Sans GB"/>
                 <w:b/>
                 <w:color w:val="8F244B"/>
                 <w:sz w:val="18"/>
@@ -7127,7 +7141,7 @@
             <w:r/>
             <w:r>
               <w:rPr>
-                <w:rFonts w:ascii="Arial Unicode MS" w:hAnsi="Arial Unicode MS" w:eastAsia="Arial Unicode MS"/>
+                <w:rFonts w:ascii="Hiragino Sans GB" w:hAnsi="Hiragino Sans GB" w:eastAsia="Hiragino Sans GB"/>
                 <w:b w:val="0"/>
                 <w:color w:val="1F1F22"/>
                 <w:sz w:val="18"/>
@@ -7169,7 +7183,7 @@
             <w:r/>
             <w:r>
               <w:rPr>
-                <w:rFonts w:ascii="Arial Unicode MS" w:hAnsi="Arial Unicode MS" w:eastAsia="Arial Unicode MS"/>
+                <w:rFonts w:ascii="Hiragino Sans GB" w:hAnsi="Hiragino Sans GB" w:eastAsia="Hiragino Sans GB"/>
                 <w:b/>
                 <w:color w:val="8F244B"/>
                 <w:sz w:val="18"/>
@@ -7206,7 +7220,7 @@
             <w:r/>
             <w:r>
               <w:rPr>
-                <w:rFonts w:ascii="Arial Unicode MS" w:hAnsi="Arial Unicode MS" w:eastAsia="Arial Unicode MS"/>
+                <w:rFonts w:ascii="Hiragino Sans GB" w:hAnsi="Hiragino Sans GB" w:eastAsia="Hiragino Sans GB"/>
                 <w:b w:val="0"/>
                 <w:color w:val="1F1F22"/>
                 <w:sz w:val="18"/>
@@ -7248,7 +7262,7 @@
             <w:r/>
             <w:r>
               <w:rPr>
-                <w:rFonts w:ascii="Arial Unicode MS" w:hAnsi="Arial Unicode MS" w:eastAsia="Arial Unicode MS"/>
+                <w:rFonts w:ascii="Hiragino Sans GB" w:hAnsi="Hiragino Sans GB" w:eastAsia="Hiragino Sans GB"/>
                 <w:b/>
                 <w:color w:val="8F244B"/>
                 <w:sz w:val="18"/>
@@ -7285,7 +7299,7 @@
             <w:r/>
             <w:r>
               <w:rPr>
-                <w:rFonts w:ascii="Arial Unicode MS" w:hAnsi="Arial Unicode MS" w:eastAsia="Arial Unicode MS"/>
+                <w:rFonts w:ascii="Hiragino Sans GB" w:hAnsi="Hiragino Sans GB" w:eastAsia="Hiragino Sans GB"/>
                 <w:b w:val="0"/>
                 <w:color w:val="1F1F22"/>
                 <w:sz w:val="18"/>
@@ -7327,7 +7341,7 @@
             <w:r/>
             <w:r>
               <w:rPr>
-                <w:rFonts w:ascii="Arial Unicode MS" w:hAnsi="Arial Unicode MS" w:eastAsia="Arial Unicode MS"/>
+                <w:rFonts w:ascii="Hiragino Sans GB" w:hAnsi="Hiragino Sans GB" w:eastAsia="Hiragino Sans GB"/>
                 <w:b/>
                 <w:color w:val="8F244B"/>
                 <w:sz w:val="18"/>
@@ -7364,7 +7378,7 @@
             <w:r/>
             <w:r>
               <w:rPr>
-                <w:rFonts w:ascii="Arial Unicode MS" w:hAnsi="Arial Unicode MS" w:eastAsia="Arial Unicode MS"/>
+                <w:rFonts w:ascii="Hiragino Sans GB" w:hAnsi="Hiragino Sans GB" w:eastAsia="Hiragino Sans GB"/>
                 <w:b w:val="0"/>
                 <w:color w:val="1F1F22"/>
                 <w:sz w:val="18"/>
@@ -7406,7 +7420,7 @@
             <w:r/>
             <w:r>
               <w:rPr>
-                <w:rFonts w:ascii="Arial Unicode MS" w:hAnsi="Arial Unicode MS" w:eastAsia="Arial Unicode MS"/>
+                <w:rFonts w:ascii="Hiragino Sans GB" w:hAnsi="Hiragino Sans GB" w:eastAsia="Hiragino Sans GB"/>
                 <w:b/>
                 <w:color w:val="8F244B"/>
                 <w:sz w:val="18"/>
@@ -7443,7 +7457,7 @@
             <w:r/>
             <w:r>
               <w:rPr>
-                <w:rFonts w:ascii="Arial Unicode MS" w:hAnsi="Arial Unicode MS" w:eastAsia="Arial Unicode MS"/>
+                <w:rFonts w:ascii="Hiragino Sans GB" w:hAnsi="Hiragino Sans GB" w:eastAsia="Hiragino Sans GB"/>
                 <w:b w:val="0"/>
                 <w:color w:val="1F1F22"/>
                 <w:sz w:val="18"/>
@@ -7485,7 +7499,7 @@
             <w:r/>
             <w:r>
               <w:rPr>
-                <w:rFonts w:ascii="Arial Unicode MS" w:hAnsi="Arial Unicode MS" w:eastAsia="Arial Unicode MS"/>
+                <w:rFonts w:ascii="Hiragino Sans GB" w:hAnsi="Hiragino Sans GB" w:eastAsia="Hiragino Sans GB"/>
                 <w:b/>
                 <w:color w:val="8F244B"/>
                 <w:sz w:val="18"/>
@@ -7522,7 +7536,7 @@
             <w:r/>
             <w:r>
               <w:rPr>
-                <w:rFonts w:ascii="Arial Unicode MS" w:hAnsi="Arial Unicode MS" w:eastAsia="Arial Unicode MS"/>
+                <w:rFonts w:ascii="Hiragino Sans GB" w:hAnsi="Hiragino Sans GB" w:eastAsia="Hiragino Sans GB"/>
                 <w:b w:val="0"/>
                 <w:color w:val="1F1F22"/>
                 <w:sz w:val="18"/>
@@ -7591,7 +7605,7 @@
             <w:r/>
             <w:r>
               <w:rPr>
-                <w:rFonts w:ascii="Arial Unicode MS" w:hAnsi="Arial Unicode MS" w:eastAsia="Arial Unicode MS"/>
+                <w:rFonts w:ascii="Hiragino Sans GB" w:hAnsi="Hiragino Sans GB" w:eastAsia="Hiragino Sans GB"/>
                 <w:b/>
                 <w:color w:val="8F244B"/>
                 <w:sz w:val="18"/>
@@ -7628,7 +7642,7 @@
             <w:r/>
             <w:r>
               <w:rPr>
-                <w:rFonts w:ascii="Arial Unicode MS" w:hAnsi="Arial Unicode MS" w:eastAsia="Arial Unicode MS"/>
+                <w:rFonts w:ascii="Hiragino Sans GB" w:hAnsi="Hiragino Sans GB" w:eastAsia="Hiragino Sans GB"/>
                 <w:b/>
                 <w:color w:val="8F244B"/>
                 <w:sz w:val="18"/>
@@ -7670,7 +7684,7 @@
             <w:r/>
             <w:r>
               <w:rPr>
-                <w:rFonts w:ascii="Arial Unicode MS" w:hAnsi="Arial Unicode MS" w:eastAsia="Arial Unicode MS"/>
+                <w:rFonts w:ascii="Hiragino Sans GB" w:hAnsi="Hiragino Sans GB" w:eastAsia="Hiragino Sans GB"/>
                 <w:b/>
                 <w:color w:val="8F244B"/>
                 <w:sz w:val="18"/>
@@ -7707,7 +7721,7 @@
             <w:r/>
             <w:r>
               <w:rPr>
-                <w:rFonts w:ascii="Arial Unicode MS" w:hAnsi="Arial Unicode MS" w:eastAsia="Arial Unicode MS"/>
+                <w:rFonts w:ascii="Hiragino Sans GB" w:hAnsi="Hiragino Sans GB" w:eastAsia="Hiragino Sans GB"/>
                 <w:b w:val="0"/>
                 <w:color w:val="1F1F22"/>
                 <w:sz w:val="18"/>
@@ -7749,7 +7763,7 @@
             <w:r/>
             <w:r>
               <w:rPr>
-                <w:rFonts w:ascii="Arial Unicode MS" w:hAnsi="Arial Unicode MS" w:eastAsia="Arial Unicode MS"/>
+                <w:rFonts w:ascii="Hiragino Sans GB" w:hAnsi="Hiragino Sans GB" w:eastAsia="Hiragino Sans GB"/>
                 <w:b/>
                 <w:color w:val="8F244B"/>
                 <w:sz w:val="18"/>
@@ -7786,7 +7800,7 @@
             <w:r/>
             <w:r>
               <w:rPr>
-                <w:rFonts w:ascii="Arial Unicode MS" w:hAnsi="Arial Unicode MS" w:eastAsia="Arial Unicode MS"/>
+                <w:rFonts w:ascii="Hiragino Sans GB" w:hAnsi="Hiragino Sans GB" w:eastAsia="Hiragino Sans GB"/>
                 <w:b w:val="0"/>
                 <w:color w:val="1F1F22"/>
                 <w:sz w:val="18"/>
@@ -7828,7 +7842,7 @@
             <w:r/>
             <w:r>
               <w:rPr>
-                <w:rFonts w:ascii="Arial Unicode MS" w:hAnsi="Arial Unicode MS" w:eastAsia="Arial Unicode MS"/>
+                <w:rFonts w:ascii="Hiragino Sans GB" w:hAnsi="Hiragino Sans GB" w:eastAsia="Hiragino Sans GB"/>
                 <w:b/>
                 <w:color w:val="8F244B"/>
                 <w:sz w:val="18"/>
@@ -7865,7 +7879,7 @@
             <w:r/>
             <w:r>
               <w:rPr>
-                <w:rFonts w:ascii="Arial Unicode MS" w:hAnsi="Arial Unicode MS" w:eastAsia="Arial Unicode MS"/>
+                <w:rFonts w:ascii="Hiragino Sans GB" w:hAnsi="Hiragino Sans GB" w:eastAsia="Hiragino Sans GB"/>
                 <w:b w:val="0"/>
                 <w:color w:val="1F1F22"/>
                 <w:sz w:val="18"/>
@@ -7907,7 +7921,7 @@
             <w:r/>
             <w:r>
               <w:rPr>
-                <w:rFonts w:ascii="Arial Unicode MS" w:hAnsi="Arial Unicode MS" w:eastAsia="Arial Unicode MS"/>
+                <w:rFonts w:ascii="Hiragino Sans GB" w:hAnsi="Hiragino Sans GB" w:eastAsia="Hiragino Sans GB"/>
                 <w:b/>
                 <w:color w:val="8F244B"/>
                 <w:sz w:val="18"/>
@@ -7944,7 +7958,7 @@
             <w:r/>
             <w:r>
               <w:rPr>
-                <w:rFonts w:ascii="Arial Unicode MS" w:hAnsi="Arial Unicode MS" w:eastAsia="Arial Unicode MS"/>
+                <w:rFonts w:ascii="Hiragino Sans GB" w:hAnsi="Hiragino Sans GB" w:eastAsia="Hiragino Sans GB"/>
                 <w:b w:val="0"/>
                 <w:color w:val="1F1F22"/>
                 <w:sz w:val="18"/>
@@ -7986,7 +8000,7 @@
             <w:r/>
             <w:r>
               <w:rPr>
-                <w:rFonts w:ascii="Arial Unicode MS" w:hAnsi="Arial Unicode MS" w:eastAsia="Arial Unicode MS"/>
+                <w:rFonts w:ascii="Hiragino Sans GB" w:hAnsi="Hiragino Sans GB" w:eastAsia="Hiragino Sans GB"/>
                 <w:b/>
                 <w:color w:val="8F244B"/>
                 <w:sz w:val="18"/>
@@ -8023,7 +8037,7 @@
             <w:r/>
             <w:r>
               <w:rPr>
-                <w:rFonts w:ascii="Arial Unicode MS" w:hAnsi="Arial Unicode MS" w:eastAsia="Arial Unicode MS"/>
+                <w:rFonts w:ascii="Hiragino Sans GB" w:hAnsi="Hiragino Sans GB" w:eastAsia="Hiragino Sans GB"/>
                 <w:b w:val="0"/>
                 <w:color w:val="1F1F22"/>
                 <w:sz w:val="18"/>
@@ -8065,7 +8079,7 @@
             <w:r/>
             <w:r>
               <w:rPr>
-                <w:rFonts w:ascii="Arial Unicode MS" w:hAnsi="Arial Unicode MS" w:eastAsia="Arial Unicode MS"/>
+                <w:rFonts w:ascii="Hiragino Sans GB" w:hAnsi="Hiragino Sans GB" w:eastAsia="Hiragino Sans GB"/>
                 <w:b/>
                 <w:color w:val="8F244B"/>
                 <w:sz w:val="18"/>
@@ -8102,7 +8116,7 @@
             <w:r/>
             <w:r>
               <w:rPr>
-                <w:rFonts w:ascii="Arial Unicode MS" w:hAnsi="Arial Unicode MS" w:eastAsia="Arial Unicode MS"/>
+                <w:rFonts w:ascii="Hiragino Sans GB" w:hAnsi="Hiragino Sans GB" w:eastAsia="Hiragino Sans GB"/>
                 <w:b w:val="0"/>
                 <w:color w:val="1F1F22"/>
                 <w:sz w:val="18"/>
@@ -8178,7 +8192,7 @@
             <w:r/>
             <w:r>
               <w:rPr>
-                <w:rFonts w:ascii="Arial Unicode MS" w:hAnsi="Arial Unicode MS" w:eastAsia="Arial Unicode MS"/>
+                <w:rFonts w:ascii="Hiragino Sans GB" w:hAnsi="Hiragino Sans GB" w:eastAsia="Hiragino Sans GB"/>
                 <w:b/>
                 <w:color w:val="8F244B"/>
                 <w:sz w:val="18"/>
@@ -8215,7 +8229,7 @@
             <w:r/>
             <w:r>
               <w:rPr>
-                <w:rFonts w:ascii="Arial Unicode MS" w:hAnsi="Arial Unicode MS" w:eastAsia="Arial Unicode MS"/>
+                <w:rFonts w:ascii="Hiragino Sans GB" w:hAnsi="Hiragino Sans GB" w:eastAsia="Hiragino Sans GB"/>
                 <w:b/>
                 <w:color w:val="8F244B"/>
                 <w:sz w:val="18"/>
@@ -8257,7 +8271,7 @@
             <w:r/>
             <w:r>
               <w:rPr>
-                <w:rFonts w:ascii="Arial Unicode MS" w:hAnsi="Arial Unicode MS" w:eastAsia="Arial Unicode MS"/>
+                <w:rFonts w:ascii="Hiragino Sans GB" w:hAnsi="Hiragino Sans GB" w:eastAsia="Hiragino Sans GB"/>
                 <w:b/>
                 <w:color w:val="8F244B"/>
                 <w:sz w:val="18"/>
@@ -8294,7 +8308,7 @@
             <w:r/>
             <w:r>
               <w:rPr>
-                <w:rFonts w:ascii="Arial Unicode MS" w:hAnsi="Arial Unicode MS" w:eastAsia="Arial Unicode MS"/>
+                <w:rFonts w:ascii="Hiragino Sans GB" w:hAnsi="Hiragino Sans GB" w:eastAsia="Hiragino Sans GB"/>
                 <w:b w:val="0"/>
                 <w:color w:val="1F1F22"/>
                 <w:sz w:val="18"/>
@@ -8336,7 +8350,7 @@
             <w:r/>
             <w:r>
               <w:rPr>
-                <w:rFonts w:ascii="Arial Unicode MS" w:hAnsi="Arial Unicode MS" w:eastAsia="Arial Unicode MS"/>
+                <w:rFonts w:ascii="Hiragino Sans GB" w:hAnsi="Hiragino Sans GB" w:eastAsia="Hiragino Sans GB"/>
                 <w:b/>
                 <w:color w:val="8F244B"/>
                 <w:sz w:val="18"/>
@@ -8373,7 +8387,7 @@
             <w:r/>
             <w:r>
               <w:rPr>
-                <w:rFonts w:ascii="Arial Unicode MS" w:hAnsi="Arial Unicode MS" w:eastAsia="Arial Unicode MS"/>
+                <w:rFonts w:ascii="Hiragino Sans GB" w:hAnsi="Hiragino Sans GB" w:eastAsia="Hiragino Sans GB"/>
                 <w:b w:val="0"/>
                 <w:color w:val="1F1F22"/>
                 <w:sz w:val="18"/>
@@ -8415,7 +8429,7 @@
             <w:r/>
             <w:r>
               <w:rPr>
-                <w:rFonts w:ascii="Arial Unicode MS" w:hAnsi="Arial Unicode MS" w:eastAsia="Arial Unicode MS"/>
+                <w:rFonts w:ascii="Hiragino Sans GB" w:hAnsi="Hiragino Sans GB" w:eastAsia="Hiragino Sans GB"/>
                 <w:b/>
                 <w:color w:val="8F244B"/>
                 <w:sz w:val="18"/>
@@ -8452,7 +8466,7 @@
             <w:r/>
             <w:r>
               <w:rPr>
-                <w:rFonts w:ascii="Arial Unicode MS" w:hAnsi="Arial Unicode MS" w:eastAsia="Arial Unicode MS"/>
+                <w:rFonts w:ascii="Hiragino Sans GB" w:hAnsi="Hiragino Sans GB" w:eastAsia="Hiragino Sans GB"/>
                 <w:b w:val="0"/>
                 <w:color w:val="1F1F22"/>
                 <w:sz w:val="18"/>
@@ -8494,7 +8508,7 @@
             <w:r/>
             <w:r>
               <w:rPr>
-                <w:rFonts w:ascii="Arial Unicode MS" w:hAnsi="Arial Unicode MS" w:eastAsia="Arial Unicode MS"/>
+                <w:rFonts w:ascii="Hiragino Sans GB" w:hAnsi="Hiragino Sans GB" w:eastAsia="Hiragino Sans GB"/>
                 <w:b/>
                 <w:color w:val="8F244B"/>
                 <w:sz w:val="18"/>
@@ -8531,7 +8545,7 @@
             <w:r/>
             <w:r>
               <w:rPr>
-                <w:rFonts w:ascii="Arial Unicode MS" w:hAnsi="Arial Unicode MS" w:eastAsia="Arial Unicode MS"/>
+                <w:rFonts w:ascii="Hiragino Sans GB" w:hAnsi="Hiragino Sans GB" w:eastAsia="Hiragino Sans GB"/>
                 <w:b w:val="0"/>
                 <w:color w:val="1F1F22"/>
                 <w:sz w:val="18"/>
@@ -8573,7 +8587,7 @@
             <w:r/>
             <w:r>
               <w:rPr>
-                <w:rFonts w:ascii="Arial Unicode MS" w:hAnsi="Arial Unicode MS" w:eastAsia="Arial Unicode MS"/>
+                <w:rFonts w:ascii="Hiragino Sans GB" w:hAnsi="Hiragino Sans GB" w:eastAsia="Hiragino Sans GB"/>
                 <w:b/>
                 <w:color w:val="8F244B"/>
                 <w:sz w:val="18"/>
@@ -8610,7 +8624,7 @@
             <w:r/>
             <w:r>
               <w:rPr>
-                <w:rFonts w:ascii="Arial Unicode MS" w:hAnsi="Arial Unicode MS" w:eastAsia="Arial Unicode MS"/>
+                <w:rFonts w:ascii="Hiragino Sans GB" w:hAnsi="Hiragino Sans GB" w:eastAsia="Hiragino Sans GB"/>
                 <w:b w:val="0"/>
                 <w:color w:val="1F1F22"/>
                 <w:sz w:val="18"/>
@@ -8652,7 +8666,7 @@
             <w:r/>
             <w:r>
               <w:rPr>
-                <w:rFonts w:ascii="Arial Unicode MS" w:hAnsi="Arial Unicode MS" w:eastAsia="Arial Unicode MS"/>
+                <w:rFonts w:ascii="Hiragino Sans GB" w:hAnsi="Hiragino Sans GB" w:eastAsia="Hiragino Sans GB"/>
                 <w:b/>
                 <w:color w:val="8F244B"/>
                 <w:sz w:val="18"/>
@@ -8689,7 +8703,7 @@
             <w:r/>
             <w:r>
               <w:rPr>
-                <w:rFonts w:ascii="Arial Unicode MS" w:hAnsi="Arial Unicode MS" w:eastAsia="Arial Unicode MS"/>
+                <w:rFonts w:ascii="Hiragino Sans GB" w:hAnsi="Hiragino Sans GB" w:eastAsia="Hiragino Sans GB"/>
                 <w:b w:val="0"/>
                 <w:color w:val="1F1F22"/>
                 <w:sz w:val="18"/>
@@ -8758,7 +8772,7 @@
             <w:r/>
             <w:r>
               <w:rPr>
-                <w:rFonts w:ascii="Arial Unicode MS" w:hAnsi="Arial Unicode MS" w:eastAsia="Arial Unicode MS"/>
+                <w:rFonts w:ascii="Hiragino Sans GB" w:hAnsi="Hiragino Sans GB" w:eastAsia="Hiragino Sans GB"/>
                 <w:b/>
                 <w:color w:val="8F244B"/>
                 <w:sz w:val="18"/>
@@ -8795,7 +8809,7 @@
             <w:r/>
             <w:r>
               <w:rPr>
-                <w:rFonts w:ascii="Arial Unicode MS" w:hAnsi="Arial Unicode MS" w:eastAsia="Arial Unicode MS"/>
+                <w:rFonts w:ascii="Hiragino Sans GB" w:hAnsi="Hiragino Sans GB" w:eastAsia="Hiragino Sans GB"/>
                 <w:b/>
                 <w:color w:val="8F244B"/>
                 <w:sz w:val="18"/>
@@ -8837,7 +8851,7 @@
             <w:r/>
             <w:r>
               <w:rPr>
-                <w:rFonts w:ascii="Arial Unicode MS" w:hAnsi="Arial Unicode MS" w:eastAsia="Arial Unicode MS"/>
+                <w:rFonts w:ascii="Hiragino Sans GB" w:hAnsi="Hiragino Sans GB" w:eastAsia="Hiragino Sans GB"/>
                 <w:b/>
                 <w:color w:val="8F244B"/>
                 <w:sz w:val="18"/>
@@ -8874,7 +8888,7 @@
             <w:r/>
             <w:r>
               <w:rPr>
-                <w:rFonts w:ascii="Arial Unicode MS" w:hAnsi="Arial Unicode MS" w:eastAsia="Arial Unicode MS"/>
+                <w:rFonts w:ascii="Hiragino Sans GB" w:hAnsi="Hiragino Sans GB" w:eastAsia="Hiragino Sans GB"/>
                 <w:b w:val="0"/>
                 <w:color w:val="1F1F22"/>
                 <w:sz w:val="18"/>
@@ -8916,7 +8930,7 @@
             <w:r/>
             <w:r>
               <w:rPr>
-                <w:rFonts w:ascii="Arial Unicode MS" w:hAnsi="Arial Unicode MS" w:eastAsia="Arial Unicode MS"/>
+                <w:rFonts w:ascii="Hiragino Sans GB" w:hAnsi="Hiragino Sans GB" w:eastAsia="Hiragino Sans GB"/>
                 <w:b/>
                 <w:color w:val="8F244B"/>
                 <w:sz w:val="18"/>
@@ -8953,7 +8967,7 @@
             <w:r/>
             <w:r>
               <w:rPr>
-                <w:rFonts w:ascii="Arial Unicode MS" w:hAnsi="Arial Unicode MS" w:eastAsia="Arial Unicode MS"/>
+                <w:rFonts w:ascii="Hiragino Sans GB" w:hAnsi="Hiragino Sans GB" w:eastAsia="Hiragino Sans GB"/>
                 <w:b w:val="0"/>
                 <w:color w:val="1F1F22"/>
                 <w:sz w:val="18"/>
@@ -8995,7 +9009,7 @@
             <w:r/>
             <w:r>
               <w:rPr>
-                <w:rFonts w:ascii="Arial Unicode MS" w:hAnsi="Arial Unicode MS" w:eastAsia="Arial Unicode MS"/>
+                <w:rFonts w:ascii="Hiragino Sans GB" w:hAnsi="Hiragino Sans GB" w:eastAsia="Hiragino Sans GB"/>
                 <w:b/>
                 <w:color w:val="8F244B"/>
                 <w:sz w:val="18"/>
@@ -9032,7 +9046,7 @@
             <w:r/>
             <w:r>
               <w:rPr>
-                <w:rFonts w:ascii="Arial Unicode MS" w:hAnsi="Arial Unicode MS" w:eastAsia="Arial Unicode MS"/>
+                <w:rFonts w:ascii="Hiragino Sans GB" w:hAnsi="Hiragino Sans GB" w:eastAsia="Hiragino Sans GB"/>
                 <w:b w:val="0"/>
                 <w:color w:val="1F1F22"/>
                 <w:sz w:val="18"/>
@@ -9074,7 +9088,7 @@
             <w:r/>
             <w:r>
               <w:rPr>
-                <w:rFonts w:ascii="Arial Unicode MS" w:hAnsi="Arial Unicode MS" w:eastAsia="Arial Unicode MS"/>
+                <w:rFonts w:ascii="Hiragino Sans GB" w:hAnsi="Hiragino Sans GB" w:eastAsia="Hiragino Sans GB"/>
                 <w:b/>
                 <w:color w:val="8F244B"/>
                 <w:sz w:val="18"/>
@@ -9111,7 +9125,7 @@
             <w:r/>
             <w:r>
               <w:rPr>
-                <w:rFonts w:ascii="Arial Unicode MS" w:hAnsi="Arial Unicode MS" w:eastAsia="Arial Unicode MS"/>
+                <w:rFonts w:ascii="Hiragino Sans GB" w:hAnsi="Hiragino Sans GB" w:eastAsia="Hiragino Sans GB"/>
                 <w:b w:val="0"/>
                 <w:color w:val="1F1F22"/>
                 <w:sz w:val="18"/>
@@ -9153,7 +9167,7 @@
             <w:r/>
             <w:r>
               <w:rPr>
-                <w:rFonts w:ascii="Arial Unicode MS" w:hAnsi="Arial Unicode MS" w:eastAsia="Arial Unicode MS"/>
+                <w:rFonts w:ascii="Hiragino Sans GB" w:hAnsi="Hiragino Sans GB" w:eastAsia="Hiragino Sans GB"/>
                 <w:b/>
                 <w:color w:val="8F244B"/>
                 <w:sz w:val="18"/>
@@ -9190,7 +9204,7 @@
             <w:r/>
             <w:r>
               <w:rPr>
-                <w:rFonts w:ascii="Arial Unicode MS" w:hAnsi="Arial Unicode MS" w:eastAsia="Arial Unicode MS"/>
+                <w:rFonts w:ascii="Hiragino Sans GB" w:hAnsi="Hiragino Sans GB" w:eastAsia="Hiragino Sans GB"/>
                 <w:b w:val="0"/>
                 <w:color w:val="1F1F22"/>
                 <w:sz w:val="18"/>
@@ -9232,7 +9246,7 @@
             <w:r/>
             <w:r>
               <w:rPr>
-                <w:rFonts w:ascii="Arial Unicode MS" w:hAnsi="Arial Unicode MS" w:eastAsia="Arial Unicode MS"/>
+                <w:rFonts w:ascii="Hiragino Sans GB" w:hAnsi="Hiragino Sans GB" w:eastAsia="Hiragino Sans GB"/>
                 <w:b/>
                 <w:color w:val="8F244B"/>
                 <w:sz w:val="18"/>
@@ -9269,7 +9283,7 @@
             <w:r/>
             <w:r>
               <w:rPr>
-                <w:rFonts w:ascii="Arial Unicode MS" w:hAnsi="Arial Unicode MS" w:eastAsia="Arial Unicode MS"/>
+                <w:rFonts w:ascii="Hiragino Sans GB" w:hAnsi="Hiragino Sans GB" w:eastAsia="Hiragino Sans GB"/>
                 <w:b w:val="0"/>
                 <w:color w:val="1F1F22"/>
                 <w:sz w:val="18"/>
@@ -9345,7 +9359,7 @@
             <w:r/>
             <w:r>
               <w:rPr>
-                <w:rFonts w:ascii="Arial Unicode MS" w:hAnsi="Arial Unicode MS" w:eastAsia="Arial Unicode MS"/>
+                <w:rFonts w:ascii="Hiragino Sans GB" w:hAnsi="Hiragino Sans GB" w:eastAsia="Hiragino Sans GB"/>
                 <w:b/>
                 <w:color w:val="8F244B"/>
                 <w:sz w:val="18"/>
@@ -9382,7 +9396,7 @@
             <w:r/>
             <w:r>
               <w:rPr>
-                <w:rFonts w:ascii="Arial Unicode MS" w:hAnsi="Arial Unicode MS" w:eastAsia="Arial Unicode MS"/>
+                <w:rFonts w:ascii="Hiragino Sans GB" w:hAnsi="Hiragino Sans GB" w:eastAsia="Hiragino Sans GB"/>
                 <w:b/>
                 <w:color w:val="8F244B"/>
                 <w:sz w:val="18"/>
@@ -9424,7 +9438,7 @@
             <w:r/>
             <w:r>
               <w:rPr>
-                <w:rFonts w:ascii="Arial Unicode MS" w:hAnsi="Arial Unicode MS" w:eastAsia="Arial Unicode MS"/>
+                <w:rFonts w:ascii="Hiragino Sans GB" w:hAnsi="Hiragino Sans GB" w:eastAsia="Hiragino Sans GB"/>
                 <w:b/>
                 <w:color w:val="8F244B"/>
                 <w:sz w:val="18"/>
@@ -9461,7 +9475,7 @@
             <w:r/>
             <w:r>
               <w:rPr>
-                <w:rFonts w:ascii="Arial Unicode MS" w:hAnsi="Arial Unicode MS" w:eastAsia="Arial Unicode MS"/>
+                <w:rFonts w:ascii="Hiragino Sans GB" w:hAnsi="Hiragino Sans GB" w:eastAsia="Hiragino Sans GB"/>
                 <w:b w:val="0"/>
                 <w:color w:val="1F1F22"/>
                 <w:sz w:val="18"/>
@@ -9503,7 +9517,7 @@
             <w:r/>
             <w:r>
               <w:rPr>
-                <w:rFonts w:ascii="Arial Unicode MS" w:hAnsi="Arial Unicode MS" w:eastAsia="Arial Unicode MS"/>
+                <w:rFonts w:ascii="Hiragino Sans GB" w:hAnsi="Hiragino Sans GB" w:eastAsia="Hiragino Sans GB"/>
                 <w:b/>
                 <w:color w:val="8F244B"/>
                 <w:sz w:val="18"/>
@@ -9540,7 +9554,7 @@
             <w:r/>
             <w:r>
               <w:rPr>
-                <w:rFonts w:ascii="Arial Unicode MS" w:hAnsi="Arial Unicode MS" w:eastAsia="Arial Unicode MS"/>
+                <w:rFonts w:ascii="Hiragino Sans GB" w:hAnsi="Hiragino Sans GB" w:eastAsia="Hiragino Sans GB"/>
                 <w:b w:val="0"/>
                 <w:color w:val="1F1F22"/>
                 <w:sz w:val="18"/>
@@ -9582,7 +9596,7 @@
             <w:r/>
             <w:r>
               <w:rPr>
-                <w:rFonts w:ascii="Arial Unicode MS" w:hAnsi="Arial Unicode MS" w:eastAsia="Arial Unicode MS"/>
+                <w:rFonts w:ascii="Hiragino Sans GB" w:hAnsi="Hiragino Sans GB" w:eastAsia="Hiragino Sans GB"/>
                 <w:b/>
                 <w:color w:val="8F244B"/>
                 <w:sz w:val="18"/>
@@ -9619,7 +9633,7 @@
             <w:r/>
             <w:r>
               <w:rPr>
-                <w:rFonts w:ascii="Arial Unicode MS" w:hAnsi="Arial Unicode MS" w:eastAsia="Arial Unicode MS"/>
+                <w:rFonts w:ascii="Hiragino Sans GB" w:hAnsi="Hiragino Sans GB" w:eastAsia="Hiragino Sans GB"/>
                 <w:b w:val="0"/>
                 <w:color w:val="1F1F22"/>
                 <w:sz w:val="18"/>
@@ -9661,7 +9675,7 @@
             <w:r/>
             <w:r>
               <w:rPr>
-                <w:rFonts w:ascii="Arial Unicode MS" w:hAnsi="Arial Unicode MS" w:eastAsia="Arial Unicode MS"/>
+                <w:rFonts w:ascii="Hiragino Sans GB" w:hAnsi="Hiragino Sans GB" w:eastAsia="Hiragino Sans GB"/>
                 <w:b/>
                 <w:color w:val="8F244B"/>
                 <w:sz w:val="18"/>
@@ -9698,7 +9712,7 @@
             <w:r/>
             <w:r>
               <w:rPr>
-                <w:rFonts w:ascii="Arial Unicode MS" w:hAnsi="Arial Unicode MS" w:eastAsia="Arial Unicode MS"/>
+                <w:rFonts w:ascii="Hiragino Sans GB" w:hAnsi="Hiragino Sans GB" w:eastAsia="Hiragino Sans GB"/>
                 <w:b w:val="0"/>
                 <w:color w:val="1F1F22"/>
                 <w:sz w:val="18"/>
@@ -9740,7 +9754,7 @@
             <w:r/>
             <w:r>
               <w:rPr>
-                <w:rFonts w:ascii="Arial Unicode MS" w:hAnsi="Arial Unicode MS" w:eastAsia="Arial Unicode MS"/>
+                <w:rFonts w:ascii="Hiragino Sans GB" w:hAnsi="Hiragino Sans GB" w:eastAsia="Hiragino Sans GB"/>
                 <w:b/>
                 <w:color w:val="8F244B"/>
                 <w:sz w:val="18"/>
@@ -9777,7 +9791,7 @@
             <w:r/>
             <w:r>
               <w:rPr>
-                <w:rFonts w:ascii="Arial Unicode MS" w:hAnsi="Arial Unicode MS" w:eastAsia="Arial Unicode MS"/>
+                <w:rFonts w:ascii="Hiragino Sans GB" w:hAnsi="Hiragino Sans GB" w:eastAsia="Hiragino Sans GB"/>
                 <w:b w:val="0"/>
                 <w:color w:val="1F1F22"/>
                 <w:sz w:val="18"/>
@@ -9819,7 +9833,7 @@
             <w:r/>
             <w:r>
               <w:rPr>
-                <w:rFonts w:ascii="Arial Unicode MS" w:hAnsi="Arial Unicode MS" w:eastAsia="Arial Unicode MS"/>
+                <w:rFonts w:ascii="Hiragino Sans GB" w:hAnsi="Hiragino Sans GB" w:eastAsia="Hiragino Sans GB"/>
                 <w:b/>
                 <w:color w:val="8F244B"/>
                 <w:sz w:val="18"/>
@@ -9856,7 +9870,7 @@
             <w:r/>
             <w:r>
               <w:rPr>
-                <w:rFonts w:ascii="Arial Unicode MS" w:hAnsi="Arial Unicode MS" w:eastAsia="Arial Unicode MS"/>
+                <w:rFonts w:ascii="Hiragino Sans GB" w:hAnsi="Hiragino Sans GB" w:eastAsia="Hiragino Sans GB"/>
                 <w:b w:val="0"/>
                 <w:color w:val="1F1F22"/>
                 <w:sz w:val="18"/>
@@ -9925,7 +9939,7 @@
             <w:r/>
             <w:r>
               <w:rPr>
-                <w:rFonts w:ascii="Arial Unicode MS" w:hAnsi="Arial Unicode MS" w:eastAsia="Arial Unicode MS"/>
+                <w:rFonts w:ascii="Hiragino Sans GB" w:hAnsi="Hiragino Sans GB" w:eastAsia="Hiragino Sans GB"/>
                 <w:b/>
                 <w:color w:val="8F244B"/>
                 <w:sz w:val="18"/>
@@ -9962,7 +9976,7 @@
             <w:r/>
             <w:r>
               <w:rPr>
-                <w:rFonts w:ascii="Arial Unicode MS" w:hAnsi="Arial Unicode MS" w:eastAsia="Arial Unicode MS"/>
+                <w:rFonts w:ascii="Hiragino Sans GB" w:hAnsi="Hiragino Sans GB" w:eastAsia="Hiragino Sans GB"/>
                 <w:b/>
                 <w:color w:val="8F244B"/>
                 <w:sz w:val="18"/>
@@ -10004,7 +10018,7 @@
             <w:r/>
             <w:r>
               <w:rPr>
-                <w:rFonts w:ascii="Arial Unicode MS" w:hAnsi="Arial Unicode MS" w:eastAsia="Arial Unicode MS"/>
+                <w:rFonts w:ascii="Hiragino Sans GB" w:hAnsi="Hiragino Sans GB" w:eastAsia="Hiragino Sans GB"/>
                 <w:b/>
                 <w:color w:val="8F244B"/>
                 <w:sz w:val="18"/>
@@ -10041,7 +10055,7 @@
             <w:r/>
             <w:r>
               <w:rPr>
-                <w:rFonts w:ascii="Arial Unicode MS" w:hAnsi="Arial Unicode MS" w:eastAsia="Arial Unicode MS"/>
+                <w:rFonts w:ascii="Hiragino Sans GB" w:hAnsi="Hiragino Sans GB" w:eastAsia="Hiragino Sans GB"/>
                 <w:b w:val="0"/>
                 <w:color w:val="1F1F22"/>
                 <w:sz w:val="18"/>
@@ -10083,7 +10097,7 @@
             <w:r/>
             <w:r>
               <w:rPr>
-                <w:rFonts w:ascii="Arial Unicode MS" w:hAnsi="Arial Unicode MS" w:eastAsia="Arial Unicode MS"/>
+                <w:rFonts w:ascii="Hiragino Sans GB" w:hAnsi="Hiragino Sans GB" w:eastAsia="Hiragino Sans GB"/>
                 <w:b/>
                 <w:color w:val="8F244B"/>
                 <w:sz w:val="18"/>
@@ -10120,7 +10134,7 @@
             <w:r/>
             <w:r>
               <w:rPr>
-                <w:rFonts w:ascii="Arial Unicode MS" w:hAnsi="Arial Unicode MS" w:eastAsia="Arial Unicode MS"/>
+                <w:rFonts w:ascii="Hiragino Sans GB" w:hAnsi="Hiragino Sans GB" w:eastAsia="Hiragino Sans GB"/>
                 <w:b w:val="0"/>
                 <w:color w:val="1F1F22"/>
                 <w:sz w:val="18"/>
@@ -10162,7 +10176,7 @@
             <w:r/>
             <w:r>
               <w:rPr>
-                <w:rFonts w:ascii="Arial Unicode MS" w:hAnsi="Arial Unicode MS" w:eastAsia="Arial Unicode MS"/>
+                <w:rFonts w:ascii="Hiragino Sans GB" w:hAnsi="Hiragino Sans GB" w:eastAsia="Hiragino Sans GB"/>
                 <w:b/>
                 <w:color w:val="8F244B"/>
                 <w:sz w:val="18"/>
@@ -10199,7 +10213,7 @@
             <w:r/>
             <w:r>
               <w:rPr>
-                <w:rFonts w:ascii="Arial Unicode MS" w:hAnsi="Arial Unicode MS" w:eastAsia="Arial Unicode MS"/>
+                <w:rFonts w:ascii="Hiragino Sans GB" w:hAnsi="Hiragino Sans GB" w:eastAsia="Hiragino Sans GB"/>
                 <w:b w:val="0"/>
                 <w:color w:val="1F1F22"/>
                 <w:sz w:val="18"/>
@@ -10241,7 +10255,7 @@
             <w:r/>
             <w:r>
               <w:rPr>
-                <w:rFonts w:ascii="Arial Unicode MS" w:hAnsi="Arial Unicode MS" w:eastAsia="Arial Unicode MS"/>
+                <w:rFonts w:ascii="Hiragino Sans GB" w:hAnsi="Hiragino Sans GB" w:eastAsia="Hiragino Sans GB"/>
                 <w:b/>
                 <w:color w:val="8F244B"/>
                 <w:sz w:val="18"/>
@@ -10278,7 +10292,7 @@
             <w:r/>
             <w:r>
               <w:rPr>
-                <w:rFonts w:ascii="Arial Unicode MS" w:hAnsi="Arial Unicode MS" w:eastAsia="Arial Unicode MS"/>
+                <w:rFonts w:ascii="Hiragino Sans GB" w:hAnsi="Hiragino Sans GB" w:eastAsia="Hiragino Sans GB"/>
                 <w:b w:val="0"/>
                 <w:color w:val="1F1F22"/>
                 <w:sz w:val="18"/>
@@ -10320,7 +10334,7 @@
             <w:r/>
             <w:r>
               <w:rPr>
-                <w:rFonts w:ascii="Arial Unicode MS" w:hAnsi="Arial Unicode MS" w:eastAsia="Arial Unicode MS"/>
+                <w:rFonts w:ascii="Hiragino Sans GB" w:hAnsi="Hiragino Sans GB" w:eastAsia="Hiragino Sans GB"/>
                 <w:b/>
                 <w:color w:val="8F244B"/>
                 <w:sz w:val="18"/>
@@ -10357,7 +10371,7 @@
             <w:r/>
             <w:r>
               <w:rPr>
-                <w:rFonts w:ascii="Arial Unicode MS" w:hAnsi="Arial Unicode MS" w:eastAsia="Arial Unicode MS"/>
+                <w:rFonts w:ascii="Hiragino Sans GB" w:hAnsi="Hiragino Sans GB" w:eastAsia="Hiragino Sans GB"/>
                 <w:b w:val="0"/>
                 <w:color w:val="1F1F22"/>
                 <w:sz w:val="18"/>
@@ -10399,7 +10413,7 @@
             <w:r/>
             <w:r>
               <w:rPr>
-                <w:rFonts w:ascii="Arial Unicode MS" w:hAnsi="Arial Unicode MS" w:eastAsia="Arial Unicode MS"/>
+                <w:rFonts w:ascii="Hiragino Sans GB" w:hAnsi="Hiragino Sans GB" w:eastAsia="Hiragino Sans GB"/>
                 <w:b/>
                 <w:color w:val="8F244B"/>
                 <w:sz w:val="18"/>
@@ -10436,7 +10450,7 @@
             <w:r/>
             <w:r>
               <w:rPr>
-                <w:rFonts w:ascii="Arial Unicode MS" w:hAnsi="Arial Unicode MS" w:eastAsia="Arial Unicode MS"/>
+                <w:rFonts w:ascii="Hiragino Sans GB" w:hAnsi="Hiragino Sans GB" w:eastAsia="Hiragino Sans GB"/>
                 <w:b w:val="0"/>
                 <w:color w:val="1F1F22"/>
                 <w:sz w:val="18"/>
@@ -10512,7 +10526,7 @@
             <w:r/>
             <w:r>
               <w:rPr>
-                <w:rFonts w:ascii="Arial Unicode MS" w:hAnsi="Arial Unicode MS" w:eastAsia="Arial Unicode MS"/>
+                <w:rFonts w:ascii="Hiragino Sans GB" w:hAnsi="Hiragino Sans GB" w:eastAsia="Hiragino Sans GB"/>
                 <w:b/>
                 <w:color w:val="8F244B"/>
                 <w:sz w:val="18"/>
@@ -10549,7 +10563,7 @@
             <w:r/>
             <w:r>
               <w:rPr>
-                <w:rFonts w:ascii="Arial Unicode MS" w:hAnsi="Arial Unicode MS" w:eastAsia="Arial Unicode MS"/>
+                <w:rFonts w:ascii="Hiragino Sans GB" w:hAnsi="Hiragino Sans GB" w:eastAsia="Hiragino Sans GB"/>
                 <w:b/>
                 <w:color w:val="8F244B"/>
                 <w:sz w:val="18"/>
@@ -10591,7 +10605,7 @@
             <w:r/>
             <w:r>
               <w:rPr>
-                <w:rFonts w:ascii="Arial Unicode MS" w:hAnsi="Arial Unicode MS" w:eastAsia="Arial Unicode MS"/>
+                <w:rFonts w:ascii="Hiragino Sans GB" w:hAnsi="Hiragino Sans GB" w:eastAsia="Hiragino Sans GB"/>
                 <w:b/>
                 <w:color w:val="8F244B"/>
                 <w:sz w:val="18"/>
@@ -10628,7 +10642,7 @@
             <w:r/>
             <w:r>
               <w:rPr>
-                <w:rFonts w:ascii="Arial Unicode MS" w:hAnsi="Arial Unicode MS" w:eastAsia="Arial Unicode MS"/>
+                <w:rFonts w:ascii="Hiragino Sans GB" w:hAnsi="Hiragino Sans GB" w:eastAsia="Hiragino Sans GB"/>
                 <w:b w:val="0"/>
                 <w:color w:val="1F1F22"/>
                 <w:sz w:val="18"/>
@@ -10670,7 +10684,7 @@
             <w:r/>
             <w:r>
               <w:rPr>
-                <w:rFonts w:ascii="Arial Unicode MS" w:hAnsi="Arial Unicode MS" w:eastAsia="Arial Unicode MS"/>
+                <w:rFonts w:ascii="Hiragino Sans GB" w:hAnsi="Hiragino Sans GB" w:eastAsia="Hiragino Sans GB"/>
                 <w:b/>
                 <w:color w:val="8F244B"/>
                 <w:sz w:val="18"/>
@@ -10707,7 +10721,7 @@
             <w:r/>
             <w:r>
               <w:rPr>
-                <w:rFonts w:ascii="Arial Unicode MS" w:hAnsi="Arial Unicode MS" w:eastAsia="Arial Unicode MS"/>
+                <w:rFonts w:ascii="Hiragino Sans GB" w:hAnsi="Hiragino Sans GB" w:eastAsia="Hiragino Sans GB"/>
                 <w:b w:val="0"/>
                 <w:color w:val="1F1F22"/>
                 <w:sz w:val="18"/>
@@ -10749,7 +10763,7 @@
             <w:r/>
             <w:r>
               <w:rPr>
-                <w:rFonts w:ascii="Arial Unicode MS" w:hAnsi="Arial Unicode MS" w:eastAsia="Arial Unicode MS"/>
+                <w:rFonts w:ascii="Hiragino Sans GB" w:hAnsi="Hiragino Sans GB" w:eastAsia="Hiragino Sans GB"/>
                 <w:b/>
                 <w:color w:val="8F244B"/>
                 <w:sz w:val="18"/>
@@ -10786,7 +10800,7 @@
             <w:r/>
             <w:r>
               <w:rPr>
-                <w:rFonts w:ascii="Arial Unicode MS" w:hAnsi="Arial Unicode MS" w:eastAsia="Arial Unicode MS"/>
+                <w:rFonts w:ascii="Hiragino Sans GB" w:hAnsi="Hiragino Sans GB" w:eastAsia="Hiragino Sans GB"/>
                 <w:b w:val="0"/>
                 <w:color w:val="1F1F22"/>
                 <w:sz w:val="18"/>
@@ -10828,7 +10842,7 @@
             <w:r/>
             <w:r>
               <w:rPr>
-                <w:rFonts w:ascii="Arial Unicode MS" w:hAnsi="Arial Unicode MS" w:eastAsia="Arial Unicode MS"/>
+                <w:rFonts w:ascii="Hiragino Sans GB" w:hAnsi="Hiragino Sans GB" w:eastAsia="Hiragino Sans GB"/>
                 <w:b/>
                 <w:color w:val="8F244B"/>
                 <w:sz w:val="18"/>
@@ -10865,7 +10879,7 @@
             <w:r/>
             <w:r>
               <w:rPr>
-                <w:rFonts w:ascii="Arial Unicode MS" w:hAnsi="Arial Unicode MS" w:eastAsia="Arial Unicode MS"/>
+                <w:rFonts w:ascii="Hiragino Sans GB" w:hAnsi="Hiragino Sans GB" w:eastAsia="Hiragino Sans GB"/>
                 <w:b w:val="0"/>
                 <w:color w:val="1F1F22"/>
                 <w:sz w:val="18"/>
@@ -10907,7 +10921,7 @@
             <w:r/>
             <w:r>
               <w:rPr>
-                <w:rFonts w:ascii="Arial Unicode MS" w:hAnsi="Arial Unicode MS" w:eastAsia="Arial Unicode MS"/>
+                <w:rFonts w:ascii="Hiragino Sans GB" w:hAnsi="Hiragino Sans GB" w:eastAsia="Hiragino Sans GB"/>
                 <w:b/>
                 <w:color w:val="8F244B"/>
                 <w:sz w:val="18"/>
@@ -10944,7 +10958,7 @@
             <w:r/>
             <w:r>
               <w:rPr>
-                <w:rFonts w:ascii="Arial Unicode MS" w:hAnsi="Arial Unicode MS" w:eastAsia="Arial Unicode MS"/>
+                <w:rFonts w:ascii="Hiragino Sans GB" w:hAnsi="Hiragino Sans GB" w:eastAsia="Hiragino Sans GB"/>
                 <w:b w:val="0"/>
                 <w:color w:val="1F1F22"/>
                 <w:sz w:val="18"/>
@@ -10986,7 +11000,7 @@
             <w:r/>
             <w:r>
               <w:rPr>
-                <w:rFonts w:ascii="Arial Unicode MS" w:hAnsi="Arial Unicode MS" w:eastAsia="Arial Unicode MS"/>
+                <w:rFonts w:ascii="Hiragino Sans GB" w:hAnsi="Hiragino Sans GB" w:eastAsia="Hiragino Sans GB"/>
                 <w:b/>
                 <w:color w:val="8F244B"/>
                 <w:sz w:val="18"/>
@@ -11023,7 +11037,7 @@
             <w:r/>
             <w:r>
               <w:rPr>
-                <w:rFonts w:ascii="Arial Unicode MS" w:hAnsi="Arial Unicode MS" w:eastAsia="Arial Unicode MS"/>
+                <w:rFonts w:ascii="Hiragino Sans GB" w:hAnsi="Hiragino Sans GB" w:eastAsia="Hiragino Sans GB"/>
                 <w:b w:val="0"/>
                 <w:color w:val="1F1F22"/>
                 <w:sz w:val="18"/>
@@ -11051,7 +11065,7 @@
     <w:p>
       <w:r>
         <w:rPr>
-          <w:rFonts w:ascii="Arial Unicode MS" w:hAnsi="Arial Unicode MS" w:eastAsia="Arial Unicode MS"/>
+          <w:rFonts w:ascii="Hiragino Sans GB" w:hAnsi="Hiragino Sans GB" w:eastAsia="Hiragino Sans GB"/>
           <w:b/>
           <w:color w:val="8F244B"/>
           <w:sz w:val="20"/>
@@ -11068,7 +11082,7 @@
       </w:pPr>
       <w:r>
         <w:rPr>
-          <w:rFonts w:ascii="Arial Unicode MS" w:hAnsi="Arial Unicode MS" w:eastAsia="Arial Unicode MS"/>
+          <w:rFonts w:ascii="Hiragino Sans GB" w:hAnsi="Hiragino Sans GB" w:eastAsia="Hiragino Sans GB"/>
           <w:b w:val="0"/>
           <w:color w:val="1F1F22"/>
           <w:sz w:val="19"/>
@@ -11085,7 +11099,7 @@
       </w:pPr>
       <w:r>
         <w:rPr>
-          <w:rFonts w:ascii="Arial Unicode MS" w:hAnsi="Arial Unicode MS" w:eastAsia="Arial Unicode MS"/>
+          <w:rFonts w:ascii="Hiragino Sans GB" w:hAnsi="Hiragino Sans GB" w:eastAsia="Hiragino Sans GB"/>
           <w:b w:val="0"/>
           <w:color w:val="1F1F22"/>
           <w:sz w:val="19"/>
@@ -11102,7 +11116,7 @@
       </w:pPr>
       <w:r>
         <w:rPr>
-          <w:rFonts w:ascii="Arial Unicode MS" w:hAnsi="Arial Unicode MS" w:eastAsia="Arial Unicode MS"/>
+          <w:rFonts w:ascii="Hiragino Sans GB" w:hAnsi="Hiragino Sans GB" w:eastAsia="Hiragino Sans GB"/>
           <w:b w:val="0"/>
           <w:color w:val="1F1F22"/>
           <w:sz w:val="19"/>
@@ -11119,7 +11133,7 @@
       </w:pPr>
       <w:r>
         <w:rPr>
-          <w:rFonts w:ascii="Arial Unicode MS" w:hAnsi="Arial Unicode MS" w:eastAsia="Arial Unicode MS"/>
+          <w:rFonts w:ascii="Hiragino Sans GB" w:hAnsi="Hiragino Sans GB" w:eastAsia="Hiragino Sans GB"/>
           <w:b w:val="0"/>
           <w:color w:val="1F1F22"/>
           <w:sz w:val="19"/>
@@ -11136,12 +11150,12 @@
       </w:pPr>
       <w:r>
         <w:rPr>
-          <w:rFonts w:ascii="Arial Unicode MS" w:hAnsi="Arial Unicode MS" w:eastAsia="Arial Unicode MS"/>
+          <w:rFonts w:ascii="Hiragino Sans GB" w:hAnsi="Hiragino Sans GB" w:eastAsia="Hiragino Sans GB"/>
           <w:b w:val="0"/>
           <w:color w:val="1F1F22"/>
           <w:sz w:val="19"/>
         </w:rPr>
-        <w:t>92 页、349 个 Figma 最终状态、2,284 个有效动作和 169 个客户图片映射继续通过自动校验。</w:t>
+        <w:t>99 页、402 个 Figma 最终状态、3,571 个有效动作和 179 个客户图片映射继续通过自动校验。</w:t>
       </w:r>
     </w:p>
     <w:p>
@@ -11153,7 +11167,7 @@
       </w:pPr>
       <w:r>
         <w:rPr>
-          <w:rFonts w:ascii="Arial Unicode MS" w:hAnsi="Arial Unicode MS" w:eastAsia="Arial Unicode MS"/>
+          <w:rFonts w:ascii="Hiragino Sans GB" w:hAnsi="Hiragino Sans GB" w:eastAsia="Hiragino Sans GB"/>
           <w:b w:val="0"/>
           <w:color w:val="1F1F22"/>
           <w:sz w:val="19"/>
@@ -11170,7 +11184,7 @@
       </w:pPr>
       <w:r>
         <w:rPr>
-          <w:rFonts w:ascii="Arial Unicode MS" w:hAnsi="Arial Unicode MS" w:eastAsia="Arial Unicode MS"/>
+          <w:rFonts w:ascii="Hiragino Sans GB" w:hAnsi="Hiragino Sans GB" w:eastAsia="Hiragino Sans GB"/>
           <w:b w:val="0"/>
           <w:color w:val="1F1F22"/>
           <w:sz w:val="19"/>
@@ -11189,7 +11203,7 @@
     <w:p>
       <w:r>
         <w:rPr>
-          <w:rFonts w:ascii="Arial Unicode MS" w:hAnsi="Arial Unicode MS" w:eastAsia="Arial Unicode MS"/>
+          <w:rFonts w:ascii="Hiragino Sans GB" w:hAnsi="Hiragino Sans GB" w:eastAsia="Hiragino Sans GB"/>
           <w:b w:val="0"/>
           <w:color w:val="1F1F22"/>
           <w:sz w:val="20"/>
@@ -11243,7 +11257,7 @@
             <w:r/>
             <w:r>
               <w:rPr>
-                <w:rFonts w:ascii="Arial Unicode MS" w:hAnsi="Arial Unicode MS" w:eastAsia="Arial Unicode MS"/>
+                <w:rFonts w:ascii="Hiragino Sans GB" w:hAnsi="Hiragino Sans GB" w:eastAsia="Hiragino Sans GB"/>
                 <w:b/>
                 <w:color w:val="8F244B"/>
                 <w:sz w:val="18"/>
@@ -11280,7 +11294,7 @@
             <w:r/>
             <w:r>
               <w:rPr>
-                <w:rFonts w:ascii="Arial Unicode MS" w:hAnsi="Arial Unicode MS" w:eastAsia="Arial Unicode MS"/>
+                <w:rFonts w:ascii="Hiragino Sans GB" w:hAnsi="Hiragino Sans GB" w:eastAsia="Hiragino Sans GB"/>
                 <w:b/>
                 <w:color w:val="8F244B"/>
                 <w:sz w:val="18"/>
@@ -11317,7 +11331,7 @@
             <w:r/>
             <w:r>
               <w:rPr>
-                <w:rFonts w:ascii="Arial Unicode MS" w:hAnsi="Arial Unicode MS" w:eastAsia="Arial Unicode MS"/>
+                <w:rFonts w:ascii="Hiragino Sans GB" w:hAnsi="Hiragino Sans GB" w:eastAsia="Hiragino Sans GB"/>
                 <w:b/>
                 <w:color w:val="8F244B"/>
                 <w:sz w:val="18"/>
@@ -11359,7 +11373,7 @@
             <w:r/>
             <w:r>
               <w:rPr>
-                <w:rFonts w:ascii="Arial Unicode MS" w:hAnsi="Arial Unicode MS" w:eastAsia="Arial Unicode MS"/>
+                <w:rFonts w:ascii="Hiragino Sans GB" w:hAnsi="Hiragino Sans GB" w:eastAsia="Hiragino Sans GB"/>
                 <w:b/>
                 <w:color w:val="8F244B"/>
                 <w:sz w:val="18"/>
@@ -11396,7 +11410,7 @@
             <w:r/>
             <w:r>
               <w:rPr>
-                <w:rFonts w:ascii="Arial Unicode MS" w:hAnsi="Arial Unicode MS" w:eastAsia="Arial Unicode MS"/>
+                <w:rFonts w:ascii="Hiragino Sans GB" w:hAnsi="Hiragino Sans GB" w:eastAsia="Hiragino Sans GB"/>
                 <w:b w:val="0"/>
                 <w:color w:val="1F1F22"/>
                 <w:sz w:val="18"/>
@@ -11433,7 +11447,7 @@
             <w:r/>
             <w:r>
               <w:rPr>
-                <w:rFonts w:ascii="Arial Unicode MS" w:hAnsi="Arial Unicode MS" w:eastAsia="Arial Unicode MS"/>
+                <w:rFonts w:ascii="Hiragino Sans GB" w:hAnsi="Hiragino Sans GB" w:eastAsia="Hiragino Sans GB"/>
                 <w:b w:val="0"/>
                 <w:color w:val="1F1F22"/>
                 <w:sz w:val="18"/>
@@ -11475,7 +11489,7 @@
             <w:r/>
             <w:r>
               <w:rPr>
-                <w:rFonts w:ascii="Arial Unicode MS" w:hAnsi="Arial Unicode MS" w:eastAsia="Arial Unicode MS"/>
+                <w:rFonts w:ascii="Hiragino Sans GB" w:hAnsi="Hiragino Sans GB" w:eastAsia="Hiragino Sans GB"/>
                 <w:b/>
                 <w:color w:val="8F244B"/>
                 <w:sz w:val="18"/>
@@ -11512,7 +11526,7 @@
             <w:r/>
             <w:r>
               <w:rPr>
-                <w:rFonts w:ascii="Arial Unicode MS" w:hAnsi="Arial Unicode MS" w:eastAsia="Arial Unicode MS"/>
+                <w:rFonts w:ascii="Hiragino Sans GB" w:hAnsi="Hiragino Sans GB" w:eastAsia="Hiragino Sans GB"/>
                 <w:b w:val="0"/>
                 <w:color w:val="1F1F22"/>
                 <w:sz w:val="18"/>
@@ -11549,7 +11563,7 @@
             <w:r/>
             <w:r>
               <w:rPr>
-                <w:rFonts w:ascii="Arial Unicode MS" w:hAnsi="Arial Unicode MS" w:eastAsia="Arial Unicode MS"/>
+                <w:rFonts w:ascii="Hiragino Sans GB" w:hAnsi="Hiragino Sans GB" w:eastAsia="Hiragino Sans GB"/>
                 <w:b w:val="0"/>
                 <w:color w:val="1F1F22"/>
                 <w:sz w:val="18"/>
@@ -11591,7 +11605,7 @@
             <w:r/>
             <w:r>
               <w:rPr>
-                <w:rFonts w:ascii="Arial Unicode MS" w:hAnsi="Arial Unicode MS" w:eastAsia="Arial Unicode MS"/>
+                <w:rFonts w:ascii="Hiragino Sans GB" w:hAnsi="Hiragino Sans GB" w:eastAsia="Hiragino Sans GB"/>
                 <w:b/>
                 <w:color w:val="8F244B"/>
                 <w:sz w:val="18"/>
@@ -11628,7 +11642,7 @@
             <w:r/>
             <w:r>
               <w:rPr>
-                <w:rFonts w:ascii="Arial Unicode MS" w:hAnsi="Arial Unicode MS" w:eastAsia="Arial Unicode MS"/>
+                <w:rFonts w:ascii="Hiragino Sans GB" w:hAnsi="Hiragino Sans GB" w:eastAsia="Hiragino Sans GB"/>
                 <w:b w:val="0"/>
                 <w:color w:val="1F1F22"/>
                 <w:sz w:val="18"/>
@@ -11665,7 +11679,7 @@
             <w:r/>
             <w:r>
               <w:rPr>
-                <w:rFonts w:ascii="Arial Unicode MS" w:hAnsi="Arial Unicode MS" w:eastAsia="Arial Unicode MS"/>
+                <w:rFonts w:ascii="Hiragino Sans GB" w:hAnsi="Hiragino Sans GB" w:eastAsia="Hiragino Sans GB"/>
                 <w:b w:val="0"/>
                 <w:color w:val="1F1F22"/>
                 <w:sz w:val="18"/>
@@ -11707,7 +11721,7 @@
             <w:r/>
             <w:r>
               <w:rPr>
-                <w:rFonts w:ascii="Arial Unicode MS" w:hAnsi="Arial Unicode MS" w:eastAsia="Arial Unicode MS"/>
+                <w:rFonts w:ascii="Hiragino Sans GB" w:hAnsi="Hiragino Sans GB" w:eastAsia="Hiragino Sans GB"/>
                 <w:b/>
                 <w:color w:val="8F244B"/>
                 <w:sz w:val="18"/>
@@ -11744,7 +11758,7 @@
             <w:r/>
             <w:r>
               <w:rPr>
-                <w:rFonts w:ascii="Arial Unicode MS" w:hAnsi="Arial Unicode MS" w:eastAsia="Arial Unicode MS"/>
+                <w:rFonts w:ascii="Hiragino Sans GB" w:hAnsi="Hiragino Sans GB" w:eastAsia="Hiragino Sans GB"/>
                 <w:b w:val="0"/>
                 <w:color w:val="1F1F22"/>
                 <w:sz w:val="18"/>
@@ -11781,7 +11795,7 @@
             <w:r/>
             <w:r>
               <w:rPr>
-                <w:rFonts w:ascii="Arial Unicode MS" w:hAnsi="Arial Unicode MS" w:eastAsia="Arial Unicode MS"/>
+                <w:rFonts w:ascii="Hiragino Sans GB" w:hAnsi="Hiragino Sans GB" w:eastAsia="Hiragino Sans GB"/>
                 <w:b w:val="0"/>
                 <w:color w:val="1F1F22"/>
                 <w:sz w:val="18"/>
@@ -11809,7 +11823,7 @@
     <w:p>
       <w:r>
         <w:rPr>
-          <w:rFonts w:ascii="Arial Unicode MS" w:hAnsi="Arial Unicode MS" w:eastAsia="Arial Unicode MS"/>
+          <w:rFonts w:ascii="Hiragino Sans GB" w:hAnsi="Hiragino Sans GB" w:eastAsia="Hiragino Sans GB"/>
           <w:b w:val="0"/>
           <w:color w:val="1F1F22"/>
           <w:sz w:val="20"/>
@@ -11863,7 +11877,7 @@
             <w:r/>
             <w:r>
               <w:rPr>
-                <w:rFonts w:ascii="Arial Unicode MS" w:hAnsi="Arial Unicode MS" w:eastAsia="Arial Unicode MS"/>
+                <w:rFonts w:ascii="Hiragino Sans GB" w:hAnsi="Hiragino Sans GB" w:eastAsia="Hiragino Sans GB"/>
                 <w:b/>
                 <w:color w:val="8F244B"/>
                 <w:sz w:val="17"/>
@@ -11900,7 +11914,7 @@
             <w:r/>
             <w:r>
               <w:rPr>
-                <w:rFonts w:ascii="Arial Unicode MS" w:hAnsi="Arial Unicode MS" w:eastAsia="Arial Unicode MS"/>
+                <w:rFonts w:ascii="Hiragino Sans GB" w:hAnsi="Hiragino Sans GB" w:eastAsia="Hiragino Sans GB"/>
                 <w:b/>
                 <w:color w:val="8F244B"/>
                 <w:sz w:val="17"/>
@@ -11937,7 +11951,7 @@
             <w:r/>
             <w:r>
               <w:rPr>
-                <w:rFonts w:ascii="Arial Unicode MS" w:hAnsi="Arial Unicode MS" w:eastAsia="Arial Unicode MS"/>
+                <w:rFonts w:ascii="Hiragino Sans GB" w:hAnsi="Hiragino Sans GB" w:eastAsia="Hiragino Sans GB"/>
                 <w:b/>
                 <w:color w:val="8F244B"/>
                 <w:sz w:val="17"/>
@@ -11979,7 +11993,7 @@
             <w:r/>
             <w:r>
               <w:rPr>
-                <w:rFonts w:ascii="Arial Unicode MS" w:hAnsi="Arial Unicode MS" w:eastAsia="Arial Unicode MS"/>
+                <w:rFonts w:ascii="Hiragino Sans GB" w:hAnsi="Hiragino Sans GB" w:eastAsia="Hiragino Sans GB"/>
                 <w:b/>
                 <w:color w:val="8F244B"/>
                 <w:sz w:val="17"/>
@@ -12016,12 +12030,12 @@
             <w:r/>
             <w:r>
               <w:rPr>
-                <w:rFonts w:ascii="Arial Unicode MS" w:hAnsi="Arial Unicode MS" w:eastAsia="Arial Unicode MS"/>
+                <w:rFonts w:ascii="Hiragino Sans GB" w:hAnsi="Hiragino Sans GB" w:eastAsia="Hiragino Sans GB"/>
                 <w:b w:val="0"/>
                 <w:color w:val="1F1F22"/>
                 <w:sz w:val="17"/>
               </w:rPr>
-              <w:t>7ccb8716df2f</w:t>
+              <w:t>816c138348b7</w:t>
             </w:r>
           </w:p>
         </w:tc>
@@ -12053,7 +12067,7 @@
             <w:r/>
             <w:r>
               <w:rPr>
-                <w:rFonts w:ascii="Arial Unicode MS" w:hAnsi="Arial Unicode MS" w:eastAsia="Arial Unicode MS"/>
+                <w:rFonts w:ascii="Hiragino Sans GB" w:hAnsi="Hiragino Sans GB" w:eastAsia="Hiragino Sans GB"/>
                 <w:b w:val="0"/>
                 <w:color w:val="1F1F22"/>
                 <w:sz w:val="17"/>
@@ -12095,7 +12109,7 @@
             <w:r/>
             <w:r>
               <w:rPr>
-                <w:rFonts w:ascii="Arial Unicode MS" w:hAnsi="Arial Unicode MS" w:eastAsia="Arial Unicode MS"/>
+                <w:rFonts w:ascii="Hiragino Sans GB" w:hAnsi="Hiragino Sans GB" w:eastAsia="Hiragino Sans GB"/>
                 <w:b/>
                 <w:color w:val="8F244B"/>
                 <w:sz w:val="17"/>
@@ -12132,12 +12146,12 @@
             <w:r/>
             <w:r>
               <w:rPr>
-                <w:rFonts w:ascii="Arial Unicode MS" w:hAnsi="Arial Unicode MS" w:eastAsia="Arial Unicode MS"/>
+                <w:rFonts w:ascii="Hiragino Sans GB" w:hAnsi="Hiragino Sans GB" w:eastAsia="Hiragino Sans GB"/>
                 <w:b w:val="0"/>
                 <w:color w:val="1F1F22"/>
                 <w:sz w:val="17"/>
               </w:rPr>
-              <w:t>e24e34bd9d8c</w:t>
+              <w:t>ab29fff87223</w:t>
             </w:r>
           </w:p>
         </w:tc>
@@ -12169,7 +12183,7 @@
             <w:r/>
             <w:r>
               <w:rPr>
-                <w:rFonts w:ascii="Arial Unicode MS" w:hAnsi="Arial Unicode MS" w:eastAsia="Arial Unicode MS"/>
+                <w:rFonts w:ascii="Hiragino Sans GB" w:hAnsi="Hiragino Sans GB" w:eastAsia="Hiragino Sans GB"/>
                 <w:b w:val="0"/>
                 <w:color w:val="1F1F22"/>
                 <w:sz w:val="17"/>
@@ -12211,7 +12225,7 @@
             <w:r/>
             <w:r>
               <w:rPr>
-                <w:rFonts w:ascii="Arial Unicode MS" w:hAnsi="Arial Unicode MS" w:eastAsia="Arial Unicode MS"/>
+                <w:rFonts w:ascii="Hiragino Sans GB" w:hAnsi="Hiragino Sans GB" w:eastAsia="Hiragino Sans GB"/>
                 <w:b/>
                 <w:color w:val="8F244B"/>
                 <w:sz w:val="17"/>
@@ -12248,12 +12262,12 @@
             <w:r/>
             <w:r>
               <w:rPr>
-                <w:rFonts w:ascii="Arial Unicode MS" w:hAnsi="Arial Unicode MS" w:eastAsia="Arial Unicode MS"/>
+                <w:rFonts w:ascii="Hiragino Sans GB" w:hAnsi="Hiragino Sans GB" w:eastAsia="Hiragino Sans GB"/>
                 <w:b w:val="0"/>
                 <w:color w:val="1F1F22"/>
                 <w:sz w:val="17"/>
               </w:rPr>
-              <w:t>914d82ab3770</w:t>
+              <w:t>3c2f2f329e91</w:t>
             </w:r>
           </w:p>
         </w:tc>
@@ -12285,7 +12299,7 @@
             <w:r/>
             <w:r>
               <w:rPr>
-                <w:rFonts w:ascii="Arial Unicode MS" w:hAnsi="Arial Unicode MS" w:eastAsia="Arial Unicode MS"/>
+                <w:rFonts w:ascii="Hiragino Sans GB" w:hAnsi="Hiragino Sans GB" w:eastAsia="Hiragino Sans GB"/>
                 <w:b w:val="0"/>
                 <w:color w:val="1F1F22"/>
                 <w:sz w:val="17"/>
@@ -12327,7 +12341,7 @@
             <w:r/>
             <w:r>
               <w:rPr>
-                <w:rFonts w:ascii="Arial Unicode MS" w:hAnsi="Arial Unicode MS" w:eastAsia="Arial Unicode MS"/>
+                <w:rFonts w:ascii="Hiragino Sans GB" w:hAnsi="Hiragino Sans GB" w:eastAsia="Hiragino Sans GB"/>
                 <w:b/>
                 <w:color w:val="8F244B"/>
                 <w:sz w:val="17"/>
@@ -12364,12 +12378,12 @@
             <w:r/>
             <w:r>
               <w:rPr>
-                <w:rFonts w:ascii="Arial Unicode MS" w:hAnsi="Arial Unicode MS" w:eastAsia="Arial Unicode MS"/>
+                <w:rFonts w:ascii="Hiragino Sans GB" w:hAnsi="Hiragino Sans GB" w:eastAsia="Hiragino Sans GB"/>
                 <w:b w:val="0"/>
                 <w:color w:val="1F1F22"/>
                 <w:sz w:val="17"/>
               </w:rPr>
-              <w:t>ab13181d20cb</w:t>
+              <w:t>b40f66c5bab8</w:t>
             </w:r>
           </w:p>
         </w:tc>
@@ -12401,7 +12415,7 @@
             <w:r/>
             <w:r>
               <w:rPr>
-                <w:rFonts w:ascii="Arial Unicode MS" w:hAnsi="Arial Unicode MS" w:eastAsia="Arial Unicode MS"/>
+                <w:rFonts w:ascii="Hiragino Sans GB" w:hAnsi="Hiragino Sans GB" w:eastAsia="Hiragino Sans GB"/>
                 <w:b w:val="0"/>
                 <w:color w:val="1F1F22"/>
                 <w:sz w:val="17"/>
@@ -12443,7 +12457,7 @@
             <w:r/>
             <w:r>
               <w:rPr>
-                <w:rFonts w:ascii="Arial Unicode MS" w:hAnsi="Arial Unicode MS" w:eastAsia="Arial Unicode MS"/>
+                <w:rFonts w:ascii="Hiragino Sans GB" w:hAnsi="Hiragino Sans GB" w:eastAsia="Hiragino Sans GB"/>
                 <w:b/>
                 <w:color w:val="8F244B"/>
                 <w:sz w:val="17"/>
@@ -12480,12 +12494,12 @@
             <w:r/>
             <w:r>
               <w:rPr>
-                <w:rFonts w:ascii="Arial Unicode MS" w:hAnsi="Arial Unicode MS" w:eastAsia="Arial Unicode MS"/>
+                <w:rFonts w:ascii="Hiragino Sans GB" w:hAnsi="Hiragino Sans GB" w:eastAsia="Hiragino Sans GB"/>
                 <w:b w:val="0"/>
                 <w:color w:val="1F1F22"/>
                 <w:sz w:val="17"/>
               </w:rPr>
-              <w:t>5e614f6fdb83</w:t>
+              <w:t>aca2965d4b10</w:t>
             </w:r>
           </w:p>
         </w:tc>
@@ -12517,7 +12531,7 @@
             <w:r/>
             <w:r>
               <w:rPr>
-                <w:rFonts w:ascii="Arial Unicode MS" w:hAnsi="Arial Unicode MS" w:eastAsia="Arial Unicode MS"/>
+                <w:rFonts w:ascii="Hiragino Sans GB" w:hAnsi="Hiragino Sans GB" w:eastAsia="Hiragino Sans GB"/>
                 <w:b w:val="0"/>
                 <w:color w:val="1F1F22"/>
                 <w:sz w:val="17"/>
@@ -12559,7 +12573,7 @@
             <w:r/>
             <w:r>
               <w:rPr>
-                <w:rFonts w:ascii="Arial Unicode MS" w:hAnsi="Arial Unicode MS" w:eastAsia="Arial Unicode MS"/>
+                <w:rFonts w:ascii="Hiragino Sans GB" w:hAnsi="Hiragino Sans GB" w:eastAsia="Hiragino Sans GB"/>
                 <w:b/>
                 <w:color w:val="8F244B"/>
                 <w:sz w:val="17"/>
@@ -12596,12 +12610,12 @@
             <w:r/>
             <w:r>
               <w:rPr>
-                <w:rFonts w:ascii="Arial Unicode MS" w:hAnsi="Arial Unicode MS" w:eastAsia="Arial Unicode MS"/>
+                <w:rFonts w:ascii="Hiragino Sans GB" w:hAnsi="Hiragino Sans GB" w:eastAsia="Hiragino Sans GB"/>
                 <w:b w:val="0"/>
                 <w:color w:val="1F1F22"/>
                 <w:sz w:val="17"/>
               </w:rPr>
-              <w:t>0458eec6dceb</w:t>
+              <w:t>963dff56a37e</w:t>
             </w:r>
           </w:p>
         </w:tc>
@@ -12633,7 +12647,7 @@
             <w:r/>
             <w:r>
               <w:rPr>
-                <w:rFonts w:ascii="Arial Unicode MS" w:hAnsi="Arial Unicode MS" w:eastAsia="Arial Unicode MS"/>
+                <w:rFonts w:ascii="Hiragino Sans GB" w:hAnsi="Hiragino Sans GB" w:eastAsia="Hiragino Sans GB"/>
                 <w:b w:val="0"/>
                 <w:color w:val="1F1F22"/>
                 <w:sz w:val="17"/>
@@ -12655,7 +12669,7 @@
       </w:pPr>
       <w:r>
         <w:rPr>
-          <w:rFonts w:ascii="Arial Unicode MS" w:hAnsi="Arial Unicode MS" w:eastAsia="Arial Unicode MS"/>
+          <w:rFonts w:ascii="Hiragino Sans GB" w:hAnsi="Hiragino Sans GB" w:eastAsia="Hiragino Sans GB"/>
           <w:b/>
           <w:color w:val="686970"/>
           <w:sz w:val="17"/>
@@ -12664,11 +12678,11 @@
       </w:r>
       <w:r>
         <w:rPr>
-          <w:rFonts w:ascii="JetBrains Mono" w:hAnsi="JetBrains Mono" w:eastAsia="Arial Unicode MS"/>
+          <w:rFonts w:ascii="JetBrains Mono" w:hAnsi="JetBrains Mono" w:eastAsia="Hiragino Sans GB"/>
           <w:color w:val="686970"/>
           <w:sz w:val="15"/>
         </w:rPr>
-        <w:t>830d8870308444aeadf50c9f58ae707e21a1ceaa5df6378ea0828f8cb473bef0</w:t>
+        <w:t>9c38f3d90aa537895032f863a38de132496ebb880089df2cc8bcca9564c30438</w:t>
       </w:r>
     </w:p>
     <w:p>
@@ -12683,7 +12697,7 @@
     <w:p>
       <w:r>
         <w:rPr>
-          <w:rFonts w:ascii="Arial Unicode MS" w:hAnsi="Arial Unicode MS" w:eastAsia="Arial Unicode MS"/>
+          <w:rFonts w:ascii="Hiragino Sans GB" w:hAnsi="Hiragino Sans GB" w:eastAsia="Hiragino Sans GB"/>
           <w:b/>
           <w:color w:val="8F244B"/>
           <w:sz w:val="20"/>
@@ -12693,11 +12707,11 @@
     </w:p>
     <w:p>
       <w:pPr>
-        <w:spacing w:before="60" w:after="160"/>
+        <w:spacing w:before="60" w:after="80"/>
       </w:pPr>
       <w:r>
         <w:rPr>
-          <w:rFonts w:ascii="Arial Unicode MS" w:hAnsi="Arial Unicode MS" w:eastAsia="Arial Unicode MS"/>
+          <w:rFonts w:ascii="Hiragino Sans GB" w:hAnsi="Hiragino Sans GB" w:eastAsia="Hiragino Sans GB"/>
           <w:b/>
           <w:color w:val="1F1F22"/>
           <w:sz w:val="22"/>
@@ -12707,11 +12721,11 @@
     </w:p>
     <w:p>
       <w:pPr>
-        <w:spacing w:before="60" w:after="160"/>
+        <w:spacing w:before="60" w:after="80"/>
       </w:pPr>
       <w:r>
         <w:rPr>
-          <w:rFonts w:ascii="Arial Unicode MS" w:hAnsi="Arial Unicode MS" w:eastAsia="Arial Unicode MS"/>
+          <w:rFonts w:ascii="Hiragino Sans GB" w:hAnsi="Hiragino Sans GB" w:eastAsia="Hiragino Sans GB"/>
           <w:b/>
           <w:color w:val="1F1F22"/>
           <w:sz w:val="22"/>
@@ -12721,11 +12735,11 @@
     </w:p>
     <w:p>
       <w:pPr>
-        <w:spacing w:before="60" w:after="160"/>
+        <w:spacing w:before="60" w:after="80"/>
       </w:pPr>
       <w:r>
         <w:rPr>
-          <w:rFonts w:ascii="Arial Unicode MS" w:hAnsi="Arial Unicode MS" w:eastAsia="Arial Unicode MS"/>
+          <w:rFonts w:ascii="Hiragino Sans GB" w:hAnsi="Hiragino Sans GB" w:eastAsia="Hiragino Sans GB"/>
           <w:b/>
           <w:color w:val="1F1F22"/>
           <w:sz w:val="22"/>
@@ -12735,11 +12749,11 @@
     </w:p>
     <w:p>
       <w:pPr>
-        <w:spacing w:before="60" w:after="160"/>
+        <w:spacing w:before="60" w:after="80"/>
       </w:pPr>
       <w:r>
         <w:rPr>
-          <w:rFonts w:ascii="Arial Unicode MS" w:hAnsi="Arial Unicode MS" w:eastAsia="Arial Unicode MS"/>
+          <w:rFonts w:ascii="Hiragino Sans GB" w:hAnsi="Hiragino Sans GB" w:eastAsia="Hiragino Sans GB"/>
           <w:b/>
           <w:color w:val="1F1F22"/>
           <w:sz w:val="22"/>
@@ -12792,7 +12806,7 @@
             <w:r/>
             <w:r>
               <w:rPr>
-                <w:rFonts w:ascii="Arial Unicode MS" w:hAnsi="Arial Unicode MS" w:eastAsia="Arial Unicode MS"/>
+                <w:rFonts w:ascii="Hiragino Sans GB" w:hAnsi="Hiragino Sans GB" w:eastAsia="Hiragino Sans GB"/>
                 <w:b/>
                 <w:color w:val="8F244B"/>
                 <w:sz w:val="20"/>
@@ -12829,7 +12843,7 @@
             <w:r/>
             <w:r>
               <w:rPr>
-                <w:rFonts w:ascii="Arial Unicode MS" w:hAnsi="Arial Unicode MS" w:eastAsia="Arial Unicode MS"/>
+                <w:rFonts w:ascii="Hiragino Sans GB" w:hAnsi="Hiragino Sans GB" w:eastAsia="Hiragino Sans GB"/>
                 <w:b/>
                 <w:color w:val="8F244B"/>
                 <w:sz w:val="20"/>
@@ -12871,7 +12885,7 @@
             <w:r/>
             <w:r>
               <w:rPr>
-                <w:rFonts w:ascii="Arial Unicode MS" w:hAnsi="Arial Unicode MS" w:eastAsia="Arial Unicode MS"/>
+                <w:rFonts w:ascii="Hiragino Sans GB" w:hAnsi="Hiragino Sans GB" w:eastAsia="Hiragino Sans GB"/>
                 <w:b/>
                 <w:color w:val="8F244B"/>
                 <w:sz w:val="20"/>
@@ -12908,7 +12922,7 @@
             <w:r/>
             <w:r>
               <w:rPr>
-                <w:rFonts w:ascii="Arial Unicode MS" w:hAnsi="Arial Unicode MS" w:eastAsia="Arial Unicode MS"/>
+                <w:rFonts w:ascii="Hiragino Sans GB" w:hAnsi="Hiragino Sans GB" w:eastAsia="Hiragino Sans GB"/>
                 <w:b w:val="0"/>
                 <w:color w:val="1F1F22"/>
                 <w:sz w:val="20"/>
@@ -12950,7 +12964,7 @@
             <w:r/>
             <w:r>
               <w:rPr>
-                <w:rFonts w:ascii="Arial Unicode MS" w:hAnsi="Arial Unicode MS" w:eastAsia="Arial Unicode MS"/>
+                <w:rFonts w:ascii="Hiragino Sans GB" w:hAnsi="Hiragino Sans GB" w:eastAsia="Hiragino Sans GB"/>
                 <w:b/>
                 <w:color w:val="8F244B"/>
                 <w:sz w:val="20"/>
@@ -12987,7 +13001,7 @@
             <w:r/>
             <w:r>
               <w:rPr>
-                <w:rFonts w:ascii="Arial Unicode MS" w:hAnsi="Arial Unicode MS" w:eastAsia="Arial Unicode MS"/>
+                <w:rFonts w:ascii="Hiragino Sans GB" w:hAnsi="Hiragino Sans GB" w:eastAsia="Hiragino Sans GB"/>
                 <w:b w:val="0"/>
                 <w:color w:val="1F1F22"/>
                 <w:sz w:val="20"/>
@@ -13029,7 +13043,7 @@
             <w:r/>
             <w:r>
               <w:rPr>
-                <w:rFonts w:ascii="Arial Unicode MS" w:hAnsi="Arial Unicode MS" w:eastAsia="Arial Unicode MS"/>
+                <w:rFonts w:ascii="Hiragino Sans GB" w:hAnsi="Hiragino Sans GB" w:eastAsia="Hiragino Sans GB"/>
                 <w:b/>
                 <w:color w:val="8F244B"/>
                 <w:sz w:val="20"/>
@@ -13066,7 +13080,7 @@
             <w:r/>
             <w:r>
               <w:rPr>
-                <w:rFonts w:ascii="Arial Unicode MS" w:hAnsi="Arial Unicode MS" w:eastAsia="Arial Unicode MS"/>
+                <w:rFonts w:ascii="Hiragino Sans GB" w:hAnsi="Hiragino Sans GB" w:eastAsia="Hiragino Sans GB"/>
                 <w:b w:val="0"/>
                 <w:color w:val="1F1F22"/>
                 <w:sz w:val="20"/>
@@ -13108,7 +13122,7 @@
             <w:r/>
             <w:r>
               <w:rPr>
-                <w:rFonts w:ascii="Arial Unicode MS" w:hAnsi="Arial Unicode MS" w:eastAsia="Arial Unicode MS"/>
+                <w:rFonts w:ascii="Hiragino Sans GB" w:hAnsi="Hiragino Sans GB" w:eastAsia="Hiragino Sans GB"/>
                 <w:b/>
                 <w:color w:val="8F244B"/>
                 <w:sz w:val="20"/>
@@ -13145,7 +13159,7 @@
             <w:r/>
             <w:r>
               <w:rPr>
-                <w:rFonts w:ascii="Arial Unicode MS" w:hAnsi="Arial Unicode MS" w:eastAsia="Arial Unicode MS"/>
+                <w:rFonts w:ascii="Hiragino Sans GB" w:hAnsi="Hiragino Sans GB" w:eastAsia="Hiragino Sans GB"/>
                 <w:b w:val="0"/>
                 <w:color w:val="1F1F22"/>
                 <w:sz w:val="20"/>
@@ -13187,7 +13201,7 @@
             <w:r/>
             <w:r>
               <w:rPr>
-                <w:rFonts w:ascii="Arial Unicode MS" w:hAnsi="Arial Unicode MS" w:eastAsia="Arial Unicode MS"/>
+                <w:rFonts w:ascii="Hiragino Sans GB" w:hAnsi="Hiragino Sans GB" w:eastAsia="Hiragino Sans GB"/>
                 <w:b/>
                 <w:color w:val="8F244B"/>
                 <w:sz w:val="20"/>
@@ -13224,7 +13238,7 @@
             <w:r/>
             <w:r>
               <w:rPr>
-                <w:rFonts w:ascii="Arial Unicode MS" w:hAnsi="Arial Unicode MS" w:eastAsia="Arial Unicode MS"/>
+                <w:rFonts w:ascii="Hiragino Sans GB" w:hAnsi="Hiragino Sans GB" w:eastAsia="Hiragino Sans GB"/>
                 <w:b w:val="0"/>
                 <w:color w:val="1F1F22"/>
                 <w:sz w:val="20"/>
@@ -13256,10 +13270,11 @@
           <w:ilvl w:val="0"/>
           <w:numId w:val="12"/>
         </w:numPr>
+        <w:spacing w:after="40"/>
       </w:pPr>
       <w:r>
         <w:rPr>
-          <w:rFonts w:ascii="Arial Unicode MS" w:hAnsi="Arial Unicode MS" w:eastAsia="Arial Unicode MS"/>
+          <w:rFonts w:ascii="Hiragino Sans GB" w:hAnsi="Hiragino Sans GB" w:eastAsia="Hiragino Sans GB"/>
           <w:b w:val="0"/>
           <w:color w:val="1F1F22"/>
           <w:sz w:val="19"/>
@@ -13273,10 +13288,11 @@
           <w:ilvl w:val="0"/>
           <w:numId w:val="12"/>
         </w:numPr>
+        <w:spacing w:after="40"/>
       </w:pPr>
       <w:r>
         <w:rPr>
-          <w:rFonts w:ascii="Arial Unicode MS" w:hAnsi="Arial Unicode MS" w:eastAsia="Arial Unicode MS"/>
+          <w:rFonts w:ascii="Hiragino Sans GB" w:hAnsi="Hiragino Sans GB" w:eastAsia="Hiragino Sans GB"/>
           <w:b w:val="0"/>
           <w:color w:val="1F1F22"/>
           <w:sz w:val="19"/>
@@ -13290,10 +13306,11 @@
           <w:ilvl w:val="0"/>
           <w:numId w:val="12"/>
         </w:numPr>
+        <w:spacing w:after="40"/>
       </w:pPr>
       <w:r>
         <w:rPr>
-          <w:rFonts w:ascii="Arial Unicode MS" w:hAnsi="Arial Unicode MS" w:eastAsia="Arial Unicode MS"/>
+          <w:rFonts w:ascii="Hiragino Sans GB" w:hAnsi="Hiragino Sans GB" w:eastAsia="Hiragino Sans GB"/>
           <w:b w:val="0"/>
           <w:color w:val="1F1F22"/>
           <w:sz w:val="19"/>
@@ -13307,10 +13324,11 @@
           <w:ilvl w:val="0"/>
           <w:numId w:val="12"/>
         </w:numPr>
+        <w:spacing w:after="40"/>
       </w:pPr>
       <w:r>
         <w:rPr>
-          <w:rFonts w:ascii="Arial Unicode MS" w:hAnsi="Arial Unicode MS" w:eastAsia="Arial Unicode MS"/>
+          <w:rFonts w:ascii="Hiragino Sans GB" w:hAnsi="Hiragino Sans GB" w:eastAsia="Hiragino Sans GB"/>
           <w:b w:val="0"/>
           <w:color w:val="1F1F22"/>
           <w:sz w:val="19"/>
@@ -13324,15 +13342,16 @@
           <w:ilvl w:val="0"/>
           <w:numId w:val="12"/>
         </w:numPr>
+        <w:spacing w:after="40"/>
       </w:pPr>
       <w:r>
         <w:rPr>
-          <w:rFonts w:ascii="Arial Unicode MS" w:hAnsi="Arial Unicode MS" w:eastAsia="Arial Unicode MS"/>
+          <w:rFonts w:ascii="Hiragino Sans GB" w:hAnsi="Hiragino Sans GB" w:eastAsia="Hiragino Sans GB"/>
           <w:b w:val="0"/>
           <w:color w:val="1F1F22"/>
           <w:sz w:val="19"/>
         </w:rPr>
-        <w:t>关闭客户视觉意见和阻塞工程门禁，再进入 API/DTO 数据契约冻结与 KMP 脚手架。</w:t>
+        <w:t>关闭视觉意见与阻塞门禁后，再冻结 API/DTO 契约并启动 KMP。</w:t>
       </w:r>
     </w:p>
     <w:sectPr>
@@ -13357,7 +13376,7 @@
     </w:pPr>
     <w:r>
       <w:rPr>
-        <w:rFonts w:ascii="Arial Unicode MS" w:hAnsi="Arial Unicode MS" w:eastAsia="Arial Unicode MS"/>
+        <w:rFonts w:ascii="Hiragino Sans GB" w:hAnsi="Hiragino Sans GB" w:eastAsia="Hiragino Sans GB"/>
         <w:color w:val="686970"/>
         <w:sz w:val="18"/>
       </w:rPr>
@@ -13376,7 +13395,7 @@
     </w:r>
     <w:r>
       <w:rPr>
-        <w:rFonts w:ascii="Arial Unicode MS" w:hAnsi="Arial Unicode MS" w:eastAsia="Arial Unicode MS"/>
+        <w:rFonts w:ascii="Hiragino Sans GB" w:hAnsi="Hiragino Sans GB" w:eastAsia="Hiragino Sans GB"/>
         <w:color w:val="686970"/>
         <w:sz w:val="18"/>
       </w:rPr>
@@ -13396,7 +13415,7 @@
     </w:pPr>
     <w:r>
       <w:rPr>
-        <w:rFonts w:ascii="Arial Unicode MS" w:hAnsi="Arial Unicode MS" w:eastAsia="Arial Unicode MS"/>
+        <w:rFonts w:ascii="Hiragino Sans GB" w:hAnsi="Hiragino Sans GB" w:eastAsia="Hiragino Sans GB"/>
         <w:b/>
         <w:color w:val="686970"/>
         <w:sz w:val="18"/>
@@ -13622,7 +13641,7 @@
         <w:spacing w:after="80" w:line="300" w:lineRule="auto"/>
       </w:pPr>
       <w:rPr>
-        <w:rFonts w:ascii="Arial Unicode MS" w:hAnsi="Arial Unicode MS" w:eastAsia="Arial Unicode MS"/>
+        <w:rFonts w:ascii="Hiragino Sans GB" w:hAnsi="Hiragino Sans GB" w:eastAsia="Hiragino Sans GB"/>
       </w:rPr>
     </w:lvl>
   </w:abstractNum>
@@ -13644,7 +13663,7 @@
         <w:spacing w:after="80" w:line="300" w:lineRule="auto"/>
       </w:pPr>
       <w:rPr>
-        <w:rFonts w:ascii="Arial Unicode MS" w:hAnsi="Arial Unicode MS" w:eastAsia="Arial Unicode MS"/>
+        <w:rFonts w:ascii="Hiragino Sans GB" w:hAnsi="Hiragino Sans GB" w:eastAsia="Hiragino Sans GB"/>
       </w:rPr>
     </w:lvl>
   </w:abstractNum>
@@ -13666,7 +13685,7 @@
         <w:spacing w:after="80" w:line="300" w:lineRule="auto"/>
       </w:pPr>
       <w:rPr>
-        <w:rFonts w:ascii="Arial Unicode MS" w:hAnsi="Arial Unicode MS" w:eastAsia="Arial Unicode MS"/>
+        <w:rFonts w:ascii="Hiragino Sans GB" w:hAnsi="Hiragino Sans GB" w:eastAsia="Hiragino Sans GB"/>
       </w:rPr>
     </w:lvl>
   </w:abstractNum>
@@ -13840,7 +13859,7 @@
       <w:spacing w:before="0" w:after="120" w:line="300" w:lineRule="auto"/>
     </w:pPr>
     <w:rPr>
-      <w:rFonts w:ascii="Arial Unicode MS" w:hAnsi="Arial Unicode MS" w:eastAsia="Arial Unicode MS"/>
+      <w:rFonts w:ascii="Hiragino Sans GB" w:hAnsi="Hiragino Sans GB" w:eastAsia="Hiragino Sans GB"/>
       <w:color w:val="1F1F22"/>
       <w:sz w:val="22"/>
     </w:rPr>
@@ -13904,7 +13923,7 @@
       <w:outlineLvl w:val="0"/>
     </w:pPr>
     <w:rPr>
-      <w:rFonts w:asciiTheme="majorHAnsi" w:eastAsiaTheme="majorEastAsia" w:hAnsiTheme="majorHAnsi" w:cstheme="majorBidi" w:ascii="Arial Unicode MS" w:hAnsi="Arial Unicode MS" w:eastAsia="Arial Unicode MS"/>
+      <w:rFonts w:asciiTheme="majorHAnsi" w:eastAsiaTheme="majorEastAsia" w:hAnsiTheme="majorHAnsi" w:cstheme="majorBidi" w:ascii="Hiragino Sans GB" w:hAnsi="Hiragino Sans GB" w:eastAsia="Hiragino Sans GB"/>
       <w:b/>
       <w:bCs/>
       <w:color w:val="D83D73"/>
@@ -13928,7 +13947,7 @@
       <w:outlineLvl w:val="1"/>
     </w:pPr>
     <w:rPr>
-      <w:rFonts w:asciiTheme="majorHAnsi" w:eastAsiaTheme="majorEastAsia" w:hAnsiTheme="majorHAnsi" w:cstheme="majorBidi" w:ascii="Arial Unicode MS" w:hAnsi="Arial Unicode MS" w:eastAsia="Arial Unicode MS"/>
+      <w:rFonts w:asciiTheme="majorHAnsi" w:eastAsiaTheme="majorEastAsia" w:hAnsiTheme="majorHAnsi" w:cstheme="majorBidi" w:ascii="Hiragino Sans GB" w:hAnsi="Hiragino Sans GB" w:eastAsia="Hiragino Sans GB"/>
       <w:b/>
       <w:bCs/>
       <w:color w:val="D83D73"/>
@@ -13952,7 +13971,7 @@
       <w:outlineLvl w:val="2"/>
     </w:pPr>
     <w:rPr>
-      <w:rFonts w:asciiTheme="majorHAnsi" w:eastAsiaTheme="majorEastAsia" w:hAnsiTheme="majorHAnsi" w:cstheme="majorBidi" w:ascii="Arial Unicode MS" w:hAnsi="Arial Unicode MS" w:eastAsia="Arial Unicode MS"/>
+      <w:rFonts w:asciiTheme="majorHAnsi" w:eastAsiaTheme="majorEastAsia" w:hAnsiTheme="majorHAnsi" w:cstheme="majorBidi" w:ascii="Hiragino Sans GB" w:hAnsi="Hiragino Sans GB" w:eastAsia="Hiragino Sans GB"/>
       <w:b/>
       <w:bCs/>
       <w:color w:val="8F244B"/>
@@ -14638,7 +14657,7 @@
       <w:jc w:val="center"/>
     </w:pPr>
     <w:rPr>
-      <w:rFonts w:ascii="Arial Unicode MS" w:hAnsi="Arial Unicode MS" w:eastAsia="Arial Unicode MS"/>
+      <w:rFonts w:ascii="Hiragino Sans GB" w:hAnsi="Hiragino Sans GB" w:eastAsia="Hiragino Sans GB"/>
       <w:b/>
       <w:bCs/>
       <w:i w:val="0"/>
